--- a/redesign/files/ProcessWorkbookVCurrent.docx
+++ b/redesign/files/ProcessWorkbookVCurrent.docx
@@ -22,6 +22,11 @@
         </w:rPr>
         <w:t xml:space="preserve">:</w:t>
       </w:r>
+      <w:r>
+        <w:rPr>
+          <w:rtl w:val="0"/>
+        </w:rPr>
+      </w:r>
     </w:p>
     <w:p>
       <w:pPr>
@@ -50,7 +55,7 @@
         <w:rPr>
           <w:rtl w:val="0"/>
         </w:rPr>
-        <w:t xml:space="preserve">Version 3b, Spring 2026</w:t>
+        <w:t xml:space="preserve">Version 3c, Fall 2026</w:t>
       </w:r>
     </w:p>
     <w:p>
@@ -402,12 +407,12 @@
           <wp:inline distB="114300" distT="114300" distL="114300" distR="114300">
             <wp:extent cx="5049893" cy="7062788"/>
             <wp:effectExtent b="0" l="0" r="0" t="0"/>
-            <wp:docPr id="2" name="image2.png"/>
+            <wp:docPr id="2" name="image1.png"/>
             <a:graphic>
               <a:graphicData uri="http://schemas.openxmlformats.org/drawingml/2006/picture">
                 <pic:pic>
                   <pic:nvPicPr>
-                    <pic:cNvPr id="0" name="image2.png"/>
+                    <pic:cNvPr id="0" name="image1.png"/>
                     <pic:cNvPicPr preferRelativeResize="0"/>
                   </pic:nvPicPr>
                   <pic:blipFill>
@@ -1056,12 +1061,12 @@
           <wp:inline distB="114300" distT="114300" distL="114300" distR="114300">
             <wp:extent cx="838200" cy="295275"/>
             <wp:effectExtent b="0" l="0" r="0" t="0"/>
-            <wp:docPr descr="Creative Commons Attribution-NonCommercial-ShareAlike 4.0 International License" id="1" name="image1.png"/>
+            <wp:docPr descr="Creative Commons Attribution-NonCommercial-ShareAlike 4.0 International License" id="1" name="image2.png"/>
             <a:graphic>
               <a:graphicData uri="http://schemas.openxmlformats.org/drawingml/2006/picture">
                 <pic:pic>
                   <pic:nvPicPr>
-                    <pic:cNvPr descr="Creative Commons Attribution-NonCommercial-ShareAlike 4.0 International License" id="0" name="image1.png"/>
+                    <pic:cNvPr descr="Creative Commons Attribution-NonCommercial-ShareAlike 4.0 International License" id="0" name="image2.png"/>
                     <pic:cNvPicPr preferRelativeResize="0"/>
                   </pic:nvPicPr>
                   <pic:blipFill>
@@ -1259,7 +1264,19 @@
         <w:rPr>
           <w:rtl w:val="0"/>
         </w:rPr>
-        <w:t xml:space="preserve"> Similar items that are department/program-specific will be considered in the next step. Suggested documents: </w:t>
+        <w:t xml:space="preserve"> Similar items that are department/program-specific will be considered in the next step. </w:t>
+      </w:r>
+      <w:r>
+        <w:rPr>
+          <w:rtl w:val="0"/>
+        </w:rPr>
+        <w:t xml:space="preserve">Suggested documents</w:t>
+      </w:r>
+      <w:r>
+        <w:rPr>
+          <w:rtl w:val="0"/>
+        </w:rPr>
+        <w:t xml:space="preserve">: </w:t>
       </w:r>
     </w:p>
     <w:p>
@@ -1435,16 +1452,6 @@
         </w:rPr>
         <w:t xml:space="preserve">Faculty Review Criteria</w:t>
       </w:r>
-      <w:r>
-        <w:rPr>
-          <w:rtl w:val="0"/>
-        </w:rPr>
-      </w:r>
-    </w:p>
-    <w:p>
-      <w:pPr>
-        <w:rPr/>
-      </w:pPr>
       <w:r>
         <w:rPr>
           <w:rtl w:val="0"/>
@@ -2917,85 +2924,92 @@
         <w:pStyle w:val="Heading2"/>
         <w:rPr/>
       </w:pPr>
-      <w:bookmarkStart w:colFirst="0" w:colLast="0" w:name="_xndy65ugu92e" w:id="14"/>
+      <w:bookmarkStart w:colFirst="0" w:colLast="0" w:name="_2r9fs9f0ewot" w:id="14"/>
       <w:bookmarkEnd w:id="14"/>
       <w:r>
         <w:rPr>
           <w:rtl w:val="0"/>
         </w:rPr>
-        <w:t xml:space="preserve">Identity-Driven Design Principles</w:t>
-      </w:r>
-      <w:r>
-        <w:rPr>
-          <w:rtl w:val="0"/>
-        </w:rPr>
-      </w:r>
-    </w:p>
-    <w:p>
-      <w:pPr>
-        <w:rPr/>
-      </w:pPr>
-      <w:r>
-        <w:rPr>
-          <w:rtl w:val="0"/>
-        </w:rPr>
-        <w:t xml:space="preserve">Review your identity statement from Step 1.3.  Ask yourself what structure or broad elements for a curriculum would be most important to ensure the student experience is strongly aligned with your identity.</w:t>
-      </w:r>
-    </w:p>
-    <w:p>
-      <w:pPr>
-        <w:rPr/>
-      </w:pPr>
-      <w:r>
-        <w:rPr>
-          <w:rtl w:val="0"/>
-        </w:rPr>
-      </w:r>
-    </w:p>
-    <w:p>
-      <w:pPr>
-        <w:rPr/>
-      </w:pPr>
-      <w:r>
-        <w:rPr>
-          <w:rtl w:val="0"/>
-        </w:rPr>
-        <w:t xml:space="preserve">For example, if your institution has a mission of recruiting and educating first-generation college-going students, and your department similarly focuses on supporting this student population, you should have one or more design principles related to this goal. Depending on how well developed this portion of your identity is, it might be as simple as “supports the needs of first generation undergraduate students.” Or you may articulate your understanding of those needs within your student population in more detail, perhaps as relates to entry points into your major, flexibility, and mentoring. </w:t>
-      </w:r>
-    </w:p>
-    <w:p>
-      <w:pPr>
-        <w:rPr/>
-      </w:pPr>
-      <w:r>
-        <w:rPr>
-          <w:rtl w:val="0"/>
-        </w:rPr>
-      </w:r>
-    </w:p>
-    <w:p>
-      <w:pPr>
-        <w:rPr/>
-      </w:pPr>
-      <w:r>
-        <w:rPr>
-          <w:rtl w:val="0"/>
-        </w:rPr>
-        <w:t xml:space="preserve">While doing this, be careful not to describe what your curriculum </w:t>
-      </w:r>
-      <w:r>
-        <w:rPr>
-          <w:i w:val="1"/>
-          <w:iCs w:val="1"/>
-          <w:rtl w:val="0"/>
-        </w:rPr>
-        <w:t xml:space="preserve">already does</w:t>
-      </w:r>
-      <w:r>
-        <w:rPr>
-          <w:rtl w:val="0"/>
-        </w:rPr>
-        <w:t xml:space="preserve">. Instead, reflect on aspirational design principles driven by your identity. Subsequent steps will allow you to take into account your current state and operational constraints.</w:t>
+        <w:t xml:space="preserve">Curricular Stateholders</w:t>
+      </w:r>
+      <w:r>
+        <w:rPr>
+          <w:rtl w:val="0"/>
+        </w:rPr>
+      </w:r>
+    </w:p>
+    <w:p>
+      <w:pPr>
+        <w:rPr/>
+      </w:pPr>
+      <w:r>
+        <w:rPr>
+          <w:rtl w:val="0"/>
+        </w:rPr>
+        <w:t xml:space="preserve">As you are developing your design principles, you should keep in mind the range of relevant perspectives, which requires identifying the stakeholders in your curriculum.</w:t>
+      </w:r>
+    </w:p>
+    <w:p>
+      <w:pPr>
+        <w:rPr/>
+      </w:pPr>
+      <w:r>
+        <w:rPr>
+          <w:rtl w:val="0"/>
+        </w:rPr>
+      </w:r>
+    </w:p>
+    <w:p>
+      <w:pPr>
+        <w:rPr/>
+      </w:pPr>
+      <w:r>
+        <w:rPr>
+          <w:rtl w:val="0"/>
+        </w:rPr>
+        <w:t xml:space="preserve">Begin by considering your student body. What variation do you see in the experiences and goals of your students, both of those students within your major and at the institution as a whole? If you are hoping to grow your student body (within your major or at your institution as a whole), are there different goals or prior experience that you need to anticipate and support? How might the needs of your students have changed over the previous years?</w:t>
+      </w:r>
+    </w:p>
+    <w:p>
+      <w:pPr>
+        <w:rPr/>
+      </w:pPr>
+      <w:r>
+        <w:rPr>
+          <w:rtl w:val="0"/>
+        </w:rPr>
+      </w:r>
+    </w:p>
+    <w:p>
+      <w:pPr>
+        <w:rPr/>
+      </w:pPr>
+      <w:r>
+        <w:rPr>
+          <w:rtl w:val="0"/>
+        </w:rPr>
+        <w:t xml:space="preserve">Beyond this, consider who your curricular stakeholders are, both within your institution and in your broader community. What priorities do they have for your curriculum or for computing education at your institution?</w:t>
+      </w:r>
+    </w:p>
+    <w:p>
+      <w:pPr>
+        <w:rPr/>
+      </w:pPr>
+      <w:r>
+        <w:rPr>
+          <w:rtl w:val="0"/>
+        </w:rPr>
+      </w:r>
+    </w:p>
+    <w:p>
+      <w:pPr>
+        <w:rPr/>
+      </w:pPr>
+      <w:r>
+        <w:rPr>
+          <w:rtl w:val="0"/>
+        </w:rPr>
+        <w:t xml:space="preserve">You may find that, in order to answer these questions, you need to carry out focus groups or surveys of some stakeholder populations or discuss trends in your student body with your admissions and enrollment team, student life division, or other group.</w:t>
       </w:r>
     </w:p>
     <w:p>
@@ -3019,26 +3033,33 @@
         <w:rPr>
           <w:b w:val="1"/>
           <w:bCs w:val="1"/>
-          <w:rtl w:val="0"/>
-        </w:rPr>
-        <w:t xml:space="preserve">2.</w:t>
-      </w:r>
-      <w:r>
-        <w:rPr>
+          <w:sz w:val="23"/>
+          <w:szCs w:val="23"/>
+          <w:rtl w:val="0"/>
+        </w:rPr>
+        <w:t xml:space="preserve">2.1. </w:t>
+      </w:r>
+      <w:r>
+        <w:rPr>
+          <w:rFonts w:ascii="Roboto" w:cs="Roboto" w:eastAsia="Roboto" w:hAnsi="Roboto"/>
           <w:b w:val="1"/>
           <w:bCs w:val="1"/>
-          <w:rtl w:val="0"/>
-        </w:rPr>
-        <w:t xml:space="preserve">1. What are your identity-driven design principles? </w:t>
-      </w:r>
-    </w:p>
-    <w:p>
-      <w:pPr>
+          <w:sz w:val="23"/>
+          <w:szCs w:val="23"/>
+          <w:rtl w:val="0"/>
+        </w:rPr>
+        <w:t xml:space="preserve">Who are the various stakeholders with an interest in your design principles and what priorities do they have for your curriculum? For your students in particular, what range of experience, educational goals, and career goals do you want to </w:t>
+      </w:r>
+      <w:r>
         <w:rPr>
           <w:b w:val="1"/>
           <w:bCs w:val="1"/>
-        </w:rPr>
-      </w:pPr>
+          <w:sz w:val="23"/>
+          <w:szCs w:val="23"/>
+          <w:rtl w:val="0"/>
+        </w:rPr>
+        <w:t xml:space="preserve">support?</w:t>
+      </w:r>
       <w:r>
         <w:rPr>
           <w:rtl w:val="0"/>
@@ -3135,9 +3156,7 @@
     </w:tbl>
     <w:p>
       <w:pPr>
-        <w:rPr>
-          <w:color w:val="0000ff"/>
-        </w:rPr>
+        <w:rPr/>
       </w:pPr>
       <w:r>
         <w:rPr>
@@ -3150,109 +3169,85 @@
         <w:pStyle w:val="Heading2"/>
         <w:rPr/>
       </w:pPr>
-      <w:bookmarkStart w:colFirst="0" w:colLast="0" w:name="_v9cj3gj6f0wg" w:id="15"/>
+      <w:bookmarkStart w:colFirst="0" w:colLast="0" w:name="_xndy65ugu92e" w:id="15"/>
       <w:bookmarkEnd w:id="15"/>
       <w:r>
         <w:rPr>
           <w:rtl w:val="0"/>
         </w:rPr>
-        <w:t xml:space="preserve">Structural</w:t>
-      </w:r>
-      <w:r>
-        <w:rPr>
-          <w:rtl w:val="0"/>
-        </w:rPr>
-        <w:t xml:space="preserve"> Design Principles</w:t>
-      </w:r>
-      <w:r>
-        <w:rPr>
-          <w:rtl w:val="0"/>
-        </w:rPr>
-      </w:r>
-    </w:p>
-    <w:p>
-      <w:pPr>
-        <w:rPr/>
-      </w:pPr>
-      <w:r>
-        <w:rPr>
-          <w:rtl w:val="0"/>
-        </w:rPr>
-        <w:t xml:space="preserve">In addition to the design principles that come out of your identity, it is important to understand the practical requirements and constraints that your program operates under. As described above, these may come from institutional requirements on majors or be shaped by department resources. </w:t>
-      </w:r>
-      <w:r>
-        <w:rPr>
-          <w:rtl w:val="0"/>
-        </w:rPr>
-        <w:t xml:space="preserve">Consider if your structural design principles can be phrased in neutral terms or as opportunities, rather than as limitations.</w:t>
-      </w:r>
-      <w:r>
-        <w:rPr>
-          <w:rtl w:val="0"/>
-        </w:rPr>
-      </w:r>
-    </w:p>
-    <w:p>
-      <w:pPr>
-        <w:rPr/>
-      </w:pPr>
-      <w:r>
-        <w:rPr>
-          <w:rtl w:val="0"/>
-        </w:rPr>
-      </w:r>
-    </w:p>
-    <w:p>
-      <w:pPr>
-        <w:rPr/>
-      </w:pPr>
-      <w:r>
-        <w:rPr>
-          <w:rtl w:val="0"/>
-        </w:rPr>
-        <w:t xml:space="preserve">As you proceed with this step, think carefully about any requirements or constraints that might come out of department tradition or history but could now be revisited. For example, while a three-person department is unlikely to become a ten-person department, this is a good opportunity to consider whether you must offer a curriculum that can be staffed by no more than three full-time faculty (which perhaps you do), or whether your institution would consider adding staffing in order to support an updated curriculum.</w:t>
-      </w:r>
-    </w:p>
-    <w:p>
-      <w:pPr>
-        <w:rPr/>
-      </w:pPr>
-      <w:r>
-        <w:rPr>
-          <w:rtl w:val="0"/>
-        </w:rPr>
-      </w:r>
-    </w:p>
-    <w:p>
-      <w:pPr>
-        <w:rPr/>
-      </w:pPr>
-      <w:r>
-        <w:rPr>
-          <w:rtl w:val="0"/>
-        </w:rPr>
-        <w:t xml:space="preserve">If you haven’t done this recently, you should also confirm that you have an up-to-date understanding of institutional requirements for majors. You may want to review guidance or forms that your curriculum committee or academic affairs require when revising an academic program.</w:t>
-      </w:r>
-    </w:p>
-    <w:p>
-      <w:pPr>
-        <w:rPr/>
-      </w:pPr>
-      <w:r>
-        <w:rPr>
-          <w:rtl w:val="0"/>
-        </w:rPr>
-      </w:r>
-    </w:p>
-    <w:p>
-      <w:pPr>
-        <w:rPr/>
-      </w:pPr>
-      <w:r>
-        <w:rPr>
-          <w:rtl w:val="0"/>
-        </w:rPr>
-        <w:t xml:space="preserve">As you complete this step, be careful to be complete but not over-constrain your curriculum design.</w:t>
+        <w:t xml:space="preserve">Identity-Driven Design Principles</w:t>
+      </w:r>
+      <w:r>
+        <w:rPr>
+          <w:rtl w:val="0"/>
+        </w:rPr>
+      </w:r>
+    </w:p>
+    <w:p>
+      <w:pPr>
+        <w:rPr/>
+      </w:pPr>
+      <w:r>
+        <w:rPr>
+          <w:rtl w:val="0"/>
+        </w:rPr>
+        <w:t xml:space="preserve">Review your identity statement from Step 1.3.  Ask yourself what structure or broad elements for a curriculum would be most important to ensure the student experience is strongly aligned with your identity.</w:t>
+      </w:r>
+    </w:p>
+    <w:p>
+      <w:pPr>
+        <w:rPr/>
+      </w:pPr>
+      <w:r>
+        <w:rPr>
+          <w:rtl w:val="0"/>
+        </w:rPr>
+      </w:r>
+    </w:p>
+    <w:p>
+      <w:pPr>
+        <w:rPr/>
+      </w:pPr>
+      <w:r>
+        <w:rPr>
+          <w:rtl w:val="0"/>
+        </w:rPr>
+        <w:t xml:space="preserve">For example, if your institution has a mission of recruiting and educating first-generation college-going students, and your department similarly focuses on supporting this student population, you should have one or more design principles related to this goal. Depending on how well developed this portion of your identity is, it might be as simple as “supports the needs of first generation undergraduate students.” Or you may articulate your understanding of those needs within your student population in more detail, perhaps as relates to entry points into your major, flexibility, and mentoring. </w:t>
+      </w:r>
+    </w:p>
+    <w:p>
+      <w:pPr>
+        <w:rPr/>
+      </w:pPr>
+      <w:r>
+        <w:rPr>
+          <w:rtl w:val="0"/>
+        </w:rPr>
+      </w:r>
+    </w:p>
+    <w:p>
+      <w:pPr>
+        <w:rPr/>
+      </w:pPr>
+      <w:r>
+        <w:rPr>
+          <w:rtl w:val="0"/>
+        </w:rPr>
+        <w:t xml:space="preserve">While doing this, be careful not to describe what your curriculum </w:t>
+      </w:r>
+      <w:r>
+        <w:rPr>
+          <w:i w:val="1"/>
+          <w:iCs w:val="1"/>
+          <w:rtl w:val="0"/>
+        </w:rPr>
+        <w:t xml:space="preserve">already does</w:t>
+      </w:r>
+      <w:r>
+        <w:rPr>
+          <w:rtl w:val="0"/>
+        </w:rPr>
+        <w:t xml:space="preserve">. Instead, reflect on aspirational design principles driven by your identity. Subsequent steps will allow you to take into account your current state and operational constraints.</w:t>
       </w:r>
     </w:p>
     <w:p>
@@ -3278,7 +3273,15 @@
           <w:bCs w:val="1"/>
           <w:rtl w:val="0"/>
         </w:rPr>
-        <w:t xml:space="preserve">2.2. Optionally list the historical constraints on your program design. Identify any constraints that could change or have already changed.</w:t>
+        <w:t xml:space="preserve">2.</w:t>
+      </w:r>
+      <w:r>
+        <w:rPr>
+          <w:b w:val="1"/>
+          <w:bCs w:val="1"/>
+          <w:rtl w:val="0"/>
+        </w:rPr>
+        <w:t xml:space="preserve">2. What are your identity-driven design principles? </w:t>
       </w:r>
     </w:p>
     <w:p>
@@ -3384,12 +3387,124 @@
     </w:tbl>
     <w:p>
       <w:pPr>
-        <w:rPr/>
-      </w:pPr>
-      <w:r>
-        <w:rPr>
-          <w:rtl w:val="0"/>
-        </w:rPr>
+        <w:rPr>
+          <w:color w:val="0000ff"/>
+        </w:rPr>
+      </w:pPr>
+      <w:r>
+        <w:rPr>
+          <w:rtl w:val="0"/>
+        </w:rPr>
+      </w:r>
+    </w:p>
+    <w:p>
+      <w:pPr>
+        <w:pStyle w:val="Heading2"/>
+        <w:rPr/>
+      </w:pPr>
+      <w:bookmarkStart w:colFirst="0" w:colLast="0" w:name="_v9cj3gj6f0wg" w:id="16"/>
+      <w:bookmarkEnd w:id="16"/>
+      <w:r>
+        <w:rPr>
+          <w:rtl w:val="0"/>
+        </w:rPr>
+        <w:t xml:space="preserve">Structural</w:t>
+      </w:r>
+      <w:r>
+        <w:rPr>
+          <w:rtl w:val="0"/>
+        </w:rPr>
+        <w:t xml:space="preserve"> Design Principles</w:t>
+      </w:r>
+      <w:r>
+        <w:rPr>
+          <w:rtl w:val="0"/>
+        </w:rPr>
+      </w:r>
+    </w:p>
+    <w:p>
+      <w:pPr>
+        <w:rPr/>
+      </w:pPr>
+      <w:r>
+        <w:rPr>
+          <w:rtl w:val="0"/>
+        </w:rPr>
+        <w:t xml:space="preserve">In addition to the design principles that come out of your identity, it is important to understand the practical requirements and constraints that your program operates under. As described above, these may come from institutional requirements on majors or be shaped by department resources. </w:t>
+      </w:r>
+      <w:r>
+        <w:rPr>
+          <w:rtl w:val="0"/>
+        </w:rPr>
+        <w:t xml:space="preserve">Consider if your structural design principles can be phrased in neutral terms or as opportunities, rather than as limitations.</w:t>
+      </w:r>
+      <w:r>
+        <w:rPr>
+          <w:rtl w:val="0"/>
+        </w:rPr>
+      </w:r>
+    </w:p>
+    <w:p>
+      <w:pPr>
+        <w:rPr/>
+      </w:pPr>
+      <w:r>
+        <w:rPr>
+          <w:rtl w:val="0"/>
+        </w:rPr>
+      </w:r>
+    </w:p>
+    <w:p>
+      <w:pPr>
+        <w:rPr/>
+      </w:pPr>
+      <w:r>
+        <w:rPr>
+          <w:rtl w:val="0"/>
+        </w:rPr>
+        <w:t xml:space="preserve">As you proceed with this step, think carefully about any requirements or constraints that might come out of department tradition or history but could now be revisited. For example, while a three-person department is unlikely to become a ten-person department, this is a good opportunity to consider whether you must offer a curriculum that can be staffed by no more than three full-time faculty (which perhaps you do), or whether your institution would consider adding staffing in order to support an updated curriculum.</w:t>
+      </w:r>
+    </w:p>
+    <w:p>
+      <w:pPr>
+        <w:rPr/>
+      </w:pPr>
+      <w:r>
+        <w:rPr>
+          <w:rtl w:val="0"/>
+        </w:rPr>
+      </w:r>
+    </w:p>
+    <w:p>
+      <w:pPr>
+        <w:rPr/>
+      </w:pPr>
+      <w:r>
+        <w:rPr>
+          <w:rtl w:val="0"/>
+        </w:rPr>
+        <w:t xml:space="preserve">If you haven’t done this recently, you should also confirm that you have an up-to-date understanding of institutional requirements for majors. You may want to review guidance or forms that your curriculum committee or academic affairs require when revising an academic program.</w:t>
+      </w:r>
+    </w:p>
+    <w:p>
+      <w:pPr>
+        <w:rPr/>
+      </w:pPr>
+      <w:r>
+        <w:rPr>
+          <w:rtl w:val="0"/>
+        </w:rPr>
+      </w:r>
+    </w:p>
+    <w:p>
+      <w:pPr>
+        <w:rPr/>
+      </w:pPr>
+      <w:r>
+        <w:rPr>
+          <w:rtl w:val="0"/>
+        </w:rPr>
+        <w:t xml:space="preserve">As you complete this step, be careful to be complete but not over-constrain your curriculum design.</w:t>
       </w:r>
     </w:p>
     <w:p>
@@ -3415,12 +3530,7 @@
           <w:bCs w:val="1"/>
           <w:rtl w:val="0"/>
         </w:rPr>
-        <w:t xml:space="preserve">2.3. What structural design principles will inform your program design going forward? </w:t>
-      </w:r>
-      <w:r>
-        <w:rPr>
-          <w:rtl w:val="0"/>
-        </w:rPr>
+        <w:t xml:space="preserve">2.3. Optionally list the historical constraints on your program design. Identify any constraints that could change or have already changed.</w:t>
       </w:r>
     </w:p>
     <w:p>
@@ -3526,91 +3636,12 @@
     </w:tbl>
     <w:p>
       <w:pPr>
-        <w:rPr>
-          <w:color w:val="0000ff"/>
-        </w:rPr>
-      </w:pPr>
-      <w:r>
-        <w:rPr>
-          <w:rtl w:val="0"/>
-        </w:rPr>
-      </w:r>
-    </w:p>
-    <w:p>
-      <w:pPr>
-        <w:pStyle w:val="Heading2"/>
-        <w:rPr>
-          <w:rFonts w:ascii="Roboto" w:cs="Roboto" w:eastAsia="Roboto" w:hAnsi="Roboto"/>
-          <w:sz w:val="21"/>
-          <w:szCs w:val="21"/>
-          <w:highlight w:val="white"/>
-        </w:rPr>
-      </w:pPr>
-      <w:bookmarkStart w:colFirst="0" w:colLast="0" w:name="_3x3ji7vyt7ih" w:id="16"/>
-      <w:bookmarkEnd w:id="16"/>
-      <w:r>
-        <w:rPr>
-          <w:rtl w:val="0"/>
-        </w:rPr>
-        <w:t xml:space="preserve">Design Principle Completeness</w:t>
-      </w:r>
-      <w:r>
-        <w:rPr>
-          <w:rtl w:val="0"/>
-        </w:rPr>
-      </w:r>
-    </w:p>
-    <w:p>
-      <w:pPr>
-        <w:rPr/>
-      </w:pPr>
-      <w:r>
-        <w:rPr>
-          <w:rtl w:val="0"/>
-        </w:rPr>
-        <w:t xml:space="preserve">Before proceeding, you will now review your set of design principles to ensure that all relevant perspectives have been considered. Begin by considering your student body. What variation do you see in the experiences and goals of your students, both of those students within your major and at the institution as a whole? If you are hoping to grow your student body (within your major or at your institution as a whole), are there different goals or prior experience that you need to anticipate and support? How might the needs of your students have changed over the previous years?</w:t>
-      </w:r>
-    </w:p>
-    <w:p>
-      <w:pPr>
-        <w:rPr/>
-      </w:pPr>
-      <w:r>
-        <w:rPr>
-          <w:rtl w:val="0"/>
-        </w:rPr>
-      </w:r>
-    </w:p>
-    <w:p>
-      <w:pPr>
-        <w:rPr/>
-      </w:pPr>
-      <w:r>
-        <w:rPr>
-          <w:rtl w:val="0"/>
-        </w:rPr>
-        <w:t xml:space="preserve">Beyond this, consider who your curricular stakeholders are, both within your institution and in your broader community. What priorities do they have for your curriculum or for computing education at your institution?</w:t>
-      </w:r>
-    </w:p>
-    <w:p>
-      <w:pPr>
-        <w:rPr/>
-      </w:pPr>
-      <w:r>
-        <w:rPr>
-          <w:rtl w:val="0"/>
-        </w:rPr>
-      </w:r>
-    </w:p>
-    <w:p>
-      <w:pPr>
-        <w:rPr/>
-      </w:pPr>
-      <w:r>
-        <w:rPr>
-          <w:rtl w:val="0"/>
-        </w:rPr>
-        <w:t xml:space="preserve">You may find that, in order to answer these questions, you need to carry out focus groups or surveys of some stakeholder populations or discuss trends in your student body with your admissions and enrollment team, student life division, or other group.</w:t>
+        <w:rPr/>
+      </w:pPr>
+      <w:r>
+        <w:rPr>
+          <w:rtl w:val="0"/>
+        </w:rPr>
       </w:r>
     </w:p>
     <w:p>
@@ -3634,33 +3665,23 @@
         <w:rPr>
           <w:b w:val="1"/>
           <w:bCs w:val="1"/>
-          <w:sz w:val="23"/>
-          <w:szCs w:val="23"/>
-          <w:rtl w:val="0"/>
-        </w:rPr>
-        <w:t xml:space="preserve">2.4. </w:t>
-      </w:r>
-      <w:r>
-        <w:rPr>
-          <w:rFonts w:ascii="Roboto" w:cs="Roboto" w:eastAsia="Roboto" w:hAnsi="Roboto"/>
+          <w:rtl w:val="0"/>
+        </w:rPr>
+        <w:t xml:space="preserve">2.4. What structural design principles will inform your program design going forward? </w:t>
+      </w:r>
+      <w:r>
+        <w:rPr>
+          <w:rtl w:val="0"/>
+        </w:rPr>
+      </w:r>
+    </w:p>
+    <w:p>
+      <w:pPr>
+        <w:rPr>
           <w:b w:val="1"/>
           <w:bCs w:val="1"/>
-          <w:sz w:val="23"/>
-          <w:szCs w:val="23"/>
-          <w:rtl w:val="0"/>
-        </w:rPr>
-        <w:t xml:space="preserve">Who are the various stakeholders with an interest in your design principles and what priorities do they have for your curriculum? For your students in particular, what range of experience, educational goals, and career goals do you want to </w:t>
-      </w:r>
-      <w:r>
-        <w:rPr>
-          <w:b w:val="1"/>
-          <w:bCs w:val="1"/>
-          <w:sz w:val="23"/>
-          <w:szCs w:val="23"/>
-          <w:rtl w:val="0"/>
-        </w:rPr>
-        <w:t xml:space="preserve">support?</w:t>
-      </w:r>
+        </w:rPr>
+      </w:pPr>
       <w:r>
         <w:rPr>
           <w:rtl w:val="0"/>
@@ -3769,8 +3790,38 @@
     </w:p>
     <w:p>
       <w:pPr>
-        <w:rPr/>
-      </w:pPr>
+        <w:pStyle w:val="Heading2"/>
+        <w:rPr>
+          <w:rFonts w:ascii="Roboto" w:cs="Roboto" w:eastAsia="Roboto" w:hAnsi="Roboto"/>
+          <w:sz w:val="21"/>
+          <w:szCs w:val="21"/>
+          <w:highlight w:val="white"/>
+        </w:rPr>
+      </w:pPr>
+      <w:bookmarkStart w:colFirst="0" w:colLast="0" w:name="_3x3ji7vyt7ih" w:id="17"/>
+      <w:bookmarkEnd w:id="17"/>
+      <w:r>
+        <w:rPr>
+          <w:rtl w:val="0"/>
+        </w:rPr>
+        <w:t xml:space="preserve">Design Principle Completeness</w:t>
+      </w:r>
+      <w:r>
+        <w:rPr>
+          <w:rtl w:val="0"/>
+        </w:rPr>
+      </w:r>
+    </w:p>
+    <w:p>
+      <w:pPr>
+        <w:rPr/>
+      </w:pPr>
+      <w:r>
+        <w:rPr>
+          <w:rtl w:val="0"/>
+        </w:rPr>
+        <w:t xml:space="preserve">You will now review your set of design principles to ensure that all relevant perspectives have been considered. </w:t>
+      </w:r>
       <w:r>
         <w:rPr>
           <w:rtl w:val="0"/>
@@ -3943,8 +3994,8 @@
         <w:pStyle w:val="Heading1"/>
         <w:rPr/>
       </w:pPr>
-      <w:bookmarkStart w:colFirst="0" w:colLast="0" w:name="_xi3kl0dxc3ee" w:id="17"/>
-      <w:bookmarkEnd w:id="17"/>
+      <w:bookmarkStart w:colFirst="0" w:colLast="0" w:name="_xi3kl0dxc3ee" w:id="18"/>
+      <w:bookmarkEnd w:id="18"/>
       <w:r>
         <w:rPr>
           <w:rtl w:val="0"/>
@@ -3987,7 +4038,7 @@
         <w:rPr>
           <w:rtl w:val="0"/>
         </w:rPr>
-        <w:t xml:space="preserve">. A useful resource defining student learning outcomes is available at: </w:t>
+        <w:t xml:space="preserve">. A useful resource defining student learning outcomes is available at:</w:t>
       </w:r>
       <w:hyperlink r:id="rId12">
         <w:r>
@@ -3996,13 +4047,19 @@
             <w:u w:val="single"/>
             <w:rtl w:val="0"/>
           </w:rPr>
-          <w:t xml:space="preserve">https://www.colorado.edu/oda/sites/default/files/attached-files/program_learning_outcomes_v2.pdf</w:t>
+          <w:t xml:space="preserve">https://furman.app.box.com/s/nieevny53hm0xx5500yroorip3hgcav9</w:t>
         </w:r>
       </w:hyperlink>
       <w:r>
         <w:rPr>
           <w:rtl w:val="0"/>
         </w:rPr>
+        <w:t xml:space="preserve"> </w:t>
+      </w:r>
+      <w:r>
+        <w:rPr>
+          <w:rtl w:val="0"/>
+        </w:rPr>
         <w:t xml:space="preserve">.  You can also see some sample program-level learning outcomes in Appendix D.</w:t>
       </w:r>
     </w:p>
@@ -4043,8 +4100,8 @@
         <w:pStyle w:val="Heading2"/>
         <w:rPr/>
       </w:pPr>
-      <w:bookmarkStart w:colFirst="0" w:colLast="0" w:name="_az4acun4taub" w:id="18"/>
-      <w:bookmarkEnd w:id="18"/>
+      <w:bookmarkStart w:colFirst="0" w:colLast="0" w:name="_az4acun4taub" w:id="19"/>
+      <w:bookmarkEnd w:id="19"/>
       <w:r>
         <w:rPr>
           <w:rtl w:val="0"/>
@@ -4063,7 +4120,28 @@
           <w:highlight w:val="white"/>
           <w:rtl w:val="0"/>
         </w:rPr>
-        <w:t xml:space="preserve">Use your work from the prior steps to identify program level outcomes that would align well with your identity statement (1.3) and design principles (2.1, 2.2, and 2.3). What does your identity tell you about the characteristics you want to see in your graduates? What outcomes align well with your design principles. If you already have program level outcomes, you'll turn to those in the next step. Here, your goal is to reflect on what new or different outcomes you might set if you were designing a program from scratch based on your identity.</w:t>
+        <w:t xml:space="preserve">Use your work from the prior steps to identify program level outcomes that would align well with your identity statement (1.3) and design principles (2.2, 2.3, and 2.4). What does your identity tell you about the characteristics you want to see in your graduates? What outcomes align well with your design principles. If you already have program level outcomes, you'll turn to those in the next step. Here, your goal is to reflect on what new or different outcomes you might set if you were designing a program from scratch based on your identity.</w:t>
+      </w:r>
+      <w:r>
+        <w:rPr>
+          <w:b w:val="1"/>
+          <w:bCs w:val="1"/>
+          <w:highlight w:val="white"/>
+          <w:rtl w:val="0"/>
+        </w:rPr>
+        <w:t xml:space="preserve"> </w:t>
+      </w:r>
+      <w:r>
+        <w:rPr>
+          <w:highlight w:val="white"/>
+          <w:rtl w:val="0"/>
+        </w:rPr>
+        <w:t xml:space="preserve">Be aspirational - you may find it useful to think about “someday” outcomes you hope to eventually reach as well as your “now” outcomes that seem feasible in the short term.</w:t>
+      </w:r>
+      <w:r>
+        <w:rPr>
+          <w:rtl w:val="0"/>
+        </w:rPr>
       </w:r>
     </w:p>
     <w:p>
@@ -4208,8 +4286,8 @@
         <w:pStyle w:val="Heading2"/>
         <w:rPr/>
       </w:pPr>
-      <w:bookmarkStart w:colFirst="0" w:colLast="0" w:name="_6q8bth776yc1" w:id="19"/>
-      <w:bookmarkEnd w:id="19"/>
+      <w:bookmarkStart w:colFirst="0" w:colLast="0" w:name="_6q8bth776yc1" w:id="20"/>
+      <w:bookmarkEnd w:id="20"/>
       <w:r>
         <w:rPr>
           <w:rtl w:val="0"/>
@@ -4225,52 +4303,31 @@
     <w:p>
       <w:pPr>
         <w:rPr>
-          <w:highlight w:val="yellow"/>
-        </w:rPr>
-      </w:pPr>
-      <w:r>
-        <w:rPr>
           <w:sz w:val="21"/>
           <w:szCs w:val="21"/>
           <w:highlight w:val="white"/>
+        </w:rPr>
+      </w:pPr>
+      <w:r>
+        <w:rPr>
+          <w:sz w:val="21"/>
+          <w:szCs w:val="21"/>
+          <w:highlight w:val="white"/>
           <w:rtl w:val="0"/>
         </w:rPr>
         <w:t xml:space="preserve">Now, if you have existing program level outcomes, compare those to your list in 3.1. Are there any existing outcomes you would like to remove, replace, or revise? Are there new outcomes you would like to add? If you do not have existing program level outcomes, use this opportunity to reflect on what else might be missing. In both cases. iterate over your outcomes until you reach consensus within your department. </w:t>
       </w:r>
-      <w:r>
-        <w:rPr>
-          <w:rtl w:val="0"/>
-        </w:rPr>
-      </w:r>
-    </w:p>
-    <w:p>
-      <w:pPr>
-        <w:rPr/>
-      </w:pPr>
-      <w:r>
-        <w:rPr>
-          <w:rtl w:val="0"/>
-        </w:rPr>
-      </w:r>
-    </w:p>
-    <w:p>
-      <w:pPr>
-        <w:rPr/>
-      </w:pPr>
-      <w:r>
+    </w:p>
+    <w:p>
+      <w:pPr>
         <w:rPr>
           <w:b w:val="1"/>
           <w:bCs w:val="1"/>
-          <w:rtl w:val="0"/>
-        </w:rPr>
-        <w:t xml:space="preserve">3.2. Give your new/revised set of program-level student learning outcomes.</w:t>
-      </w:r>
-      <w:r>
-        <w:rPr>
-          <w:rtl w:val="0"/>
-        </w:rPr>
-        <w:t xml:space="preserve"> </w:t>
-      </w:r>
+          <w:sz w:val="21"/>
+          <w:szCs w:val="21"/>
+          <w:highlight w:val="white"/>
+        </w:rPr>
+      </w:pPr>
       <w:r>
         <w:rPr>
           <w:rtl w:val="0"/>
@@ -4282,6 +4339,42 @@
         <w:rPr>
           <w:b w:val="1"/>
           <w:bCs w:val="1"/>
+          <w:sz w:val="21"/>
+          <w:szCs w:val="21"/>
+          <w:highlight w:val="white"/>
+        </w:rPr>
+      </w:pPr>
+      <w:r>
+        <w:rPr>
+          <w:b w:val="1"/>
+          <w:bCs w:val="1"/>
+          <w:sz w:val="21"/>
+          <w:szCs w:val="21"/>
+          <w:highlight w:val="white"/>
+          <w:rtl w:val="0"/>
+        </w:rPr>
+        <w:t xml:space="preserve">(optional) 3.2a</w:t>
+      </w:r>
+      <w:r>
+        <w:rPr>
+          <w:b w:val="1"/>
+          <w:bCs w:val="1"/>
+          <w:sz w:val="21"/>
+          <w:szCs w:val="21"/>
+          <w:highlight w:val="white"/>
+          <w:rtl w:val="0"/>
+        </w:rPr>
+        <w:t xml:space="preserve"> If you have existing program level outcomes, what critiques or observations do you have about them that you would like to take into account in your revised set of learning outcomes?</w:t>
+      </w:r>
+    </w:p>
+    <w:p>
+      <w:pPr>
+        <w:rPr>
+          <w:b w:val="1"/>
+          <w:bCs w:val="1"/>
+          <w:sz w:val="21"/>
+          <w:szCs w:val="21"/>
+          <w:highlight w:val="white"/>
         </w:rPr>
       </w:pPr>
       <w:r>
@@ -4337,6 +4430,9 @@
               <w:rPr>
                 <w:b w:val="1"/>
                 <w:bCs w:val="1"/>
+                <w:sz w:val="21"/>
+                <w:szCs w:val="21"/>
+                <w:highlight w:val="white"/>
               </w:rPr>
             </w:pPr>
             <w:r>
@@ -4352,6 +4448,9 @@
               <w:rPr>
                 <w:b w:val="1"/>
                 <w:bCs w:val="1"/>
+                <w:sz w:val="21"/>
+                <w:szCs w:val="21"/>
+                <w:highlight w:val="white"/>
               </w:rPr>
             </w:pPr>
             <w:r>
@@ -4367,6 +4466,9 @@
               <w:rPr>
                 <w:b w:val="1"/>
                 <w:bCs w:val="1"/>
+                <w:sz w:val="21"/>
+                <w:szCs w:val="21"/>
+                <w:highlight w:val="white"/>
               </w:rPr>
             </w:pPr>
             <w:r>
@@ -4380,847 +4482,31 @@
     </w:tbl>
     <w:p>
       <w:pPr>
-        <w:pStyle w:val="Heading1"/>
-        <w:rPr/>
-      </w:pPr>
-      <w:bookmarkStart w:colFirst="0" w:colLast="0" w:name="_xtgn8rvchw0e" w:id="20"/>
-      <w:bookmarkEnd w:id="20"/>
-      <w:r>
-        <w:rPr>
-          <w:rtl w:val="0"/>
-        </w:rPr>
-        <w:t xml:space="preserve">Step Four: Interpreting and Adapting CS2023</w:t>
-      </w:r>
-    </w:p>
-    <w:p>
-      <w:pPr>
-        <w:rPr/>
-      </w:pPr>
-      <w:r>
-        <w:rPr>
-          <w:rtl w:val="0"/>
-        </w:rPr>
-      </w:r>
-    </w:p>
-    <w:p>
-      <w:pPr>
-        <w:rPr/>
-      </w:pPr>
-      <w:r>
-        <w:rPr>
-          <w:rtl w:val="0"/>
-        </w:rPr>
-        <w:t xml:space="preserve">The ACM/IEEE/AAAI Computer Science Curricula 2023 curricular guidelines (CS2023) provide important recommendations for the design and content of computer science major programs.  </w:t>
-      </w:r>
-    </w:p>
-    <w:p>
-      <w:pPr>
-        <w:rPr/>
-      </w:pPr>
-      <w:r>
-        <w:rPr>
-          <w:rtl w:val="0"/>
-        </w:rPr>
-        <w:t xml:space="preserve">The CS2023 recommendations in part aim to define what “</w:t>
-      </w:r>
-      <w:r>
-        <w:rPr>
-          <w:i w:val="1"/>
-          <w:iCs w:val="1"/>
-          <w:rtl w:val="0"/>
-        </w:rPr>
-        <w:t xml:space="preserve">every</w:t>
-      </w:r>
-      <w:r>
-        <w:rPr>
-          <w:rtl w:val="0"/>
-        </w:rPr>
-        <w:t xml:space="preserve"> Computer Science graduate </w:t>
-      </w:r>
+        <w:rPr/>
+      </w:pPr>
+      <w:r>
+        <w:rPr>
+          <w:rtl w:val="0"/>
+        </w:rPr>
+      </w:r>
+    </w:p>
+    <w:p>
+      <w:pPr>
+        <w:rPr/>
+      </w:pPr>
       <w:r>
         <w:rPr>
           <w:b w:val="1"/>
           <w:bCs w:val="1"/>
           <w:rtl w:val="0"/>
         </w:rPr>
-        <w:t xml:space="preserve">must</w:t>
-      </w:r>
-      <w:r>
-        <w:rPr>
-          <w:rtl w:val="0"/>
-        </w:rPr>
-        <w:t xml:space="preserve"> know”</w:t>
-      </w:r>
-      <w:r>
-        <w:rPr>
-          <w:vertAlign w:val="superscript"/>
-        </w:rPr>
-        <w:footnoteReference w:customMarkFollows="0" w:id="5"/>
-      </w:r>
-      <w:r>
-        <w:rPr>
-          <w:rtl w:val="0"/>
-        </w:rPr>
-        <w:t xml:space="preserve"> and what “programs must cover.” However, they also allow for some flexibility by acknowledging “that often, the design of curricula in smaller programs is dictated by curricular emphasis based on regional needs, the local availability of instructional expertise, and historical evolution of computer science programs.” Or rephrasing, liberal arts programs often have curricular emphases that are influenced by institutional and departmental missions and identities, design principles (identity-driven and structural) and program-level aspirational learning goals.  </w:t>
-      </w:r>
-    </w:p>
-    <w:p>
-      <w:pPr>
-        <w:rPr/>
-      </w:pPr>
-      <w:r>
-        <w:rPr>
-          <w:rtl w:val="0"/>
-        </w:rPr>
-      </w:r>
-    </w:p>
-    <w:p>
-      <w:pPr>
-        <w:rPr/>
-      </w:pPr>
-      <w:r>
-        <w:rPr>
-          <w:rtl w:val="0"/>
-        </w:rPr>
-        <w:t xml:space="preserve">In this step you will use a spreadsheet tool to continue (re)designing your curriculum by interpreting and adapting CS2023 in light of your outputs from steps 1-3.</w:t>
-      </w:r>
-    </w:p>
-    <w:p>
-      <w:pPr>
-        <w:pStyle w:val="Heading2"/>
-        <w:rPr/>
-      </w:pPr>
-      <w:bookmarkStart w:colFirst="0" w:colLast="0" w:name="_kd86atv1q93p" w:id="21"/>
-      <w:bookmarkEnd w:id="21"/>
-      <w:r>
-        <w:rPr>
-          <w:rtl w:val="0"/>
-        </w:rPr>
-        <w:t xml:space="preserve">CS2023 Structure and Terminology</w:t>
-      </w:r>
-    </w:p>
-    <w:p>
-      <w:pPr>
-        <w:rPr/>
-      </w:pPr>
-      <w:r>
-        <w:rPr>
-          <w:rtl w:val="0"/>
-        </w:rPr>
-        <w:t xml:space="preserve">CS2023 presents a “combined knowledge model and competency model (CKC).” The </w:t>
-      </w:r>
-      <w:r>
-        <w:rPr>
-          <w:b w:val="1"/>
-          <w:bCs w:val="1"/>
-          <w:i w:val="1"/>
-          <w:iCs w:val="1"/>
-          <w:rtl w:val="0"/>
-        </w:rPr>
-        <w:t xml:space="preserve">knowledge model</w:t>
-      </w:r>
-      <w:r>
-        <w:rPr>
-          <w:rtl w:val="0"/>
-        </w:rPr>
-        <w:t xml:space="preserve"> is content focused, identifying essential and recommended topics that graduates will know. The </w:t>
-      </w:r>
-      <w:r>
-        <w:rPr>
-          <w:b w:val="1"/>
-          <w:bCs w:val="1"/>
-          <w:i w:val="1"/>
-          <w:iCs w:val="1"/>
-          <w:rtl w:val="0"/>
-        </w:rPr>
-        <w:t xml:space="preserve">competency model</w:t>
-      </w:r>
-      <w:r>
-        <w:rPr>
-          <w:rtl w:val="0"/>
-        </w:rPr>
-        <w:t xml:space="preserve"> is task focused, identifying the types of tasks that graduates are able to complete. The Knowledge Model “facilitates the process of designing courses and curricula,”  while the Competency Model “is meant to be used to generate tasks,” help “learners make associations among complementary concepts,” and facilitate “evaluation of student learning.”  </w:t>
-      </w:r>
-    </w:p>
-    <w:p>
-      <w:pPr>
-        <w:rPr/>
-      </w:pPr>
-      <w:r>
-        <w:rPr>
-          <w:rtl w:val="0"/>
-        </w:rPr>
-      </w:r>
-    </w:p>
-    <w:p>
-      <w:pPr>
-        <w:rPr/>
-      </w:pPr>
-      <w:r>
-        <w:rPr>
-          <w:rtl w:val="0"/>
-        </w:rPr>
-        <w:t xml:space="preserve">Programs will have a </w:t>
-      </w:r>
-      <w:r>
-        <w:rPr>
-          <w:b w:val="1"/>
-          <w:bCs w:val="1"/>
-          <w:i w:val="1"/>
-          <w:iCs w:val="1"/>
-          <w:rtl w:val="0"/>
-        </w:rPr>
-        <w:t xml:space="preserve">competency area</w:t>
-      </w:r>
-      <w:r>
-        <w:rPr>
-          <w:rtl w:val="0"/>
-        </w:rPr>
-        <w:t xml:space="preserve"> (or areas), that expresses the focus and the particular strengths of the program. A program may adopt one of the broad exemplar competency areas defined by CS2023, which include software, systems, or applications. Or as this step facilitates, they “may choose to design their [own] competency area(s) based on institutional mission and local needs” (i.e. your outputs from steps 1-3).  As intended by CS2023, a programs’ competency area is used with the knowledge model to guide the selection of content that is included or emphasized at the curriculum and course level. Then later the competency area is used with the competency model to generate specific assessments and facilitate evaluation, </w:t>
-      </w:r>
-      <w:r>
-        <w:rPr>
-          <w:rtl w:val="0"/>
-        </w:rPr>
-        <w:t xml:space="preserve">though that is currently beyond the scope of this workbook.</w:t>
-      </w:r>
-      <w:r>
-        <w:rPr>
-          <w:rtl w:val="0"/>
-        </w:rPr>
-      </w:r>
-    </w:p>
-    <w:p>
-      <w:pPr>
-        <w:rPr/>
-      </w:pPr>
-      <w:r>
-        <w:rPr>
-          <w:rtl w:val="0"/>
-        </w:rPr>
-      </w:r>
-    </w:p>
-    <w:p>
-      <w:pPr>
-        <w:rPr/>
-      </w:pPr>
-      <w:r>
-        <w:rPr>
-          <w:rtl w:val="0"/>
-        </w:rPr>
-        <w:t xml:space="preserve">The CS2023 knowledge model divides the body of computer science into 17 </w:t>
-      </w:r>
-      <w:r>
-        <w:rPr>
-          <w:b w:val="1"/>
-          <w:bCs w:val="1"/>
-          <w:rtl w:val="0"/>
-        </w:rPr>
-        <w:t xml:space="preserve">knowledge areas (KAs)</w:t>
-      </w:r>
-      <w:r>
-        <w:rPr>
-          <w:rtl w:val="0"/>
-        </w:rPr>
-        <w:t xml:space="preserve">. The KAs focus on foundational knowledge (e.g. Mathematical and Statistical Foundations, Software Development Fundamentals), specific sub-area of computer science (e.g. Artificial Intelligence, Networking and Communications, Operatings Systems) or cross-cutting themes that runs broadly across the field (e.g. Society, Ethics and Professionalism). Each knowledge area is subdivided into </w:t>
-      </w:r>
-      <w:r>
-        <w:rPr>
-          <w:b w:val="1"/>
-          <w:bCs w:val="1"/>
-          <w:rtl w:val="0"/>
-        </w:rPr>
-        <w:t xml:space="preserve">knowledge units (KUs)</w:t>
-      </w:r>
-      <w:r>
-        <w:rPr>
-          <w:rtl w:val="0"/>
-        </w:rPr>
-        <w:t xml:space="preserve">. The KUs subdivide the content of the knowledge areas.  For example, the Algorithmic Foundations KA is subdivided into 5 KUs: Foundational Data Structures and Algorithms, Algorithmic Strategies, Complexity Analysis, Computational Models and Formal Languages, and Algorithms and Society.  For each KU, CS2023 provides a recommendation for the number of </w:t>
-      </w:r>
-      <w:r>
-        <w:rPr>
-          <w:b w:val="1"/>
-          <w:bCs w:val="1"/>
-          <w:i w:val="1"/>
-          <w:iCs w:val="1"/>
-          <w:rtl w:val="0"/>
-        </w:rPr>
-        <w:t xml:space="preserve">instructional hours</w:t>
-      </w:r>
-      <w:r>
-        <w:rPr>
-          <w:rtl w:val="0"/>
-        </w:rPr>
-        <w:t xml:space="preserve"> (a.k.a. core hours) to be “spent in the classroom imparting knowledge [associated with the KU].”  Finally, a set of more specific </w:t>
-      </w:r>
-      <w:r>
-        <w:rPr>
-          <w:b w:val="1"/>
-          <w:bCs w:val="1"/>
-          <w:i w:val="1"/>
-          <w:iCs w:val="1"/>
-          <w:rtl w:val="0"/>
-        </w:rPr>
-        <w:t xml:space="preserve">topics</w:t>
-      </w:r>
-      <w:r>
-        <w:rPr>
-          <w:rtl w:val="0"/>
-        </w:rPr>
-        <w:t xml:space="preserve"> are enumerated for each of the KUs.  For example, the Foundational Data Structures and Algorithms KU contains topics that include arrays, linked lists, stacks, queues, heaps, and a range of searching, sorting and graph algorithms.</w:t>
-      </w:r>
-    </w:p>
-    <w:p>
-      <w:pPr>
-        <w:rPr/>
-      </w:pPr>
-      <w:r>
-        <w:rPr>
-          <w:rtl w:val="0"/>
-        </w:rPr>
-      </w:r>
-    </w:p>
-    <w:p>
-      <w:pPr>
-        <w:rPr/>
-      </w:pPr>
-      <w:r>
-        <w:rPr>
-          <w:rtl w:val="0"/>
-        </w:rPr>
-        <w:t xml:space="preserve">CS2023 then organizes the topics in each KU into three categories, </w:t>
-      </w:r>
-      <w:r>
-        <w:rPr>
-          <w:rtl w:val="0"/>
-        </w:rPr>
-        <w:t xml:space="preserve">CS Core, KA Core and Non-Core</w:t>
-      </w:r>
-      <w:r>
-        <w:rPr>
-          <w:rtl w:val="0"/>
-        </w:rPr>
-        <w:t xml:space="preserve">.  The </w:t>
-      </w:r>
-      <w:r>
-        <w:rPr>
-          <w:b w:val="1"/>
-          <w:bCs w:val="1"/>
-          <w:i w:val="1"/>
-          <w:iCs w:val="1"/>
-          <w:rtl w:val="0"/>
-        </w:rPr>
-        <w:t xml:space="preserve">CS Core</w:t>
-      </w:r>
-      <w:r>
-        <w:rPr>
-          <w:rtl w:val="0"/>
-        </w:rPr>
-        <w:t xml:space="preserve"> for a given KU is the collection topics in that KU that CS2023 requires “</w:t>
-      </w:r>
-      <w:r>
-        <w:rPr>
-          <w:i w:val="1"/>
-          <w:iCs w:val="1"/>
-          <w:rtl w:val="0"/>
-        </w:rPr>
-        <w:t xml:space="preserve">every</w:t>
-      </w:r>
-      <w:r>
-        <w:rPr>
-          <w:rtl w:val="0"/>
-        </w:rPr>
-        <w:t xml:space="preserve"> Computer Science graduate </w:t>
-      </w:r>
-      <w:r>
-        <w:rPr>
-          <w:b w:val="1"/>
-          <w:bCs w:val="1"/>
-          <w:rtl w:val="0"/>
-        </w:rPr>
-        <w:t xml:space="preserve">must</w:t>
-      </w:r>
-      <w:r>
-        <w:rPr>
-          <w:rtl w:val="0"/>
-        </w:rPr>
-        <w:t xml:space="preserve"> know.” The </w:t>
-      </w:r>
-      <w:r>
-        <w:rPr>
-          <w:b w:val="1"/>
-          <w:bCs w:val="1"/>
-          <w:i w:val="1"/>
-          <w:iCs w:val="1"/>
-          <w:rtl w:val="0"/>
-        </w:rPr>
-        <w:t xml:space="preserve">KA Core</w:t>
-      </w:r>
-      <w:r>
-        <w:rPr>
-          <w:rtl w:val="0"/>
-        </w:rPr>
-        <w:t xml:space="preserve"> and </w:t>
-      </w:r>
-      <w:r>
-        <w:rPr>
-          <w:b w:val="1"/>
-          <w:bCs w:val="1"/>
-          <w:i w:val="1"/>
-          <w:iCs w:val="1"/>
-          <w:rtl w:val="0"/>
-        </w:rPr>
-        <w:t xml:space="preserve">Non-Core</w:t>
-      </w:r>
-      <w:r>
-        <w:rPr>
-          <w:rtl w:val="0"/>
-        </w:rPr>
-        <w:t xml:space="preserve"> categories then include topics that are recommended for curricula that emphasize the associated KU (i.e. that KU is within its competency area).  For example, the Foundational Data Structures and Algorithms KU places topics for most standard sorting algorithms in the CS Core category, indicating that they are important for all students. However, pseudo-O(n) sorting algorithms such as radix, counting and bucket sorts appear in the KA Core category, and parallel and quantum computing algorithms appear in the Non-Core category. The placement of these topics in the KA Core and Non-Core categories indicates that they should be considered for inclusion in programs that place a respectively higher emphasis on the KU.</w:t>
-      </w:r>
-    </w:p>
-    <w:p>
-      <w:pPr>
-        <w:pStyle w:val="Heading2"/>
-        <w:rPr/>
-      </w:pPr>
-      <w:bookmarkStart w:colFirst="0" w:colLast="0" w:name="_s85z04qp4yli" w:id="22"/>
-      <w:bookmarkEnd w:id="22"/>
-      <w:r>
-        <w:rPr>
-          <w:rtl w:val="0"/>
-        </w:rPr>
-        <w:t xml:space="preserve">The CS2023 Design Tool</w:t>
-      </w:r>
-      <w:r>
-        <w:rPr>
-          <w:rtl w:val="0"/>
-        </w:rPr>
-      </w:r>
-    </w:p>
-    <w:p>
-      <w:pPr>
-        <w:rPr/>
-      </w:pPr>
-      <w:r>
-        <w:rPr>
-          <w:rtl w:val="0"/>
-        </w:rPr>
-        <w:t xml:space="preserve">The spreadsheet tool introduced in this step is an aid to top-down curriculum-level (re)design using CS2023. You will use this tool with your outputs from steps 1-3 to indicate the emphasis that you wish for your curriculum to place on each of the CS2023 knowledge areas (KAs). Based on these emphases you will draft a statement of your program’s competency area(s).  Given the size of your curriculum and using the KA emphases you specified the tool will generate a rough estimate of the amount of instructional time to allocate to each of the KAs (and KUs within them) that reflects your emphases. </w:t>
-      </w:r>
-      <w:r>
-        <w:rPr>
-          <w:rtl w:val="0"/>
-        </w:rPr>
-        <w:t xml:space="preserve">You will then use your design principles (step 2) and learning goals (step 3) to guide the selection (and omission) of specific CS Core and KA Core Knowledge Units (KUs) that support your program’s competency area(s), while remaining consistent with the estimated time constraints of your curriculum. The end result of this step is a statement of your curriculum’s competency area(s) and a set of time allocations for each of the CS2023 KAs and KUs that align with the program’s mission, design constraints, learning goals and its competency area(s).</w:t>
-      </w:r>
-    </w:p>
-    <w:p>
-      <w:pPr>
-        <w:rPr/>
-      </w:pPr>
-      <w:r>
-        <w:rPr>
-          <w:rtl w:val="0"/>
-        </w:rPr>
-      </w:r>
-    </w:p>
-    <w:p>
-      <w:pPr>
-        <w:rPr/>
-      </w:pPr>
-      <w:r>
-        <w:rPr>
-          <w:rtl w:val="0"/>
-        </w:rPr>
-        <w:t xml:space="preserve">A few high-level notes about the tool will be helpful to keep in mind throughout its use.</w:t>
-      </w:r>
-    </w:p>
-    <w:p>
-      <w:pPr>
-        <w:rPr/>
-      </w:pPr>
+        <w:t xml:space="preserve">3.2. Give your new/revised set of program-level student learning outcomes.</w:t>
+      </w:r>
       <w:r>
         <w:rPr>
           <w:rtl w:val="0"/>
         </w:rPr>
         <w:t xml:space="preserve"> </w:t>
-      </w:r>
-    </w:p>
-    <w:p>
-      <w:pPr>
-        <w:numPr>
-          <w:ilvl w:val="0"/>
-          <w:numId w:val="2"/>
-        </w:numPr>
-        <w:ind w:left="720" w:hanging="360"/>
-        <w:rPr>
-          <w:u w:val="none"/>
-        </w:rPr>
-      </w:pPr>
-      <w:r>
-        <w:rPr>
-          <w:rtl w:val="0"/>
-        </w:rPr>
-        <w:t xml:space="preserve">The spreadsheet is an aid to help you be intentional about designing a curriculum that interprets and adapts CS2023.  It is designed to call attention to areas for closer inspection, but it is intended to neither generate a curriculum for you nor to be prescriptive about time allocations. It should be used flexibly in conjunction with the outputs of steps 1-3 to guide decisions. While the following tasks take one path through the use of the tool, it can be used in any way that is helpful in thinking about your curriculum. </w:t>
-      </w:r>
-    </w:p>
-    <w:p>
-      <w:pPr>
-        <w:numPr>
-          <w:ilvl w:val="0"/>
-          <w:numId w:val="2"/>
-        </w:numPr>
-        <w:ind w:left="720" w:hanging="360"/>
-        <w:rPr>
-          <w:u w:val="none"/>
-        </w:rPr>
-      </w:pPr>
-      <w:r>
-        <w:rPr>
-          <w:rtl w:val="0"/>
-        </w:rPr>
-        <w:t xml:space="preserve">Using the tool will very likely be an iterative process. You may specify your KA emphases, then find that the estimated time available for a KA is insufficient for the CS Core and KA Core KUs you wish to include. As a result you may revisit your KA emphases to reallocate time, make different tradeoffs regarding the CS Core and KA Core KUs that are included, or make other smaller adjustments that are supported by the tool.</w:t>
-      </w:r>
-    </w:p>
-    <w:p>
-      <w:pPr>
-        <w:numPr>
-          <w:ilvl w:val="0"/>
-          <w:numId w:val="2"/>
-        </w:numPr>
-        <w:ind w:left="720" w:hanging="360"/>
-        <w:rPr>
-          <w:u w:val="none"/>
-        </w:rPr>
-      </w:pPr>
-      <w:r>
-        <w:rPr>
-          <w:rtl w:val="0"/>
-        </w:rPr>
-        <w:t xml:space="preserve">The estimates of instructional hours that are generated and any areas highlighted by the tool should be interpreted as guides, not as prescriptive targets. They should serve as checks that the allocation of time in your curriculum </w:t>
-      </w:r>
-      <w:r>
-        <w:rPr>
-          <w:i w:val="1"/>
-          <w:iCs w:val="1"/>
-          <w:rtl w:val="0"/>
-        </w:rPr>
-        <w:t xml:space="preserve">approximates</w:t>
-      </w:r>
-      <w:r>
-        <w:rPr>
-          <w:rtl w:val="0"/>
-        </w:rPr>
-        <w:t xml:space="preserve"> the relative emphasis that you wish to place on the KA. To this end, the tool provides mechanisms for you to make intentional decisions about your deviations from the estimates.</w:t>
-      </w:r>
-      <w:r>
-        <w:rPr>
-          <w:rtl w:val="0"/>
-        </w:rPr>
-      </w:r>
-    </w:p>
-    <w:p>
-      <w:pPr>
-        <w:pStyle w:val="Heading3"/>
-        <w:rPr/>
-      </w:pPr>
-      <w:bookmarkStart w:colFirst="0" w:colLast="0" w:name="_yagyu1yivklv" w:id="23"/>
-      <w:bookmarkEnd w:id="23"/>
-      <w:r>
-        <w:rPr>
-          <w:rtl w:val="0"/>
-        </w:rPr>
-        <w:t xml:space="preserve">Getting the CS2023 Design Tool</w:t>
-      </w:r>
-    </w:p>
-    <w:p>
-      <w:pPr>
-        <w:rPr/>
-      </w:pPr>
-      <w:r>
-        <w:rPr>
-          <w:rtl w:val="0"/>
-        </w:rPr>
-        <w:t xml:space="preserve">The CS2023 design tool is a collection of Google Sheets spreadsheets. Make a copy of these sheets to your a Google drive space where you have write permission so that you will be able to edit them:</w:t>
-        <w:br w:type="textWrapping"/>
-      </w:r>
-    </w:p>
-    <w:p>
-      <w:pPr>
-        <w:ind w:firstLine="720"/>
-        <w:rPr/>
-      </w:pPr>
-      <w:hyperlink r:id="rId13">
-        <w:r>
-          <w:rPr>
-            <w:color w:val="1155cc"/>
-            <w:u w:val="single"/>
-            <w:rtl w:val="0"/>
-          </w:rPr>
-          <w:t xml:space="preserve">https://docs.google.com/spreadsheets/d/1mP23TWUiiXw_isimifhu72Z88d_6HGpKwoAPCWpgmPQ/edit?usp=sharing</w:t>
-        </w:r>
-      </w:hyperlink>
-      <w:r>
-        <w:rPr>
-          <w:rtl w:val="0"/>
-        </w:rPr>
-      </w:r>
-    </w:p>
-    <w:p>
-      <w:pPr>
-        <w:pStyle w:val="Heading3"/>
-        <w:rPr/>
-      </w:pPr>
-      <w:bookmarkStart w:colFirst="0" w:colLast="0" w:name="_wqyaduuaxfny" w:id="24"/>
-      <w:bookmarkEnd w:id="24"/>
-      <w:r>
-        <w:rPr>
-          <w:rtl w:val="0"/>
-        </w:rPr>
-        <w:t xml:space="preserve">Identifying Competency Area(s) via KA Emphases</w:t>
-      </w:r>
-    </w:p>
-    <w:p>
-      <w:pPr>
-        <w:rPr/>
-      </w:pPr>
-      <w:r>
-        <w:rPr>
-          <w:rtl w:val="0"/>
-        </w:rPr>
-        <w:t xml:space="preserve">The “KA Emphasis” sheet lists the 16 CS2023 KAs (column B) with their abbreviations (column A).  Columns D and E provide different metrics for comparing the emphasis that CS2023 places on each of the KAs.  The “Percent of CS2023 CS Core” shows the percentage of the instructional hours in the CS Core that are made up from each KA.  For example, 20.45% of the instructional hours in the CS Core are in MSF.  The “CS2023 Relative Emphasis” is a unitless expression of the relative emphasis that the CS Core places on the KA.  For example, based on the instructional hours recommended by CS2023, MSF is emphasized almost twice as much as AL and five times as much as AI</w:t>
-      </w:r>
-      <w:r>
-        <w:rPr>
-          <w:vertAlign w:val="superscript"/>
-        </w:rPr>
-        <w:footnoteReference w:customMarkFollows="0" w:id="6"/>
-      </w:r>
-      <w:r>
-        <w:rPr>
-          <w:rtl w:val="0"/>
-        </w:rPr>
-        <w:t xml:space="preserve">.  The </w:t>
-      </w:r>
-      <w:r>
-        <w:rPr>
-          <w:rtl w:val="0"/>
-        </w:rPr>
-        <w:t xml:space="preserve">“shape” </w:t>
-      </w:r>
-      <w:r>
-        <w:rPr>
-          <w:rtl w:val="0"/>
-        </w:rPr>
-        <w:t xml:space="preserve">of the CS2023 CS Core based on these relative emphases is illustrated by the black dotted series in the radar chart to the right.</w:t>
-      </w:r>
-      <w:r>
-        <w:rPr>
-          <w:rtl w:val="0"/>
-        </w:rPr>
-      </w:r>
-    </w:p>
-    <w:p>
-      <w:pPr>
-        <w:rPr/>
-      </w:pPr>
-      <w:r>
-        <w:rPr>
-          <w:rtl w:val="0"/>
-        </w:rPr>
-      </w:r>
-    </w:p>
-    <w:p>
-      <w:pPr>
-        <w:rPr/>
-      </w:pPr>
-      <w:r>
-        <w:rPr>
-          <w:rtl w:val="0"/>
-        </w:rPr>
-        <w:t xml:space="preserve">Columns G-Q allow you to specify the relative emphasis that you would like each of the KA to receive in your curriculum.  As a default starting point all KA’s are given equal emphasis.  Note that Google Sheets does not provide a radio button widget.  Thus, only one checkbox should be checked for each KA. If multiple checkboxes are selected, the leftmost one will be used.  </w:t>
-      </w:r>
-    </w:p>
-    <w:p>
-      <w:pPr>
-        <w:rPr/>
-      </w:pPr>
-      <w:r>
-        <w:rPr>
-          <w:rtl w:val="0"/>
-        </w:rPr>
-      </w:r>
-    </w:p>
-    <w:p>
-      <w:pPr>
-        <w:rPr/>
-      </w:pPr>
-      <w:r>
-        <w:rPr>
-          <w:rtl w:val="0"/>
-        </w:rPr>
-        <w:t xml:space="preserve">The “My Relative Emphasis” (column S) shows the relative emphasis of each KA with respect to the others based on the checkboxes that have been selected for the KAs.  The “Percent of My Curriculum” (column T) estimates the percentage of instructional hours that should be allocated to each KA to approximate the expressed emphases. The shape of your curriculum is shown by the solid red series in the radar chart.</w:t>
-      </w:r>
-      <w:r>
-        <w:rPr>
-          <w:rtl w:val="0"/>
-        </w:rPr>
-      </w:r>
-    </w:p>
-    <w:p>
-      <w:pPr>
-        <w:rPr/>
-      </w:pPr>
-      <w:r>
-        <w:rPr>
-          <w:rtl w:val="0"/>
-        </w:rPr>
-      </w:r>
-    </w:p>
-    <w:p>
-      <w:pPr>
-        <w:rPr>
-          <w:b w:val="1"/>
-          <w:bCs w:val="1"/>
-          <w:highlight w:val="white"/>
-        </w:rPr>
-      </w:pPr>
-      <w:r>
-        <w:rPr>
-          <w:b w:val="1"/>
-          <w:bCs w:val="1"/>
-          <w:rtl w:val="0"/>
-        </w:rPr>
-        <w:t xml:space="preserve">4</w:t>
-      </w:r>
-      <w:r>
-        <w:rPr>
-          <w:b w:val="1"/>
-          <w:bCs w:val="1"/>
-          <w:rtl w:val="0"/>
-        </w:rPr>
-        <w:t xml:space="preserve">.1. </w:t>
-      </w:r>
-      <w:r>
-        <w:rPr>
-          <w:b w:val="1"/>
-          <w:bCs w:val="1"/>
-          <w:highlight w:val="white"/>
-          <w:rtl w:val="0"/>
-        </w:rPr>
-        <w:t xml:space="preserve">Use the checkboxes on the KA Emphasis sheet to express the relative emphasis (or equivalently the % of instructional hours) that your curriculum will place on each KA. Try to consider only content that will be required of all students. </w:t>
-      </w:r>
-    </w:p>
-    <w:p>
-      <w:pPr>
-        <w:rPr>
-          <w:b w:val="1"/>
-          <w:bCs w:val="1"/>
-          <w:highlight w:val="white"/>
-        </w:rPr>
-      </w:pPr>
-      <w:r>
-        <w:rPr>
-          <w:rtl w:val="0"/>
-        </w:rPr>
-      </w:r>
-    </w:p>
-    <w:p>
-      <w:pPr>
-        <w:rPr>
-          <w:b w:val="1"/>
-          <w:bCs w:val="1"/>
-          <w:highlight w:val="white"/>
-        </w:rPr>
-      </w:pPr>
-      <w:r>
-        <w:rPr>
-          <w:b w:val="1"/>
-          <w:bCs w:val="1"/>
-          <w:highlight w:val="white"/>
-          <w:rtl w:val="0"/>
-        </w:rPr>
-        <w:t xml:space="preserve">You may find it helpful to review the “Preamble” to each KA as published in the CS2023 Recommendations to better understand what content each KA contains.  The CS2023 Recommendations can be found here:</w:t>
-      </w:r>
-    </w:p>
-    <w:p>
-      <w:pPr>
-        <w:rPr>
-          <w:b w:val="1"/>
-          <w:bCs w:val="1"/>
-          <w:highlight w:val="white"/>
-        </w:rPr>
-      </w:pPr>
-      <w:r>
-        <w:rPr>
-          <w:rtl w:val="0"/>
-        </w:rPr>
-      </w:r>
-    </w:p>
-    <w:p>
-      <w:pPr>
-        <w:rPr>
-          <w:b w:val="1"/>
-          <w:bCs w:val="1"/>
-          <w:highlight w:val="white"/>
-        </w:rPr>
-      </w:pPr>
-      <w:r>
-        <w:rPr>
-          <w:b w:val="1"/>
-          <w:bCs w:val="1"/>
-          <w:highlight w:val="white"/>
-          <w:rtl w:val="0"/>
-        </w:rPr>
-        <w:tab/>
-      </w:r>
-      <w:hyperlink r:id="rId14">
-        <w:r>
-          <w:rPr>
-            <w:b w:val="1"/>
-            <w:bCs w:val="1"/>
-            <w:color w:val="1155cc"/>
-            <w:highlight w:val="white"/>
-            <w:u w:val="single"/>
-            <w:rtl w:val="0"/>
-          </w:rPr>
-          <w:t xml:space="preserve">https://csed.acm.org/</w:t>
-        </w:r>
-      </w:hyperlink>
-      <w:r>
-        <w:rPr>
-          <w:rtl w:val="0"/>
-        </w:rPr>
-      </w:r>
-    </w:p>
-    <w:p>
-      <w:pPr>
-        <w:rPr>
-          <w:b w:val="1"/>
-          <w:bCs w:val="1"/>
-          <w:highlight w:val="white"/>
-        </w:rPr>
-      </w:pPr>
-      <w:r>
-        <w:rPr>
-          <w:rtl w:val="0"/>
-        </w:rPr>
-      </w:r>
-    </w:p>
-    <w:p>
-      <w:pPr>
-        <w:rPr/>
-      </w:pPr>
-      <w:r>
-        <w:rPr>
-          <w:b w:val="1"/>
-          <w:bCs w:val="1"/>
-          <w:highlight w:val="white"/>
-          <w:rtl w:val="0"/>
-        </w:rPr>
-        <w:t xml:space="preserve">Paste a copy of the radar chart showing the shape of your curriculum as compared to the CS2023 CS Core here.</w:t>
       </w:r>
       <w:r>
         <w:rPr>
@@ -5331,6 +4617,703 @@
     </w:tbl>
     <w:p>
       <w:pPr>
+        <w:pStyle w:val="Heading1"/>
+        <w:rPr/>
+      </w:pPr>
+      <w:bookmarkStart w:colFirst="0" w:colLast="0" w:name="_xtgn8rvchw0e" w:id="21"/>
+      <w:bookmarkEnd w:id="21"/>
+      <w:r>
+        <w:rPr>
+          <w:rtl w:val="0"/>
+        </w:rPr>
+        <w:t xml:space="preserve">Step Four</w:t>
+      </w:r>
+      <w:r>
+        <w:rPr>
+          <w:rtl w:val="0"/>
+        </w:rPr>
+        <w:t xml:space="preserve">: Interpreting and Adapting CS2023</w:t>
+      </w:r>
+    </w:p>
+    <w:p>
+      <w:pPr>
+        <w:rPr/>
+      </w:pPr>
+      <w:r>
+        <w:rPr>
+          <w:rtl w:val="0"/>
+        </w:rPr>
+      </w:r>
+    </w:p>
+    <w:p>
+      <w:pPr>
+        <w:rPr/>
+      </w:pPr>
+      <w:r>
+        <w:rPr>
+          <w:rtl w:val="0"/>
+        </w:rPr>
+        <w:t xml:space="preserve">The ACM/IEEE/AAAI Computer Science Curricula 2023 curricular guidelines (CS2023) provide important recommendations for the design and content of computer science major programs.  </w:t>
+      </w:r>
+    </w:p>
+    <w:p>
+      <w:pPr>
+        <w:rPr/>
+      </w:pPr>
+      <w:r>
+        <w:rPr>
+          <w:rtl w:val="0"/>
+        </w:rPr>
+        <w:t xml:space="preserve">The CS2023 recommendations in part aim to define what “</w:t>
+      </w:r>
+      <w:r>
+        <w:rPr>
+          <w:i w:val="1"/>
+          <w:iCs w:val="1"/>
+          <w:rtl w:val="0"/>
+        </w:rPr>
+        <w:t xml:space="preserve">every</w:t>
+      </w:r>
+      <w:r>
+        <w:rPr>
+          <w:rtl w:val="0"/>
+        </w:rPr>
+        <w:t xml:space="preserve"> Computer Science graduate </w:t>
+      </w:r>
+      <w:r>
+        <w:rPr>
+          <w:b w:val="1"/>
+          <w:bCs w:val="1"/>
+          <w:rtl w:val="0"/>
+        </w:rPr>
+        <w:t xml:space="preserve">must</w:t>
+      </w:r>
+      <w:r>
+        <w:rPr>
+          <w:rtl w:val="0"/>
+        </w:rPr>
+        <w:t xml:space="preserve"> know” and what “programs must cover.” However, they also allow for some flexibility by acknowledging “that often, the design of curricula in smaller programs is dictated by curricular emphasis based on regional needs, the local availability of instructional expertise, and historical evolution of computer science programs.” Or rephrasing, liberal arts programs often have curricular emphases that are influenced by institutional and departmental missions and identities, design principles (identity-driven and structural) and program-level aspirational learning goals.  </w:t>
+      </w:r>
+    </w:p>
+    <w:p>
+      <w:pPr>
+        <w:rPr/>
+      </w:pPr>
+      <w:r>
+        <w:rPr>
+          <w:rtl w:val="0"/>
+        </w:rPr>
+      </w:r>
+    </w:p>
+    <w:p>
+      <w:pPr>
+        <w:rPr/>
+      </w:pPr>
+      <w:r>
+        <w:rPr>
+          <w:rtl w:val="0"/>
+        </w:rPr>
+        <w:t xml:space="preserve">In this step you will use a spreadsheet tool to continue (re)designing your curriculum by interpreting and adapting CS2023 in light of your outputs from steps 1-3.</w:t>
+      </w:r>
+    </w:p>
+    <w:p>
+      <w:pPr>
+        <w:pStyle w:val="Heading2"/>
+        <w:rPr/>
+      </w:pPr>
+      <w:bookmarkStart w:colFirst="0" w:colLast="0" w:name="_kd86atv1q93p" w:id="22"/>
+      <w:bookmarkEnd w:id="22"/>
+      <w:r>
+        <w:rPr>
+          <w:rtl w:val="0"/>
+        </w:rPr>
+        <w:t xml:space="preserve">CS2023 Structure and Terminology</w:t>
+      </w:r>
+    </w:p>
+    <w:p>
+      <w:pPr>
+        <w:rPr/>
+      </w:pPr>
+      <w:r>
+        <w:rPr>
+          <w:rtl w:val="0"/>
+        </w:rPr>
+        <w:t xml:space="preserve">CS2023 presents a “combined knowledge model and competency model (CKC).” The </w:t>
+      </w:r>
+      <w:r>
+        <w:rPr>
+          <w:b w:val="1"/>
+          <w:bCs w:val="1"/>
+          <w:i w:val="1"/>
+          <w:iCs w:val="1"/>
+          <w:rtl w:val="0"/>
+        </w:rPr>
+        <w:t xml:space="preserve">knowledge model</w:t>
+      </w:r>
+      <w:r>
+        <w:rPr>
+          <w:rtl w:val="0"/>
+        </w:rPr>
+        <w:t xml:space="preserve"> is content focused, identifying essential and recommended topics that graduates will know. The </w:t>
+      </w:r>
+      <w:r>
+        <w:rPr>
+          <w:b w:val="1"/>
+          <w:bCs w:val="1"/>
+          <w:i w:val="1"/>
+          <w:iCs w:val="1"/>
+          <w:rtl w:val="0"/>
+        </w:rPr>
+        <w:t xml:space="preserve">competency model</w:t>
+      </w:r>
+      <w:r>
+        <w:rPr>
+          <w:rtl w:val="0"/>
+        </w:rPr>
+        <w:t xml:space="preserve"> is task focused, identifying the types of tasks that graduates are able to complete. The Knowledge Model “facilitates the process of designing courses and curricula,”  while the Competency Model “is meant to be used to generate tasks,” help “learners make associations among complementary concepts,” and facilitate “evaluation of student learning.”  </w:t>
+      </w:r>
+    </w:p>
+    <w:p>
+      <w:pPr>
+        <w:rPr/>
+      </w:pPr>
+      <w:r>
+        <w:rPr>
+          <w:rtl w:val="0"/>
+        </w:rPr>
+      </w:r>
+    </w:p>
+    <w:p>
+      <w:pPr>
+        <w:rPr/>
+      </w:pPr>
+      <w:r>
+        <w:rPr>
+          <w:rtl w:val="0"/>
+        </w:rPr>
+        <w:t xml:space="preserve">Programs will have a </w:t>
+      </w:r>
+      <w:r>
+        <w:rPr>
+          <w:b w:val="1"/>
+          <w:bCs w:val="1"/>
+          <w:i w:val="1"/>
+          <w:iCs w:val="1"/>
+          <w:rtl w:val="0"/>
+        </w:rPr>
+        <w:t xml:space="preserve">competency area</w:t>
+      </w:r>
+      <w:r>
+        <w:rPr>
+          <w:rtl w:val="0"/>
+        </w:rPr>
+        <w:t xml:space="preserve"> (or areas), that expresses the focus and the particular strengths of the program. A program may adopt one of the broad exemplar competency areas defined by CS2023, which include software, systems, or applications. Or as this step facilitates, they “may choose to design their [own] competency area(s) based on institutional mission and local needs” (i.e. your outputs from steps 1-3).  As intended by CS2023, a programs’ competency area is used with the knowledge model to guide the selection of content that is included or emphasized at the curriculum and course level. Then later the competency area is used with the competency model to generate specific assessments and facilitate evaluation, </w:t>
+      </w:r>
+      <w:r>
+        <w:rPr>
+          <w:rtl w:val="0"/>
+        </w:rPr>
+        <w:t xml:space="preserve">though that is currently beyond the scope of this workbook.</w:t>
+      </w:r>
+      <w:r>
+        <w:rPr>
+          <w:rtl w:val="0"/>
+        </w:rPr>
+      </w:r>
+    </w:p>
+    <w:p>
+      <w:pPr>
+        <w:rPr/>
+      </w:pPr>
+      <w:r>
+        <w:rPr>
+          <w:rtl w:val="0"/>
+        </w:rPr>
+      </w:r>
+    </w:p>
+    <w:p>
+      <w:pPr>
+        <w:rPr/>
+      </w:pPr>
+      <w:r>
+        <w:rPr>
+          <w:rtl w:val="0"/>
+        </w:rPr>
+        <w:t xml:space="preserve">The CS2023 knowledge model divides the body of computer science into 17 </w:t>
+      </w:r>
+      <w:r>
+        <w:rPr>
+          <w:b w:val="1"/>
+          <w:bCs w:val="1"/>
+          <w:rtl w:val="0"/>
+        </w:rPr>
+        <w:t xml:space="preserve">knowledge areas (KAs)</w:t>
+      </w:r>
+      <w:r>
+        <w:rPr>
+          <w:rtl w:val="0"/>
+        </w:rPr>
+        <w:t xml:space="preserve">. The KAs focus on foundational knowledge (e.g. Mathematical and Statistical Foundations, Software Development Fundamentals), specific sub-area of computer science (e.g. Artificial Intelligence, Networking and Communications, </w:t>
+      </w:r>
+      <w:r>
+        <w:rPr>
+          <w:rtl w:val="0"/>
+        </w:rPr>
+        <w:t xml:space="preserve">Operating</w:t>
+      </w:r>
+      <w:r>
+        <w:rPr>
+          <w:rtl w:val="0"/>
+        </w:rPr>
+        <w:t xml:space="preserve"> Systems) or cross-cutting themes that runs broadly across the field (e.g. Society, Ethics and Professionalism). Each knowledge area is subdivided into </w:t>
+      </w:r>
+      <w:r>
+        <w:rPr>
+          <w:b w:val="1"/>
+          <w:bCs w:val="1"/>
+          <w:rtl w:val="0"/>
+        </w:rPr>
+        <w:t xml:space="preserve">knowledge units (KUs)</w:t>
+      </w:r>
+      <w:r>
+        <w:rPr>
+          <w:rtl w:val="0"/>
+        </w:rPr>
+        <w:t xml:space="preserve">. The KUs subdivide the content of the knowledge areas.  For example, the Algorithmic Foundations KA is subdivided into 5 KUs: Foundational Data Structures and Algorithms, Algorithmic Strategies, Complexity Analysis, Computational Models and Formal Languages, and Algorithms and Society.  For each KU, CS2023 provides a recommendation for the number of </w:t>
+      </w:r>
+      <w:r>
+        <w:rPr>
+          <w:b w:val="1"/>
+          <w:bCs w:val="1"/>
+          <w:i w:val="1"/>
+          <w:iCs w:val="1"/>
+          <w:rtl w:val="0"/>
+        </w:rPr>
+        <w:t xml:space="preserve">instructional hours</w:t>
+      </w:r>
+      <w:r>
+        <w:rPr>
+          <w:rtl w:val="0"/>
+        </w:rPr>
+        <w:t xml:space="preserve"> (a.k.a. core hours) to be “spent in the classroom imparting knowledge [associated with the KU].”  Finally, a set of more specific </w:t>
+      </w:r>
+      <w:r>
+        <w:rPr>
+          <w:b w:val="1"/>
+          <w:bCs w:val="1"/>
+          <w:i w:val="1"/>
+          <w:iCs w:val="1"/>
+          <w:rtl w:val="0"/>
+        </w:rPr>
+        <w:t xml:space="preserve">topics</w:t>
+      </w:r>
+      <w:r>
+        <w:rPr>
+          <w:rtl w:val="0"/>
+        </w:rPr>
+        <w:t xml:space="preserve"> are enumerated for each of the KUs.  For example, the Foundational Data Structures and Algorithms KU contains topics that include arrays, linked lists, stacks, queues, heaps, and a range of searching, sorting and graph algorithms.</w:t>
+      </w:r>
+    </w:p>
+    <w:p>
+      <w:pPr>
+        <w:rPr/>
+      </w:pPr>
+      <w:r>
+        <w:rPr>
+          <w:rtl w:val="0"/>
+        </w:rPr>
+      </w:r>
+    </w:p>
+    <w:p>
+      <w:pPr>
+        <w:rPr/>
+      </w:pPr>
+      <w:r>
+        <w:rPr>
+          <w:rtl w:val="0"/>
+        </w:rPr>
+        <w:t xml:space="preserve">CS2023 then organizes the topics in each KU into three categories, </w:t>
+      </w:r>
+      <w:r>
+        <w:rPr>
+          <w:rtl w:val="0"/>
+        </w:rPr>
+        <w:t xml:space="preserve">CS Core, KA Core and Non-Core</w:t>
+      </w:r>
+      <w:r>
+        <w:rPr>
+          <w:rtl w:val="0"/>
+        </w:rPr>
+        <w:t xml:space="preserve">.  The </w:t>
+      </w:r>
+      <w:r>
+        <w:rPr>
+          <w:b w:val="1"/>
+          <w:bCs w:val="1"/>
+          <w:i w:val="1"/>
+          <w:iCs w:val="1"/>
+          <w:rtl w:val="0"/>
+        </w:rPr>
+        <w:t xml:space="preserve">CS Core</w:t>
+      </w:r>
+      <w:r>
+        <w:rPr>
+          <w:rtl w:val="0"/>
+        </w:rPr>
+        <w:t xml:space="preserve"> for a given KU is the collection topics in that KU that CS2023 requires “</w:t>
+      </w:r>
+      <w:r>
+        <w:rPr>
+          <w:i w:val="1"/>
+          <w:iCs w:val="1"/>
+          <w:rtl w:val="0"/>
+        </w:rPr>
+        <w:t xml:space="preserve">every</w:t>
+      </w:r>
+      <w:r>
+        <w:rPr>
+          <w:rtl w:val="0"/>
+        </w:rPr>
+        <w:t xml:space="preserve"> Computer Science graduate </w:t>
+      </w:r>
+      <w:r>
+        <w:rPr>
+          <w:b w:val="1"/>
+          <w:bCs w:val="1"/>
+          <w:rtl w:val="0"/>
+        </w:rPr>
+        <w:t xml:space="preserve">must</w:t>
+      </w:r>
+      <w:r>
+        <w:rPr>
+          <w:rtl w:val="0"/>
+        </w:rPr>
+        <w:t xml:space="preserve"> know.” The </w:t>
+      </w:r>
+      <w:r>
+        <w:rPr>
+          <w:b w:val="1"/>
+          <w:bCs w:val="1"/>
+          <w:i w:val="1"/>
+          <w:iCs w:val="1"/>
+          <w:rtl w:val="0"/>
+        </w:rPr>
+        <w:t xml:space="preserve">KA Core</w:t>
+      </w:r>
+      <w:r>
+        <w:rPr>
+          <w:rtl w:val="0"/>
+        </w:rPr>
+        <w:t xml:space="preserve"> and </w:t>
+      </w:r>
+      <w:r>
+        <w:rPr>
+          <w:b w:val="1"/>
+          <w:bCs w:val="1"/>
+          <w:i w:val="1"/>
+          <w:iCs w:val="1"/>
+          <w:rtl w:val="0"/>
+        </w:rPr>
+        <w:t xml:space="preserve">Non-Core</w:t>
+      </w:r>
+      <w:r>
+        <w:rPr>
+          <w:rtl w:val="0"/>
+        </w:rPr>
+        <w:t xml:space="preserve"> categories then include topics that are recommended for curricula that emphasize the associated KU (i.e. that KU is within its competency area).  For example, the Foundational Data Structures and Algorithms KU places topics for most standard sorting algorithms in the CS Core category, indicating that they are important for all students. However, pseudo-O(n) sorting algorithms such as radix, counting and bucket sorts appear in the KA Core category, and parallel and quantum computing algorithms appear in the Non-Core category. The placement of these topics in the KA Core and Non-Core categories indicates that they should be considered for inclusion in programs that place a respectively higher emphasis on the KU.</w:t>
+      </w:r>
+    </w:p>
+    <w:p>
+      <w:pPr>
+        <w:pStyle w:val="Heading2"/>
+        <w:rPr/>
+      </w:pPr>
+      <w:bookmarkStart w:colFirst="0" w:colLast="0" w:name="_s85z04qp4yli" w:id="23"/>
+      <w:bookmarkEnd w:id="23"/>
+      <w:r>
+        <w:rPr>
+          <w:rtl w:val="0"/>
+        </w:rPr>
+        <w:t xml:space="preserve">The CS2023 Design Tool</w:t>
+      </w:r>
+      <w:r>
+        <w:rPr>
+          <w:rtl w:val="0"/>
+        </w:rPr>
+      </w:r>
+    </w:p>
+    <w:p>
+      <w:pPr>
+        <w:rPr/>
+      </w:pPr>
+      <w:r>
+        <w:rPr>
+          <w:rtl w:val="0"/>
+        </w:rPr>
+        <w:t xml:space="preserve">The spreadsheet tool introduced in this step is an aid to top-down curriculum-level (re)design using CS2023. You will use this tool with your outputs from steps 1-3 to indicate the emphasis that you wish for your curriculum to place on each of the CS2023 knowledge areas (KAs). Based on these emphases you will draft a statement of your program’s competency area(s).  Given the size of your curriculum and using the KA emphases you specified the tool will generate a rough estimate of the amount of instructional time to allocate to each of the KAs (and KUs within them) that reflects your emphases. </w:t>
+      </w:r>
+      <w:r>
+        <w:rPr>
+          <w:rtl w:val="0"/>
+        </w:rPr>
+        <w:t xml:space="preserve">You will then use your design principles (step 2) and learning goals (step 3) to guide the selection (and omission) of specific CS Core and KA Core Knowledge Units (KUs) that support your program’s competency area(s), while remaining consistent with the estimated time constraints of your curriculum. The end result of this step is a statement of your curriculum’s competency area(s) and a set of time allocations for each of the CS2023 KAs and KUs that align with the program’s mission, design constraints, learning goals and its competency area(s).</w:t>
+      </w:r>
+    </w:p>
+    <w:p>
+      <w:pPr>
+        <w:rPr/>
+      </w:pPr>
+      <w:r>
+        <w:rPr>
+          <w:rtl w:val="0"/>
+        </w:rPr>
+      </w:r>
+    </w:p>
+    <w:p>
+      <w:pPr>
+        <w:rPr/>
+      </w:pPr>
+      <w:r>
+        <w:rPr>
+          <w:rtl w:val="0"/>
+        </w:rPr>
+        <w:t xml:space="preserve">A few high-level notes about the tool will be helpful to keep in mind throughout its use.</w:t>
+      </w:r>
+    </w:p>
+    <w:p>
+      <w:pPr>
+        <w:rPr/>
+      </w:pPr>
+      <w:r>
+        <w:rPr>
+          <w:rtl w:val="0"/>
+        </w:rPr>
+        <w:t xml:space="preserve"> </w:t>
+      </w:r>
+    </w:p>
+    <w:p>
+      <w:pPr>
+        <w:numPr>
+          <w:ilvl w:val="0"/>
+          <w:numId w:val="2"/>
+        </w:numPr>
+        <w:ind w:left="720" w:hanging="360"/>
+        <w:rPr>
+          <w:u w:val="none"/>
+        </w:rPr>
+      </w:pPr>
+      <w:r>
+        <w:rPr>
+          <w:rtl w:val="0"/>
+        </w:rPr>
+        <w:t xml:space="preserve">The spreadsheet is an aid to help you be intentional about designing a curriculum that interprets and adapts CS2023.  It is designed to call attention to areas for closer inspection, but it is intended to neither generate a curriculum for you nor to be prescriptive about time allocations. It should be used flexibly in conjunction with the outputs of steps 1-3 to guide decisions. While the following tasks take one path through the use of the tool, it can be used in any way that is helpful in thinking about your curriculum. </w:t>
+      </w:r>
+    </w:p>
+    <w:p>
+      <w:pPr>
+        <w:numPr>
+          <w:ilvl w:val="0"/>
+          <w:numId w:val="2"/>
+        </w:numPr>
+        <w:ind w:left="720" w:hanging="360"/>
+        <w:rPr>
+          <w:u w:val="none"/>
+        </w:rPr>
+      </w:pPr>
+      <w:r>
+        <w:rPr>
+          <w:rtl w:val="0"/>
+        </w:rPr>
+        <w:t xml:space="preserve">Using the tool will very likely be an iterative process. You may specify your KA emphases, then find that the estimated time available for a KA is insufficient for the CS Core and KA Core KUs you wish to include. As a result you may revisit your KA emphases to reallocate time, make different tradeoffs regarding the CS Core and KA Core KUs that are included, or make other smaller adjustments that are supported by the tool.</w:t>
+      </w:r>
+    </w:p>
+    <w:p>
+      <w:pPr>
+        <w:numPr>
+          <w:ilvl w:val="0"/>
+          <w:numId w:val="2"/>
+        </w:numPr>
+        <w:ind w:left="720" w:hanging="360"/>
+        <w:rPr>
+          <w:u w:val="none"/>
+        </w:rPr>
+      </w:pPr>
+      <w:r>
+        <w:rPr>
+          <w:rtl w:val="0"/>
+        </w:rPr>
+        <w:t xml:space="preserve">The estimates of instructional hours that are generated and any areas highlighted by the tool should be interpreted as guides, not as prescriptive targets. They should serve as checks that the allocation of time in your curriculum </w:t>
+      </w:r>
+      <w:r>
+        <w:rPr>
+          <w:i w:val="1"/>
+          <w:iCs w:val="1"/>
+          <w:rtl w:val="0"/>
+        </w:rPr>
+        <w:t xml:space="preserve">approximates</w:t>
+      </w:r>
+      <w:r>
+        <w:rPr>
+          <w:rtl w:val="0"/>
+        </w:rPr>
+        <w:t xml:space="preserve"> the relative emphasis that you wish to place on the KA. To this end, the tool provides mechanisms for you to make intentional decisions about your deviations from the estimates.</w:t>
+      </w:r>
+      <w:r>
+        <w:rPr>
+          <w:rtl w:val="0"/>
+        </w:rPr>
+      </w:r>
+    </w:p>
+    <w:p>
+      <w:pPr>
+        <w:pStyle w:val="Heading3"/>
+        <w:rPr/>
+      </w:pPr>
+      <w:bookmarkStart w:colFirst="0" w:colLast="0" w:name="_yagyu1yivklv" w:id="24"/>
+      <w:bookmarkEnd w:id="24"/>
+      <w:r>
+        <w:rPr>
+          <w:rtl w:val="0"/>
+        </w:rPr>
+        <w:t xml:space="preserve">Getting the CS2023 Design Tool</w:t>
+      </w:r>
+    </w:p>
+    <w:p>
+      <w:pPr>
+        <w:rPr/>
+      </w:pPr>
+      <w:r>
+        <w:rPr>
+          <w:rtl w:val="0"/>
+        </w:rPr>
+        <w:t xml:space="preserve">The CS2023 design tool is a collection of Google Sheets spreadsheets. Make a copy of these sheets to your a Google drive space where you have write permission so that you will be able to edit them:</w:t>
+        <w:br w:type="textWrapping"/>
+      </w:r>
+    </w:p>
+    <w:p>
+      <w:pPr>
+        <w:rPr/>
+      </w:pPr>
+      <w:hyperlink r:id="rId13">
+        <w:r>
+          <w:rPr>
+            <w:color w:val="1155cc"/>
+            <w:u w:val="single"/>
+            <w:rtl w:val="0"/>
+          </w:rPr>
+          <w:t xml:space="preserve">https://docs.google.com/spreadsheets/d/1pafhAwbNx_A-sAkVoTHaj42tcMstbnO-aeKXgIuw9p8/edit?usp=drive_link</w:t>
+        </w:r>
+      </w:hyperlink>
+      <w:r>
+        <w:rPr>
+          <w:rtl w:val="0"/>
+        </w:rPr>
+        <w:t xml:space="preserve"> </w:t>
+      </w:r>
+    </w:p>
+    <w:p>
+      <w:pPr>
+        <w:pStyle w:val="Heading3"/>
+        <w:rPr/>
+      </w:pPr>
+      <w:bookmarkStart w:colFirst="0" w:colLast="0" w:name="_wqyaduuaxfny" w:id="25"/>
+      <w:bookmarkEnd w:id="25"/>
+      <w:r>
+        <w:rPr>
+          <w:rtl w:val="0"/>
+        </w:rPr>
+        <w:t xml:space="preserve">Identifying Competency Area(s) via KA Emphases</w:t>
+      </w:r>
+    </w:p>
+    <w:p>
+      <w:pPr>
+        <w:rPr/>
+      </w:pPr>
+      <w:r>
+        <w:rPr>
+          <w:rtl w:val="0"/>
+        </w:rPr>
+        <w:t xml:space="preserve">The “KA Emphasis” sheet lists the 16 CS2023 KAs (column B) with their abbreviations (column A).  Columns D and E provide different metrics for comparing the emphasis that CS2023 places on each of the KAs.  The “Percent of CS2023 CS Core” shows the percentage of the instructional hours in the CS Core that are made up from each KA.  For example, 20.45% of the instructional hours in the CS Core are in MSF.  The “CS2023 Relative Emphasis” is a unitless expression of the relative emphasis that the CS Core places on the KA.  For example, based on the instructional hours recommended by CS2023, MSF is emphasized almost twice as much as AL and five times as much as AI</w:t>
+      </w:r>
+      <w:r>
+        <w:rPr>
+          <w:vertAlign w:val="superscript"/>
+        </w:rPr>
+        <w:footnoteReference w:customMarkFollows="0" w:id="5"/>
+      </w:r>
+      <w:r>
+        <w:rPr>
+          <w:rtl w:val="0"/>
+        </w:rPr>
+        <w:t xml:space="preserve">.  The </w:t>
+      </w:r>
+      <w:r>
+        <w:rPr>
+          <w:rtl w:val="0"/>
+        </w:rPr>
+        <w:t xml:space="preserve">“shape” </w:t>
+      </w:r>
+      <w:r>
+        <w:rPr>
+          <w:rtl w:val="0"/>
+        </w:rPr>
+        <w:t xml:space="preserve">of the CS2023 CS Core based on these relative emphases is illustrated by the black dotted series in the radar chart to the right.</w:t>
+      </w:r>
+      <w:r>
+        <w:rPr>
+          <w:rtl w:val="0"/>
+        </w:rPr>
+      </w:r>
+    </w:p>
+    <w:p>
+      <w:pPr>
+        <w:rPr/>
+      </w:pPr>
+      <w:r>
+        <w:rPr>
+          <w:rtl w:val="0"/>
+        </w:rPr>
+      </w:r>
+    </w:p>
+    <w:p>
+      <w:pPr>
+        <w:rPr/>
+      </w:pPr>
+      <w:r>
+        <w:rPr>
+          <w:rtl w:val="0"/>
+        </w:rPr>
+        <w:t xml:space="preserve">Columns G-Q allow you to specify the relative emphasis that you would like each of the KA to receive in your curriculum.  As a default starting point all KA’s are given equal emphasis.  Note that Google Sheets does not provide a radio button widget.  Thus, only one checkbox should be checked for each KA. If multiple checkboxes are selected, the leftmost one will be used.  </w:t>
+      </w:r>
+    </w:p>
+    <w:p>
+      <w:pPr>
+        <w:rPr/>
+      </w:pPr>
+      <w:r>
+        <w:rPr>
+          <w:rtl w:val="0"/>
+        </w:rPr>
+      </w:r>
+    </w:p>
+    <w:p>
+      <w:pPr>
+        <w:rPr/>
+      </w:pPr>
+      <w:r>
+        <w:rPr>
+          <w:rtl w:val="0"/>
+        </w:rPr>
+        <w:t xml:space="preserve">The “My Relative Emphasis” (column S) shows the relative emphasis of each KA with respect to the others based on the checkboxes that have been selected for the KAs.  The “Percent of My Curriculum” (column T) estimates the percentage of instructional hours that should be allocated to each KA to approximate the expressed emphases. The shape of your curriculum is shown by the solid red series in the radar chart.</w:t>
+      </w:r>
+      <w:r>
+        <w:rPr>
+          <w:rtl w:val="0"/>
+        </w:rPr>
+      </w:r>
+    </w:p>
+    <w:p>
+      <w:pPr>
         <w:rPr/>
       </w:pPr>
       <w:r>
@@ -5353,7 +5336,15 @@
           <w:bCs w:val="1"/>
           <w:rtl w:val="0"/>
         </w:rPr>
-        <w:t xml:space="preserve">4.2. </w:t>
+        <w:t xml:space="preserve">4</w:t>
+      </w:r>
+      <w:r>
+        <w:rPr>
+          <w:b w:val="1"/>
+          <w:bCs w:val="1"/>
+          <w:rtl w:val="0"/>
+        </w:rPr>
+        <w:t xml:space="preserve">.1. </w:t>
       </w:r>
       <w:r>
         <w:rPr>
@@ -5362,69 +5353,61 @@
           <w:highlight w:val="white"/>
           <w:rtl w:val="0"/>
         </w:rPr>
-        <w:t xml:space="preserve">Reflect on the differences between the “shape” of your curriculum and the shape of the CS2023 CS Core. Note the KAs where your curriculum has a significantly higher or lower emphasis than the CS Core and briefly justify these differences in terms of the outputs from:</w:t>
-      </w:r>
-    </w:p>
-    <w:p>
-      <w:pPr>
-        <w:numPr>
-          <w:ilvl w:val="0"/>
-          <w:numId w:val="9"/>
-        </w:numPr>
-        <w:ind w:left="720" w:hanging="360"/>
+        <w:t xml:space="preserve">Use the checkboxes on the KA Emphasis sheet to express the relative emphasis (or equivalently the % of instructional hours) that your curriculum will place on each KA. Try to consider only content that will be required of all students. </w:t>
+      </w:r>
+    </w:p>
+    <w:p>
+      <w:pPr>
         <w:rPr>
           <w:b w:val="1"/>
           <w:bCs w:val="1"/>
           <w:highlight w:val="white"/>
-          <w:u w:val="none"/>
-        </w:rPr>
-      </w:pPr>
-      <w:r>
+        </w:rPr>
+      </w:pPr>
+      <w:r>
+        <w:rPr>
+          <w:rtl w:val="0"/>
+        </w:rPr>
+      </w:r>
+    </w:p>
+    <w:p>
+      <w:pPr>
         <w:rPr>
           <w:b w:val="1"/>
           <w:bCs w:val="1"/>
           <w:highlight w:val="white"/>
-          <w:rtl w:val="0"/>
-        </w:rPr>
-        <w:t xml:space="preserve">Step 1 - Institutional and departmental mission and identity.</w:t>
-      </w:r>
-    </w:p>
-    <w:p>
-      <w:pPr>
-        <w:numPr>
-          <w:ilvl w:val="0"/>
-          <w:numId w:val="9"/>
-        </w:numPr>
-        <w:ind w:left="720" w:hanging="360"/>
+        </w:rPr>
+      </w:pPr>
+      <w:r>
         <w:rPr>
           <w:b w:val="1"/>
           <w:bCs w:val="1"/>
           <w:highlight w:val="white"/>
-          <w:u w:val="none"/>
-        </w:rPr>
-      </w:pPr>
-      <w:r>
+          <w:rtl w:val="0"/>
+        </w:rPr>
+        <w:t xml:space="preserve">You may find it helpful to review the “Preamble” to each KA as published in the CS2023 Recommendations to better understand what content each KA contains.  The CS2023 Recommendations can be found here:</w:t>
+      </w:r>
+    </w:p>
+    <w:p>
+      <w:pPr>
         <w:rPr>
           <w:b w:val="1"/>
           <w:bCs w:val="1"/>
           <w:highlight w:val="white"/>
-          <w:rtl w:val="0"/>
-        </w:rPr>
-        <w:t xml:space="preserve">Step 2 - Design principles (identity-driven and structural).</w:t>
-      </w:r>
-    </w:p>
-    <w:p>
-      <w:pPr>
-        <w:numPr>
-          <w:ilvl w:val="0"/>
-          <w:numId w:val="9"/>
-        </w:numPr>
-        <w:ind w:left="720" w:hanging="360"/>
+        </w:rPr>
+      </w:pPr>
+      <w:r>
+        <w:rPr>
+          <w:rtl w:val="0"/>
+        </w:rPr>
+      </w:r>
+    </w:p>
+    <w:p>
+      <w:pPr>
         <w:rPr>
           <w:b w:val="1"/>
           <w:bCs w:val="1"/>
           <w:highlight w:val="white"/>
-          <w:u w:val="none"/>
         </w:rPr>
       </w:pPr>
       <w:r>
@@ -5434,7 +5417,25 @@
           <w:highlight w:val="white"/>
           <w:rtl w:val="0"/>
         </w:rPr>
-        <w:t xml:space="preserve">Step 3 - Learning outcomes.</w:t>
+        <w:tab/>
+      </w:r>
+      <w:hyperlink r:id="rId14">
+        <w:r>
+          <w:rPr>
+            <w:b w:val="1"/>
+            <w:bCs w:val="1"/>
+            <w:color w:val="1155cc"/>
+            <w:highlight w:val="white"/>
+            <w:u w:val="single"/>
+            <w:rtl w:val="0"/>
+          </w:rPr>
+          <w:t xml:space="preserve">https://csed.acm.org/</w:t>
+        </w:r>
+      </w:hyperlink>
+      <w:r>
+        <w:rPr>
+          <w:rtl w:val="0"/>
+        </w:rPr>
       </w:r>
     </w:p>
     <w:p>
@@ -5443,6 +5444,38 @@
           <w:b w:val="1"/>
           <w:bCs w:val="1"/>
           <w:highlight w:val="white"/>
+        </w:rPr>
+      </w:pPr>
+      <w:r>
+        <w:rPr>
+          <w:rtl w:val="0"/>
+        </w:rPr>
+      </w:r>
+    </w:p>
+    <w:p>
+      <w:pPr>
+        <w:rPr/>
+      </w:pPr>
+      <w:r>
+        <w:rPr>
+          <w:b w:val="1"/>
+          <w:bCs w:val="1"/>
+          <w:highlight w:val="white"/>
+          <w:rtl w:val="0"/>
+        </w:rPr>
+        <w:t xml:space="preserve">Paste a copy of the radar chart showing the shape of your curriculum as compared to the CS2023 CS Core here.</w:t>
+      </w:r>
+      <w:r>
+        <w:rPr>
+          <w:rtl w:val="0"/>
+        </w:rPr>
+      </w:r>
+    </w:p>
+    <w:p>
+      <w:pPr>
+        <w:rPr>
+          <w:b w:val="1"/>
+          <w:bCs w:val="1"/>
         </w:rPr>
       </w:pPr>
       <w:r>
@@ -5541,7 +5574,6 @@
     </w:tbl>
     <w:p>
       <w:pPr>
-        <w:ind w:left="0" w:firstLine="0"/>
         <w:rPr/>
       </w:pPr>
       <w:r>
@@ -5564,15 +5596,7 @@
           <w:bCs w:val="1"/>
           <w:rtl w:val="0"/>
         </w:rPr>
-        <w:t xml:space="preserve">4.3. </w:t>
-      </w:r>
-      <w:r>
-        <w:rPr>
-          <w:b w:val="1"/>
-          <w:bCs w:val="1"/>
-          <w:rtl w:val="0"/>
-        </w:rPr>
-        <w:t xml:space="preserve">Draft a n</w:t>
+        <w:t xml:space="preserve">4.2. </w:t>
       </w:r>
       <w:r>
         <w:rPr>
@@ -5581,32 +5605,23 @@
           <w:highlight w:val="white"/>
           <w:rtl w:val="0"/>
         </w:rPr>
-        <w:t xml:space="preserve">ame and description for your curriculum’s competency area(s)</w:t>
-      </w:r>
-      <w:r>
+        <w:t xml:space="preserve">Reflect on the differences between the “shape” of your curriculum and the shape of the CS2023 CS Core. Note the KAs where your curriculum has a significantly higher or lower emphasis than the CS Core and briefly justify these differences in terms of the outputs from:</w:t>
+      </w:r>
+    </w:p>
+    <w:p>
+      <w:pPr>
+        <w:numPr>
+          <w:ilvl w:val="0"/>
+          <w:numId w:val="9"/>
+        </w:numPr>
+        <w:ind w:left="720" w:hanging="360"/>
         <w:rPr>
           <w:b w:val="1"/>
           <w:bCs w:val="1"/>
           <w:highlight w:val="white"/>
-          <w:rtl w:val="0"/>
-        </w:rPr>
-        <w:t xml:space="preserve"> </w:t>
-      </w:r>
-      <w:r>
-        <w:rPr>
-          <w:b w:val="1"/>
-          <w:bCs w:val="1"/>
-          <w:rtl w:val="0"/>
-        </w:rPr>
-        <w:t xml:space="preserve">based on your responses to 4.1 and 4.2.</w:t>
-      </w:r>
-      <w:r>
-        <w:rPr>
-          <w:highlight w:val="white"/>
-          <w:rtl w:val="0"/>
-        </w:rPr>
-        <w:t xml:space="preserve"> </w:t>
-      </w:r>
+          <w:u w:val="none"/>
+        </w:rPr>
+      </w:pPr>
       <w:r>
         <w:rPr>
           <w:b w:val="1"/>
@@ -5614,20 +5629,55 @@
           <w:highlight w:val="white"/>
           <w:rtl w:val="0"/>
         </w:rPr>
-        <w:t xml:space="preserve">Note that CS2023 names competency areas of software, systems and applications and gives “</w:t>
-      </w:r>
-      <w:r>
+        <w:t xml:space="preserve">Step 1 - Institutional and departmental mission and identity.</w:t>
+      </w:r>
+    </w:p>
+    <w:p>
+      <w:pPr>
+        <w:numPr>
+          <w:ilvl w:val="0"/>
+          <w:numId w:val="9"/>
+        </w:numPr>
+        <w:ind w:left="720" w:hanging="360"/>
         <w:rPr>
           <w:b w:val="1"/>
           <w:bCs w:val="1"/>
-          <w:rtl w:val="0"/>
-        </w:rPr>
-        <w:t xml:space="preserve">computing for the social good”, “scientific computing”, and “secure computing” as examples of competency areas that a program might define “based on institutional mission and local needs.”</w:t>
-      </w:r>
-      <w:r>
-        <w:rPr>
-          <w:rtl w:val="0"/>
-        </w:rPr>
+          <w:highlight w:val="white"/>
+          <w:u w:val="none"/>
+        </w:rPr>
+      </w:pPr>
+      <w:r>
+        <w:rPr>
+          <w:b w:val="1"/>
+          <w:bCs w:val="1"/>
+          <w:highlight w:val="white"/>
+          <w:rtl w:val="0"/>
+        </w:rPr>
+        <w:t xml:space="preserve">Step 2 - Design principles (identity-driven and structural).</w:t>
+      </w:r>
+    </w:p>
+    <w:p>
+      <w:pPr>
+        <w:numPr>
+          <w:ilvl w:val="0"/>
+          <w:numId w:val="9"/>
+        </w:numPr>
+        <w:ind w:left="720" w:hanging="360"/>
+        <w:rPr>
+          <w:b w:val="1"/>
+          <w:bCs w:val="1"/>
+          <w:highlight w:val="white"/>
+          <w:u w:val="none"/>
+        </w:rPr>
+      </w:pPr>
+      <w:r>
+        <w:rPr>
+          <w:b w:val="1"/>
+          <w:bCs w:val="1"/>
+          <w:highlight w:val="white"/>
+          <w:rtl w:val="0"/>
+        </w:rPr>
+        <w:t xml:space="preserve">Step 3 - Learning outcomes.</w:t>
       </w:r>
     </w:p>
     <w:p>
@@ -5734,262 +5784,8 @@
     </w:tbl>
     <w:p>
       <w:pPr>
-        <w:rPr/>
-      </w:pPr>
-      <w:r>
-        <w:rPr>
-          <w:rtl w:val="0"/>
-        </w:rPr>
-      </w:r>
-    </w:p>
-    <w:p>
-      <w:pPr>
-        <w:pStyle w:val="Heading3"/>
-        <w:rPr/>
-      </w:pPr>
-      <w:bookmarkStart w:colFirst="0" w:colLast="0" w:name="_en6ny8rvx2s" w:id="25"/>
-      <w:bookmarkEnd w:id="25"/>
-      <w:r>
-        <w:rPr>
-          <w:rtl w:val="0"/>
-        </w:rPr>
-        <w:t xml:space="preserve">Selecting CS2023 Content</w:t>
-      </w:r>
-      <w:r>
-        <w:rPr>
-          <w:rtl w:val="0"/>
-        </w:rPr>
-      </w:r>
-    </w:p>
-    <w:p>
-      <w:pPr>
-        <w:rPr/>
-      </w:pPr>
-      <w:r>
-        <w:rPr>
-          <w:rtl w:val="0"/>
-        </w:rPr>
-        <w:t xml:space="preserve">The “KA/KU Hours” worksheet assists in choosing CS2023 CS Core and KA Core content to be included in (or excluded from) your required curriculum while ensuring that the selected content:</w:t>
-      </w:r>
-    </w:p>
-    <w:p>
-      <w:pPr>
-        <w:numPr>
-          <w:ilvl w:val="0"/>
-          <w:numId w:val="22"/>
-        </w:numPr>
-        <w:ind w:left="720" w:hanging="360"/>
-        <w:rPr>
-          <w:u w:val="none"/>
-        </w:rPr>
-      </w:pPr>
-      <w:r>
-        <w:rPr>
-          <w:rtl w:val="0"/>
-        </w:rPr>
-        <w:t xml:space="preserve">aligns with the relative emphases expressed on your “KA Emphases” worksheet and thus supports the competency area of your program.</w:t>
-      </w:r>
-    </w:p>
-    <w:p>
-      <w:pPr>
-        <w:numPr>
-          <w:ilvl w:val="0"/>
-          <w:numId w:val="22"/>
-        </w:numPr>
-        <w:ind w:left="720" w:hanging="360"/>
-        <w:rPr>
-          <w:u w:val="none"/>
-        </w:rPr>
-      </w:pPr>
-      <w:r>
-        <w:rPr>
-          <w:rtl w:val="0"/>
-        </w:rPr>
-        <w:t xml:space="preserve">fits within the time constraints of your curriculum.</w:t>
-      </w:r>
-      <w:r>
-        <w:rPr>
-          <w:rtl w:val="0"/>
-        </w:rPr>
-      </w:r>
-    </w:p>
-    <w:p>
-      <w:pPr>
-        <w:rPr/>
-      </w:pPr>
-      <w:r>
-        <w:rPr>
-          <w:rtl w:val="0"/>
-        </w:rPr>
-      </w:r>
-    </w:p>
-    <w:p>
-      <w:pPr>
-        <w:rPr/>
-      </w:pPr>
-      <w:r>
-        <w:rPr>
-          <w:rtl w:val="0"/>
-        </w:rPr>
-        <w:t xml:space="preserve">The “KA/KU Hours” worksheet is more complex and will take more effort to understand and use than the “KA Emphasis” sheet. To help, the following subsections describe the sheet and walk you through a few tasks that illustrate its use. In addition, hovering over many of the cells in the worksheet will display a note containing notes explaining their purpose.</w:t>
-      </w:r>
-    </w:p>
-    <w:p>
-      <w:pPr>
-        <w:rPr/>
-      </w:pPr>
-      <w:r>
-        <w:rPr>
-          <w:rtl w:val="0"/>
-        </w:rPr>
-      </w:r>
-    </w:p>
-    <w:p>
-      <w:pPr>
-        <w:rPr/>
-      </w:pPr>
-      <w:r>
-        <w:rPr>
-          <w:rtl w:val="0"/>
-        </w:rPr>
-        <w:t xml:space="preserve">As you work through the remainder of this step keep in mind that the use of this tool is an iterative process.  The overall goal of this process is to align the KA emphases that you have expressed with the CS content that you would like to be included in your curriculum. </w:t>
-      </w:r>
-      <w:r>
-        <w:rPr>
-          <w:rtl w:val="0"/>
-        </w:rPr>
-        <w:t xml:space="preserve">The initial estimates and choices that you make can be rough as they will likely need to be revisited and refined multiple times as you add more information.</w:t>
-      </w:r>
-      <w:r>
-        <w:rPr>
-          <w:rtl w:val="0"/>
-        </w:rPr>
-        <w:t xml:space="preserve"> So, try not to get bogged down, at least initially, trying to resolve small differences in hours as they are likely to change multiple times as you iterate.</w:t>
-      </w:r>
-    </w:p>
-    <w:p>
-      <w:pPr>
-        <w:pStyle w:val="Heading4"/>
-        <w:rPr/>
-      </w:pPr>
-      <w:bookmarkStart w:colFirst="0" w:colLast="0" w:name="_q4vq1u5wbvfb" w:id="26"/>
-      <w:bookmarkEnd w:id="26"/>
-      <w:r>
-        <w:rPr>
-          <w:rtl w:val="0"/>
-        </w:rPr>
-        <w:t xml:space="preserve">Estimating the Total Instructional Hours required of all Majors</w:t>
-      </w:r>
-    </w:p>
-    <w:p>
-      <w:pPr>
-        <w:rPr/>
-      </w:pPr>
-      <w:r>
-        <w:rPr>
-          <w:rtl w:val="0"/>
-        </w:rPr>
-        <w:t xml:space="preserve">The CS2023 CS Core KUs plus the KA Core KUs that a program includes in its competency area are intended to be required of all students in the program. Thus the number of instructional hours that are required to be taken by all students in a program are the hours that are available to cover this content. Cells E4-E6 in the “Instructional Hours Summary” section of the sheet are used to estimate the total number of instructional hours that are required of all majors.</w:t>
-      </w:r>
-    </w:p>
-    <w:p>
-      <w:pPr>
-        <w:rPr/>
-      </w:pPr>
-      <w:r>
-        <w:rPr>
-          <w:rtl w:val="0"/>
-        </w:rPr>
-      </w:r>
-    </w:p>
-    <w:p>
-      <w:pPr>
-        <w:rPr>
-          <w:b w:val="1"/>
-          <w:bCs w:val="1"/>
-        </w:rPr>
-      </w:pPr>
-      <w:r>
-        <w:rPr>
-          <w:b w:val="1"/>
-          <w:bCs w:val="1"/>
-          <w:rtl w:val="0"/>
-        </w:rPr>
-        <w:t xml:space="preserve">4.4. Estimate the number of courses that are (or will be) required of all students who complete the major.  Use fractional courses to:</w:t>
-      </w:r>
-    </w:p>
-    <w:p>
-      <w:pPr>
-        <w:numPr>
-          <w:ilvl w:val="0"/>
-          <w:numId w:val="18"/>
-        </w:numPr>
-        <w:ind w:left="720" w:hanging="360"/>
-        <w:rPr>
-          <w:b w:val="1"/>
-          <w:bCs w:val="1"/>
-          <w:u w:val="none"/>
-        </w:rPr>
-      </w:pPr>
-      <w:r>
-        <w:rPr>
-          <w:b w:val="1"/>
-          <w:bCs w:val="1"/>
-          <w:rtl w:val="0"/>
-        </w:rPr>
-        <w:t xml:space="preserve">exclude parts of courses that are not dedicated to CS Core + KA Core content (e.g. content not specifice by CS2023, elective content, exam periods, review sessions, etc).</w:t>
-      </w:r>
-    </w:p>
-    <w:p>
-      <w:pPr>
-        <w:numPr>
-          <w:ilvl w:val="0"/>
-          <w:numId w:val="18"/>
-        </w:numPr>
-        <w:ind w:left="720" w:hanging="360"/>
-        <w:rPr>
-          <w:b w:val="1"/>
-          <w:bCs w:val="1"/>
-          <w:u w:val="none"/>
-        </w:rPr>
-      </w:pPr>
-      <w:r>
-        <w:rPr>
-          <w:b w:val="1"/>
-          <w:bCs w:val="1"/>
-          <w:rtl w:val="0"/>
-        </w:rPr>
-        <w:t xml:space="preserve">include CS Core + KA Core content covered outside of the standard course meetings (e.g. required laboratory or recitation sections).</w:t>
-      </w:r>
-    </w:p>
-    <w:p>
-      <w:pPr>
-        <w:numPr>
-          <w:ilvl w:val="0"/>
-          <w:numId w:val="18"/>
-        </w:numPr>
-        <w:ind w:left="720" w:hanging="360"/>
-        <w:rPr>
-          <w:b w:val="1"/>
-          <w:bCs w:val="1"/>
-          <w:u w:val="none"/>
-        </w:rPr>
-      </w:pPr>
-      <w:r>
-        <w:rPr>
-          <w:b w:val="1"/>
-          <w:bCs w:val="1"/>
-          <w:rtl w:val="0"/>
-        </w:rPr>
-        <w:t xml:space="preserve">include CS Core + KA Core content shared across a set of required courses (e.g. students take either CS250 or CS260 to see the content).</w:t>
-      </w:r>
-    </w:p>
-    <w:p>
-      <w:pPr>
-        <w:rPr>
-          <w:b w:val="1"/>
-          <w:bCs w:val="1"/>
-        </w:rPr>
+        <w:ind w:left="0" w:firstLine="0"/>
+        <w:rPr/>
       </w:pPr>
       <w:r>
         <w:rPr>
@@ -6011,7 +5807,65 @@
           <w:bCs w:val="1"/>
           <w:rtl w:val="0"/>
         </w:rPr>
-        <w:t xml:space="preserve">Document how you made your estimation here and enter the resulting value cell E4 on the KA/KU Hours sheet.</w:t>
+        <w:t xml:space="preserve">4.3. </w:t>
+      </w:r>
+      <w:r>
+        <w:rPr>
+          <w:b w:val="1"/>
+          <w:bCs w:val="1"/>
+          <w:rtl w:val="0"/>
+        </w:rPr>
+        <w:t xml:space="preserve">Draft a n</w:t>
+      </w:r>
+      <w:r>
+        <w:rPr>
+          <w:b w:val="1"/>
+          <w:bCs w:val="1"/>
+          <w:highlight w:val="white"/>
+          <w:rtl w:val="0"/>
+        </w:rPr>
+        <w:t xml:space="preserve">ame and description for your curriculum’s competency area(s)</w:t>
+      </w:r>
+      <w:r>
+        <w:rPr>
+          <w:b w:val="1"/>
+          <w:bCs w:val="1"/>
+          <w:highlight w:val="white"/>
+          <w:rtl w:val="0"/>
+        </w:rPr>
+        <w:t xml:space="preserve"> </w:t>
+      </w:r>
+      <w:r>
+        <w:rPr>
+          <w:b w:val="1"/>
+          <w:bCs w:val="1"/>
+          <w:rtl w:val="0"/>
+        </w:rPr>
+        <w:t xml:space="preserve">based on your responses to 4.1 and 4.2.</w:t>
+      </w:r>
+      <w:r>
+        <w:rPr>
+          <w:highlight w:val="white"/>
+          <w:rtl w:val="0"/>
+        </w:rPr>
+        <w:t xml:space="preserve"> </w:t>
+      </w:r>
+      <w:r>
+        <w:rPr>
+          <w:b w:val="1"/>
+          <w:bCs w:val="1"/>
+          <w:highlight w:val="white"/>
+          <w:rtl w:val="0"/>
+        </w:rPr>
+        <w:t xml:space="preserve">Note that CS2023 names competency areas of software, systems and applications and gives “</w:t>
+      </w:r>
+      <w:r>
+        <w:rPr>
+          <w:b w:val="1"/>
+          <w:bCs w:val="1"/>
+          <w:rtl w:val="0"/>
+        </w:rPr>
+        <w:t xml:space="preserve">computing for the social good”, “scientific computing”, and “secure computing” as examples of competency areas that a program might define “based on institutional mission and local needs.”</w:t>
       </w:r>
       <w:r>
         <w:rPr>
@@ -6133,25 +5987,252 @@
     </w:p>
     <w:p>
       <w:pPr>
-        <w:rPr/>
-      </w:pPr>
-      <w:r>
+        <w:pStyle w:val="Heading3"/>
+        <w:rPr/>
+      </w:pPr>
+      <w:bookmarkStart w:colFirst="0" w:colLast="0" w:name="_en6ny8rvx2s" w:id="26"/>
+      <w:bookmarkEnd w:id="26"/>
+      <w:r>
+        <w:rPr>
+          <w:rtl w:val="0"/>
+        </w:rPr>
+        <w:t xml:space="preserve">Selecting CS2023 Content</w:t>
+      </w:r>
+      <w:r>
+        <w:rPr>
+          <w:rtl w:val="0"/>
+        </w:rPr>
+      </w:r>
+    </w:p>
+    <w:p>
+      <w:pPr>
+        <w:rPr/>
+      </w:pPr>
+      <w:r>
+        <w:rPr>
+          <w:rtl w:val="0"/>
+        </w:rPr>
+        <w:t xml:space="preserve">The “KA/KU Hours” worksheet assists in choosing CS2023 CS Core and KA Core content to be included in (or excluded from) your required curriculum while ensuring that the selected content:</w:t>
+      </w:r>
+    </w:p>
+    <w:p>
+      <w:pPr>
+        <w:numPr>
+          <w:ilvl w:val="0"/>
+          <w:numId w:val="22"/>
+        </w:numPr>
+        <w:ind w:left="720" w:hanging="360"/>
+        <w:rPr>
+          <w:u w:val="none"/>
+        </w:rPr>
+      </w:pPr>
+      <w:r>
+        <w:rPr>
+          <w:rtl w:val="0"/>
+        </w:rPr>
+        <w:t xml:space="preserve">aligns with the relative emphases expressed on your “KA Emphases” worksheet and thus supports the competency area of your program.</w:t>
+      </w:r>
+    </w:p>
+    <w:p>
+      <w:pPr>
+        <w:numPr>
+          <w:ilvl w:val="0"/>
+          <w:numId w:val="22"/>
+        </w:numPr>
+        <w:ind w:left="720" w:hanging="360"/>
+        <w:rPr>
+          <w:u w:val="none"/>
+        </w:rPr>
+      </w:pPr>
+      <w:r>
+        <w:rPr>
+          <w:rtl w:val="0"/>
+        </w:rPr>
+        <w:t xml:space="preserve">fits within the time constraints of your curriculum.</w:t>
+      </w:r>
+      <w:r>
+        <w:rPr>
+          <w:rtl w:val="0"/>
+        </w:rPr>
+      </w:r>
+    </w:p>
+    <w:p>
+      <w:pPr>
+        <w:rPr/>
+      </w:pPr>
+      <w:r>
+        <w:rPr>
+          <w:rtl w:val="0"/>
+        </w:rPr>
+      </w:r>
+    </w:p>
+    <w:p>
+      <w:pPr>
+        <w:rPr/>
+      </w:pPr>
+      <w:r>
+        <w:rPr>
+          <w:rtl w:val="0"/>
+        </w:rPr>
+        <w:t xml:space="preserve">The “KA/KU Hours” worksheet is more complex and will take more effort to understand and use than the “KA Emphasis” sheet. To help, the following subsections describe the sheet and walk you through a few tasks that illustrate its use. In addition, hovering over many of the cells in the worksheet will display a note containing notes explaining their purpose.</w:t>
+      </w:r>
+    </w:p>
+    <w:p>
+      <w:pPr>
+        <w:rPr/>
+      </w:pPr>
+      <w:r>
+        <w:rPr>
+          <w:rtl w:val="0"/>
+        </w:rPr>
+      </w:r>
+    </w:p>
+    <w:p>
+      <w:pPr>
+        <w:rPr/>
+      </w:pPr>
+      <w:r>
+        <w:rPr>
+          <w:rtl w:val="0"/>
+        </w:rPr>
+        <w:t xml:space="preserve">As you work through the remainder of this step keep in mind that the use of this tool is an iterative process.  The overall goal of this process is to align the KA emphases that you have expressed with the CS content that you would like to be included in your curriculum. </w:t>
+      </w:r>
+      <w:r>
+        <w:rPr>
+          <w:rtl w:val="0"/>
+        </w:rPr>
+        <w:t xml:space="preserve">The initial estimates and choices that you make can be rough as they will likely need to be revisited and refined multiple times as you add more information.</w:t>
+      </w:r>
+      <w:r>
+        <w:rPr>
+          <w:rtl w:val="0"/>
+        </w:rPr>
+        <w:t xml:space="preserve"> So, try not to get bogged down, at least initially, trying to resolve small differences in hours as they are likely to change multiple times as you iterate.</w:t>
+      </w:r>
+    </w:p>
+    <w:p>
+      <w:pPr>
+        <w:pStyle w:val="Heading4"/>
+        <w:rPr/>
+      </w:pPr>
+      <w:bookmarkStart w:colFirst="0" w:colLast="0" w:name="_q4vq1u5wbvfb" w:id="27"/>
+      <w:bookmarkEnd w:id="27"/>
+      <w:r>
+        <w:rPr>
+          <w:rtl w:val="0"/>
+        </w:rPr>
+        <w:t xml:space="preserve">Estimating the Total Instructional Hours required of all Majors</w:t>
+      </w:r>
+    </w:p>
+    <w:p>
+      <w:pPr>
+        <w:rPr/>
+      </w:pPr>
+      <w:r>
+        <w:rPr>
+          <w:rtl w:val="0"/>
+        </w:rPr>
+        <w:t xml:space="preserve">The CS2023 CS Core KUs plus the KA Core KUs that a program includes in its competency area are intended to be required of all students in the program. Thus the number of instructional hours that are required to be taken by all students in a program are the hours that are available to cover this content. Cells E4-E6 in the “Instructional Hours Summary” section of the sheet are used to estimate the total number of instructional hours that are required of all majors.</w:t>
+      </w:r>
+    </w:p>
+    <w:p>
+      <w:pPr>
+        <w:rPr/>
+      </w:pPr>
+      <w:r>
+        <w:rPr>
+          <w:rtl w:val="0"/>
+        </w:rPr>
+      </w:r>
+    </w:p>
+    <w:p>
+      <w:pPr>
         <w:rPr>
           <w:b w:val="1"/>
           <w:bCs w:val="1"/>
-          <w:rtl w:val="0"/>
-        </w:rPr>
-        <w:t xml:space="preserve">4.5. Estimate the average number of instructional hours in a course.  Note that CS2023 defines this to be 40 hours.  However, a typical course that meets for 50 minutes, 3 times per week for 15 weeks will contain a maximum of 37.5 hours of in class instructional time.</w:t>
-      </w:r>
-      <w:r>
-        <w:rPr>
-          <w:rtl w:val="0"/>
-        </w:rPr>
-      </w:r>
-    </w:p>
-    <w:p>
-      <w:pPr>
-        <w:rPr/>
+        </w:rPr>
+      </w:pPr>
+      <w:r>
+        <w:rPr>
+          <w:b w:val="1"/>
+          <w:bCs w:val="1"/>
+          <w:rtl w:val="0"/>
+        </w:rPr>
+        <w:t xml:space="preserve">4.4. Estimate the number of courses that are (or will be) required of all students who complete the major.  Use fractional courses to:</w:t>
+      </w:r>
+    </w:p>
+    <w:p>
+      <w:pPr>
+        <w:numPr>
+          <w:ilvl w:val="0"/>
+          <w:numId w:val="18"/>
+        </w:numPr>
+        <w:ind w:left="720" w:hanging="360"/>
+        <w:rPr>
+          <w:b w:val="1"/>
+          <w:bCs w:val="1"/>
+          <w:u w:val="none"/>
+        </w:rPr>
+      </w:pPr>
+      <w:r>
+        <w:rPr>
+          <w:b w:val="1"/>
+          <w:bCs w:val="1"/>
+          <w:rtl w:val="0"/>
+        </w:rPr>
+        <w:t xml:space="preserve">exclude parts of courses that are not dedicated to CS Core + KA Core content (e.g. content not specifice by CS2023, elective content, exam periods, review sessions, etc).</w:t>
+      </w:r>
+    </w:p>
+    <w:p>
+      <w:pPr>
+        <w:numPr>
+          <w:ilvl w:val="0"/>
+          <w:numId w:val="18"/>
+        </w:numPr>
+        <w:ind w:left="720" w:hanging="360"/>
+        <w:rPr>
+          <w:b w:val="1"/>
+          <w:bCs w:val="1"/>
+          <w:u w:val="none"/>
+        </w:rPr>
+      </w:pPr>
+      <w:r>
+        <w:rPr>
+          <w:b w:val="1"/>
+          <w:bCs w:val="1"/>
+          <w:rtl w:val="0"/>
+        </w:rPr>
+        <w:t xml:space="preserve">include CS Core + KA Core content covered outside of the standard course meetings (e.g. required laboratory or recitation sections).</w:t>
+      </w:r>
+    </w:p>
+    <w:p>
+      <w:pPr>
+        <w:numPr>
+          <w:ilvl w:val="0"/>
+          <w:numId w:val="18"/>
+        </w:numPr>
+        <w:ind w:left="720" w:hanging="360"/>
+        <w:rPr>
+          <w:b w:val="1"/>
+          <w:bCs w:val="1"/>
+          <w:u w:val="none"/>
+        </w:rPr>
+      </w:pPr>
+      <w:r>
+        <w:rPr>
+          <w:b w:val="1"/>
+          <w:bCs w:val="1"/>
+          <w:rtl w:val="0"/>
+        </w:rPr>
+        <w:t xml:space="preserve">include CS Core + KA Core content shared across a set of required courses (e.g. students take either CS250 or CS260 to see the content).</w:t>
+      </w:r>
+    </w:p>
+    <w:p>
+      <w:pPr>
+        <w:rPr>
+          <w:b w:val="1"/>
+          <w:bCs w:val="1"/>
+        </w:rPr>
       </w:pPr>
       <w:r>
         <w:rPr>
@@ -6173,7 +6254,7 @@
           <w:bCs w:val="1"/>
           <w:rtl w:val="0"/>
         </w:rPr>
-        <w:t xml:space="preserve">Document how you made your estimation here and enter the resulting value cell E5 on the KA/KU Hours sheet.</w:t>
+        <w:t xml:space="preserve">Document how you made your estimation here and enter the resulting value cell E4 on the KA/KU Hours sheet.</w:t>
       </w:r>
       <w:r>
         <w:rPr>
@@ -6299,898 +6380,56 @@
       </w:pPr>
       <w:r>
         <w:rPr>
-          <w:rtl w:val="0"/>
-        </w:rPr>
-        <w:t xml:space="preserve">The values that you entered in E4 and E5 are used compute the “Total hours required of all majors” (E6 = E4 * E5).  The final two cells (E7, E8) in this section will be described later.</w:t>
-      </w:r>
-    </w:p>
-    <w:p>
-      <w:pPr>
-        <w:pStyle w:val="Heading4"/>
-        <w:rPr>
           <w:b w:val="1"/>
           <w:bCs w:val="1"/>
-        </w:rPr>
-      </w:pPr>
-      <w:bookmarkStart w:colFirst="0" w:colLast="0" w:name="_3lmwutyaa1n2" w:id="27"/>
-      <w:bookmarkEnd w:id="27"/>
-      <w:r>
-        <w:rPr>
-          <w:rtl w:val="0"/>
-        </w:rPr>
-        <w:t xml:space="preserve">A</w:t>
-      </w:r>
-      <w:r>
-        <w:rPr>
-          <w:rtl w:val="0"/>
-        </w:rPr>
-        <w:t xml:space="preserve">llocated Hours vs Included Hours</w:t>
-      </w:r>
-      <w:r>
-        <w:rPr>
-          <w:rtl w:val="0"/>
-        </w:rPr>
-      </w:r>
-    </w:p>
-    <w:p>
-      <w:pPr>
-        <w:rPr/>
-      </w:pPr>
-      <w:r>
-        <w:rPr>
-          <w:rtl w:val="0"/>
-        </w:rPr>
-        <w:t xml:space="preserve">The</w:t>
-      </w:r>
-      <w:r>
-        <w:rPr>
-          <w:rtl w:val="0"/>
-        </w:rPr>
-        <w:t xml:space="preserve"> “KA Hours” sheet uses the notions of allocated hours and included hours to help align the desired emphases of a curriculum with the content that it contains. This section explains these terms and where they appear in the “KA/KU Hours” worksheet.</w:t>
-      </w:r>
-    </w:p>
-    <w:p>
-      <w:pPr>
-        <w:pStyle w:val="Heading5"/>
-        <w:rPr/>
-      </w:pPr>
-      <w:bookmarkStart w:colFirst="0" w:colLast="0" w:name="_9h51cc4312ql" w:id="28"/>
-      <w:bookmarkEnd w:id="28"/>
-      <w:r>
-        <w:rPr>
-          <w:rtl w:val="0"/>
-        </w:rPr>
-        <w:t xml:space="preserve">Allocated Hours</w:t>
-      </w:r>
-    </w:p>
-    <w:p>
-      <w:pPr>
-        <w:ind w:left="0" w:firstLine="0"/>
-        <w:rPr/>
-      </w:pPr>
-      <w:r>
-        <w:rPr>
-          <w:b w:val="1"/>
-          <w:bCs w:val="1"/>
-          <w:i w:val="1"/>
-          <w:iCs w:val="1"/>
-          <w:rtl w:val="0"/>
-        </w:rPr>
-        <w:t xml:space="preserve">Allocated hours</w:t>
-      </w:r>
-      <w:r>
-        <w:rPr>
-          <w:b w:val="1"/>
-          <w:bCs w:val="1"/>
-          <w:rtl w:val="0"/>
-        </w:rPr>
-        <w:t xml:space="preserve"> </w:t>
-      </w:r>
-      <w:r>
-        <w:rPr>
-          <w:rtl w:val="0"/>
-        </w:rPr>
-        <w:t xml:space="preserve">indicate the hours that will actually be available for classroom instruction in your program when it is delivered to students. </w:t>
-        <w:br w:type="textWrapping"/>
-        <w:br w:type="textWrapping"/>
-        <w:t xml:space="preserve">The “</w:t>
-      </w:r>
-      <w:r>
-        <w:rPr>
-          <w:b w:val="1"/>
-          <w:bCs w:val="1"/>
-          <w:rtl w:val="0"/>
-        </w:rPr>
-        <w:t xml:space="preserve">Instructional Hour Allocations” </w:t>
-      </w:r>
-      <w:r>
-        <w:rPr>
-          <w:rtl w:val="0"/>
-        </w:rPr>
-        <w:t xml:space="preserve">section (columns Q-U</w:t>
-      </w:r>
-      <w:r>
-        <w:rPr>
-          <w:vertAlign w:val="superscript"/>
-        </w:rPr>
-        <w:footnoteReference w:customMarkFollows="0" w:id="7"/>
-      </w:r>
-      <w:r>
-        <w:rPr>
-          <w:rtl w:val="0"/>
-        </w:rPr>
-        <w:t xml:space="preserve">) of the “KA Hours” sheet is used to generate an estimate of the number of hours that your program should allocate to each KA.</w:t>
-      </w:r>
-    </w:p>
-    <w:p>
-      <w:pPr>
-        <w:numPr>
-          <w:ilvl w:val="0"/>
-          <w:numId w:val="7"/>
-        </w:numPr>
-        <w:ind w:left="720" w:hanging="360"/>
-        <w:rPr>
-          <w:u w:val="none"/>
-        </w:rPr>
-      </w:pPr>
-      <w:r>
-        <w:rPr>
-          <w:rtl w:val="0"/>
-        </w:rPr>
-        <w:t xml:space="preserve">The “Estimated Allocation” (column Q) gives an automatic estimate by distributing (i.e. allocating) your estimated “Total hours required of all majors” (E6) across the KAs based on the relative emphases that you assigned to each of the KAs on the “KA Emphases” sheet.</w:t>
-      </w:r>
-      <w:r>
-        <w:rPr>
-          <w:vertAlign w:val="superscript"/>
-        </w:rPr>
-        <w:footnoteReference w:customMarkFollows="0" w:id="8"/>
-      </w:r>
-      <w:r>
-        <w:rPr>
-          <w:rtl w:val="0"/>
-        </w:rPr>
-      </w:r>
-    </w:p>
-    <w:p>
-      <w:pPr>
-        <w:numPr>
-          <w:ilvl w:val="0"/>
-          <w:numId w:val="7"/>
-        </w:numPr>
-        <w:ind w:left="720" w:hanging="360"/>
-        <w:rPr>
-          <w:u w:val="none"/>
-        </w:rPr>
-      </w:pPr>
-      <w:r>
-        <w:rPr>
-          <w:rtl w:val="0"/>
-        </w:rPr>
-        <w:t xml:space="preserve">“Allocation Adjustment(s)” (column T) allows you to fine tune the allocations by subtracting hours from one KU and adding them to another.  The “Hours Available for Manual Adjustments” (T7) indicates any difference between hours that have been subtracted and hours that have been added.  Negative values here indicate that more hours have been allocated than are required for all majors (E6). Positive values indicate hours that can be added to KUs without exceeding the total required hours.</w:t>
-      </w:r>
-    </w:p>
-    <w:p>
-      <w:pPr>
-        <w:numPr>
-          <w:ilvl w:val="0"/>
-          <w:numId w:val="7"/>
-        </w:numPr>
-        <w:ind w:left="720" w:hanging="360"/>
-        <w:rPr>
-          <w:u w:val="none"/>
-        </w:rPr>
-      </w:pPr>
-      <w:r>
-        <w:rPr>
-          <w:b w:val="1"/>
-          <w:bCs w:val="1"/>
-          <w:rtl w:val="0"/>
-        </w:rPr>
-        <w:t xml:space="preserve">The “My Allocation” (column U) gives your refined estimate of the hours to be allocated to each KA (and KU) and should reflect the desired emphases of the KAs within the curriculum</w:t>
-      </w:r>
-      <w:r>
-        <w:rPr>
-          <w:rtl w:val="0"/>
-        </w:rPr>
-        <w:t xml:space="preserve">.</w:t>
-      </w:r>
-    </w:p>
-    <w:p>
-      <w:pPr>
-        <w:pStyle w:val="Heading5"/>
-        <w:rPr/>
-      </w:pPr>
-      <w:bookmarkStart w:colFirst="0" w:colLast="0" w:name="_a0bv48v59pnr" w:id="29"/>
-      <w:bookmarkEnd w:id="29"/>
-      <w:r>
-        <w:rPr>
-          <w:rtl w:val="0"/>
-        </w:rPr>
-        <w:t xml:space="preserve">Included Hours</w:t>
-      </w:r>
-    </w:p>
-    <w:p>
-      <w:pPr>
-        <w:ind w:left="0" w:firstLine="0"/>
-        <w:rPr/>
-      </w:pPr>
-      <w:r>
-        <w:rPr>
-          <w:b w:val="1"/>
-          <w:bCs w:val="1"/>
-          <w:i w:val="1"/>
-          <w:iCs w:val="1"/>
-          <w:rtl w:val="0"/>
-        </w:rPr>
-        <w:t xml:space="preserve">Included hours</w:t>
-      </w:r>
-      <w:r>
-        <w:rPr>
-          <w:b w:val="1"/>
-          <w:bCs w:val="1"/>
-          <w:rtl w:val="0"/>
-        </w:rPr>
-        <w:t xml:space="preserve"> </w:t>
-      </w:r>
-      <w:r>
-        <w:rPr>
-          <w:rtl w:val="0"/>
-        </w:rPr>
-        <w:t xml:space="preserve">indicate the number of instructional hours that CS2023 recommends for teaching the KUs that you indicate will be included in your program.</w:t>
-        <w:br w:type="textWrapping"/>
-        <w:br w:type="textWrapping"/>
-        <w:t xml:space="preserve">The “</w:t>
-      </w:r>
-      <w:r>
-        <w:rPr>
-          <w:b w:val="1"/>
-          <w:bCs w:val="1"/>
-          <w:rtl w:val="0"/>
-        </w:rPr>
-        <w:t xml:space="preserve">Included CS2023 Instructional Hours”</w:t>
-      </w:r>
-      <w:r>
-        <w:rPr>
-          <w:rtl w:val="0"/>
-        </w:rPr>
-        <w:t xml:space="preserve"> section (columns E-N</w:t>
-      </w:r>
-      <w:r>
-        <w:rPr>
-          <w:vertAlign w:val="superscript"/>
-        </w:rPr>
-        <w:footnoteReference w:customMarkFollows="0" w:id="9"/>
-      </w:r>
-      <w:r>
-        <w:rPr>
-          <w:rtl w:val="0"/>
-        </w:rPr>
-        <w:t xml:space="preserve">) of the “KA Hours” sheet allows you to select and adapt the CS2023 CS Core and KA Core KUs that will be  </w:t>
-      </w:r>
-      <w:r>
-        <w:rPr>
-          <w:rtl w:val="0"/>
-        </w:rPr>
-        <w:t xml:space="preserve">included</w:t>
-      </w:r>
-      <w:r>
-        <w:rPr>
-          <w:rtl w:val="0"/>
-        </w:rPr>
-        <w:t xml:space="preserve"> in your program.</w:t>
-      </w:r>
-    </w:p>
-    <w:p>
-      <w:pPr>
-        <w:numPr>
-          <w:ilvl w:val="0"/>
-          <w:numId w:val="31"/>
-        </w:numPr>
-        <w:ind w:left="720" w:hanging="360"/>
-        <w:rPr>
-          <w:u w:val="none"/>
-        </w:rPr>
-      </w:pPr>
-      <w:r>
-        <w:rPr>
-          <w:rtl w:val="0"/>
-        </w:rPr>
-        <w:t xml:space="preserve">The “CS2023 CS Core” values (column E) indicate the number of instructional hours that CS2023 requires for all students for each KA (and KU).</w:t>
-      </w:r>
-    </w:p>
-    <w:p>
-      <w:pPr>
-        <w:numPr>
-          <w:ilvl w:val="0"/>
-          <w:numId w:val="31"/>
-        </w:numPr>
-        <w:ind w:left="720" w:hanging="360"/>
-        <w:rPr>
-          <w:u w:val="none"/>
-        </w:rPr>
-      </w:pPr>
-      <w:r>
-        <w:rPr>
-          <w:rtl w:val="0"/>
-        </w:rPr>
-        <w:t xml:space="preserve">“CS Core Adjustments” (column G) can be entered to indicate that you plan to increase or decrease the number of hours spent on the CS Core topics in a KU. You should refer to the CS2023 Recommendations for the specific topics that are included in each CS Core KU. </w:t>
-      </w:r>
-      <w:r>
-        <w:rPr>
-          <w:b w:val="1"/>
-          <w:bCs w:val="1"/>
-          <w:rtl w:val="0"/>
-        </w:rPr>
-        <w:t xml:space="preserve">Emphasizing or deemphasizing CS Core KUs is one mechanism by which your program can tailor the CS2023 content to its competency area(s).</w:t>
-      </w:r>
-      <w:r>
-        <w:rPr>
-          <w:vertAlign w:val="superscript"/>
-        </w:rPr>
-        <w:footnoteReference w:customMarkFollows="0" w:id="10"/>
-      </w:r>
-      <w:r>
-        <w:rPr>
-          <w:rtl w:val="0"/>
-        </w:rPr>
-      </w:r>
-    </w:p>
-    <w:p>
-      <w:pPr>
-        <w:numPr>
-          <w:ilvl w:val="0"/>
-          <w:numId w:val="31"/>
-        </w:numPr>
-        <w:ind w:left="720" w:hanging="360"/>
-        <w:rPr>
-          <w:u w:val="none"/>
-        </w:rPr>
-      </w:pPr>
-      <w:r>
-        <w:rPr>
-          <w:rtl w:val="0"/>
-        </w:rPr>
-        <w:t xml:space="preserve">The “CS2023 KA Core” values (column I) indicate the number of instructional hours that CS2023 recommends for teaching the topics in a KA Core KU if they are included in a program.</w:t>
-      </w:r>
-    </w:p>
-    <w:p>
-      <w:pPr>
-        <w:numPr>
-          <w:ilvl w:val="0"/>
-          <w:numId w:val="31"/>
-        </w:numPr>
-        <w:ind w:left="720" w:hanging="360"/>
-        <w:rPr>
-          <w:u w:val="none"/>
-        </w:rPr>
-      </w:pPr>
-      <w:r>
-        <w:rPr>
-          <w:rtl w:val="0"/>
-        </w:rPr>
-        <w:t xml:space="preserve">The checkboxes under “Include KA Core KU” (column J) allow you to indicate if a KA Core KU will be included in your program. </w:t>
-      </w:r>
-      <w:r>
-        <w:rPr>
-          <w:b w:val="1"/>
-          <w:bCs w:val="1"/>
-          <w:rtl w:val="0"/>
-        </w:rPr>
-        <w:t xml:space="preserve">Selecting KA Core KUs to include is the primary mechanism by which your program tailors the CS2023 content to its competency area(s).</w:t>
-      </w:r>
-    </w:p>
-    <w:p>
-      <w:pPr>
-        <w:numPr>
-          <w:ilvl w:val="0"/>
-          <w:numId w:val="31"/>
-        </w:numPr>
-        <w:ind w:left="720" w:hanging="360"/>
-        <w:rPr>
-          <w:u w:val="none"/>
-        </w:rPr>
-      </w:pPr>
-      <w:r>
-        <w:rPr>
-          <w:rtl w:val="0"/>
-        </w:rPr>
-        <w:t xml:space="preserve">“KA Core Adjustments” (column K) can be entered to indicate that you plan to increase or decrease the number of hours spent on an included KA Core topics in a KU. You should refer to the CS2023 Recommendations for the specific topics that are included in each KA Core KU.</w:t>
-      </w:r>
-    </w:p>
-    <w:p>
-      <w:pPr>
-        <w:numPr>
-          <w:ilvl w:val="0"/>
-          <w:numId w:val="31"/>
-        </w:numPr>
-        <w:ind w:left="720" w:hanging="360"/>
-      </w:pPr>
-      <w:r>
-        <w:rPr>
-          <w:rtl w:val="0"/>
-        </w:rPr>
-        <w:t xml:space="preserve">The “Included CS+KA Core” (column N) sums the “CS2023 CS Core” hours plus or minus any “CS Core Adjustments” and the selected “CS2023 KA Core” hours plus or minus any “KA Core Adjustments.” </w:t>
-      </w:r>
-      <w:r>
-        <w:rPr>
-          <w:b w:val="1"/>
-          <w:bCs w:val="1"/>
-          <w:rtl w:val="0"/>
-        </w:rPr>
-        <w:t xml:space="preserve">Thus, the “Included CS+KA Core” for a KA (or KU) indicates the time that will be required to teach the included content.</w:t>
-      </w:r>
-      <w:r>
-        <w:rPr>
-          <w:rtl w:val="0"/>
-        </w:rPr>
-      </w:r>
-    </w:p>
-    <w:p>
-      <w:pPr>
-        <w:pStyle w:val="Heading4"/>
-        <w:rPr/>
-      </w:pPr>
-      <w:bookmarkStart w:colFirst="0" w:colLast="0" w:name="_zi524vk0qzvj" w:id="30"/>
-      <w:bookmarkEnd w:id="30"/>
-      <w:r>
-        <w:rPr>
-          <w:rtl w:val="0"/>
-        </w:rPr>
-        <w:t xml:space="preserve">Aligning</w:t>
-      </w:r>
-      <w:r>
-        <w:rPr>
-          <w:rtl w:val="0"/>
-        </w:rPr>
-        <w:t xml:space="preserve"> Included Hours and Allocated Hours</w:t>
-      </w:r>
-      <w:r>
-        <w:rPr>
-          <w:rtl w:val="0"/>
-        </w:rPr>
-      </w:r>
-    </w:p>
-    <w:p>
-      <w:pPr>
-        <w:rPr/>
-      </w:pPr>
-      <w:r>
-        <w:rPr>
-          <w:rtl w:val="0"/>
-        </w:rPr>
-        <w:t xml:space="preserve">Much of the work that you do with the “KA/KU Hours” sheet will be in selecting (and adjusting) the CS Core and KA Core KUs to be included in the curriculum and adjusting the KA emphases (or tweaking allocated hours) such that the included hours and the allocated hours align.</w:t>
-      </w:r>
-    </w:p>
-    <w:p>
-      <w:pPr>
-        <w:rPr/>
-      </w:pPr>
-      <w:r>
-        <w:rPr>
-          <w:rtl w:val="0"/>
-        </w:rPr>
-      </w:r>
-    </w:p>
-    <w:p>
-      <w:pPr>
-        <w:rPr/>
-      </w:pPr>
-      <w:r>
-        <w:rPr>
-          <w:rtl w:val="0"/>
-        </w:rPr>
-        <w:t xml:space="preserve">When the included hours for a KA align with the hours that are allocated to it (within some epsilon</w:t>
-      </w:r>
-      <w:r>
-        <w:rPr>
-          <w:vertAlign w:val="superscript"/>
-        </w:rPr>
-        <w:footnoteReference w:customMarkFollows="0" w:id="11"/>
-      </w:r>
-      <w:r>
-        <w:rPr>
-          <w:rtl w:val="0"/>
-        </w:rPr>
-        <w:t xml:space="preserve">) it suggests that the amount of CS2023 content that is included aligns with the desired emphasis of the KA. However, if the included hours are less than the allocated hours for a KA, it suggests that either too little content has been included or that the desired emphasis of KA should be decreased. Conversely, the included hours exceeding the allocated hours is indicative that either the emphasis of the KA should be increased or that content should be removed.</w:t>
-      </w:r>
-    </w:p>
-    <w:p>
-      <w:pPr>
-        <w:rPr/>
-      </w:pPr>
-      <w:r>
-        <w:rPr>
-          <w:rtl w:val="0"/>
-        </w:rPr>
-      </w:r>
-    </w:p>
-    <w:p>
-      <w:pPr>
-        <w:rPr/>
-      </w:pPr>
-      <w:r>
-        <w:rPr>
-          <w:b w:val="1"/>
-          <w:bCs w:val="1"/>
-          <w:rtl w:val="0"/>
-        </w:rPr>
-        <w:t xml:space="preserve">Ultimately, when the included and allocated hours match for all of the KAs it suggests that the curriculum aligns with its defined competency area(s).</w:t>
-      </w:r>
-      <w:r>
-        <w:rPr>
-          <w:b w:val="1"/>
-          <w:bCs w:val="1"/>
-          <w:vertAlign w:val="superscript"/>
-        </w:rPr>
-        <w:footnoteReference w:customMarkFollows="0" w:id="12"/>
-      </w:r>
-      <w:r>
-        <w:rPr>
-          <w:rtl w:val="0"/>
-        </w:rPr>
-      </w:r>
-    </w:p>
-    <w:p>
-      <w:pPr>
-        <w:pStyle w:val="Heading5"/>
-        <w:rPr/>
-      </w:pPr>
-      <w:bookmarkStart w:colFirst="0" w:colLast="0" w:name="_d8c9twnuf97u" w:id="31"/>
-      <w:bookmarkEnd w:id="31"/>
-      <w:r>
-        <w:rPr>
-          <w:rtl w:val="0"/>
-        </w:rPr>
-        <w:t xml:space="preserve">Cell Highlighting</w:t>
-      </w:r>
-    </w:p>
-    <w:p>
-      <w:pPr>
-        <w:rPr/>
-      </w:pPr>
-      <w:r>
-        <w:rPr>
-          <w:rtl w:val="0"/>
-        </w:rPr>
-        <w:t xml:space="preserve">The “KA/KU Hours” sheet uses cell highlighting to call attention to mismatches between included and allocated hours. </w:t>
-      </w:r>
-    </w:p>
-    <w:p>
-      <w:pPr>
-        <w:rPr/>
-      </w:pPr>
-      <w:r>
-        <w:rPr>
-          <w:rtl w:val="0"/>
-        </w:rPr>
-      </w:r>
-    </w:p>
-    <w:p>
-      <w:pPr>
-        <w:rPr/>
-      </w:pPr>
-      <w:r>
-        <w:rPr>
-          <w:rtl w:val="0"/>
-        </w:rPr>
-        <w:t xml:space="preserve">The “Hour Tolerances” cells (N3-N7) specify the percent differences that are indicated by each highlight color that is used.  For example, a cell highlighted yellow will indicate that its value is at least 20% more than the cell to which it is being compared. </w:t>
-      </w:r>
-    </w:p>
-    <w:p>
-      <w:pPr>
-        <w:rPr/>
-      </w:pPr>
-      <w:r>
-        <w:rPr>
-          <w:rtl w:val="0"/>
-        </w:rPr>
-      </w:r>
-    </w:p>
-    <w:p>
-      <w:pPr>
-        <w:rPr/>
-      </w:pPr>
-      <w:r>
-        <w:rPr>
-          <w:rtl w:val="0"/>
-        </w:rPr>
-        <w:t xml:space="preserve">These highlights are applied to the following cells:</w:t>
-      </w:r>
-    </w:p>
-    <w:p>
-      <w:pPr>
-        <w:numPr>
-          <w:ilvl w:val="0"/>
-          <w:numId w:val="17"/>
-        </w:numPr>
-        <w:ind w:left="720" w:hanging="360"/>
-        <w:rPr>
-          <w:u w:val="none"/>
-        </w:rPr>
-      </w:pPr>
-      <w:r>
-        <w:rPr>
-          <w:rtl w:val="0"/>
-        </w:rPr>
-        <w:t xml:space="preserve">“My Allocation” (e.g. U12 for MSF) is compared to the “Included CS+KA Core” hours (e.g. N12 for MSF).</w:t>
-      </w:r>
-    </w:p>
-    <w:p>
-      <w:pPr>
-        <w:numPr>
-          <w:ilvl w:val="0"/>
-          <w:numId w:val="17"/>
-        </w:numPr>
-        <w:ind w:left="720" w:hanging="360"/>
-        <w:rPr>
-          <w:u w:val="none"/>
-        </w:rPr>
-      </w:pPr>
-      <w:r>
-        <w:rPr>
-          <w:rtl w:val="0"/>
-        </w:rPr>
-        <w:t xml:space="preserve">“Included CS+KA Core” (e.g. N12 for MSF) is compared to the “My Allocation” (e.g. U12 for MSF).</w:t>
-      </w:r>
-    </w:p>
-    <w:p>
-      <w:pPr>
-        <w:numPr>
-          <w:ilvl w:val="0"/>
-          <w:numId w:val="17"/>
-        </w:numPr>
-        <w:ind w:left="720" w:hanging="360"/>
-        <w:rPr>
-          <w:u w:val="none"/>
-        </w:rPr>
-      </w:pPr>
-      <w:r>
-        <w:rPr>
-          <w:rtl w:val="0"/>
-        </w:rPr>
-        <w:t xml:space="preserve">“CS2023 CS Core” (e.g. E12 for MSF) is compared to the “My Allocation” (e.g. U12 for MSF). </w:t>
-      </w:r>
-    </w:p>
-    <w:p>
-      <w:pPr>
-        <w:numPr>
-          <w:ilvl w:val="0"/>
-          <w:numId w:val="17"/>
-        </w:numPr>
-        <w:ind w:left="720" w:hanging="360"/>
-        <w:rPr>
-          <w:u w:val="none"/>
-        </w:rPr>
-      </w:pPr>
-      <w:r>
-        <w:rPr>
-          <w:rtl w:val="0"/>
-        </w:rPr>
-        <w:t xml:space="preserve">“Total hours included in CS+KA Core” (E7) is compared to the “Total hours required of all Majors” (E6).</w:t>
-      </w:r>
-    </w:p>
-    <w:p>
-      <w:pPr>
-        <w:numPr>
-          <w:ilvl w:val="0"/>
-          <w:numId w:val="17"/>
-        </w:numPr>
-        <w:ind w:left="720" w:hanging="360"/>
-        <w:rPr>
-          <w:u w:val="none"/>
-        </w:rPr>
-      </w:pPr>
-      <w:r>
-        <w:rPr>
-          <w:rtl w:val="0"/>
-        </w:rPr>
-        <w:t xml:space="preserve">“Total hours in My Allocation” (E8) is compared to the “Total hours required of all majors” (E6).</w:t>
-      </w:r>
-    </w:p>
-    <w:p>
-      <w:pPr>
-        <w:rPr/>
-      </w:pPr>
-      <w:r>
-        <w:rPr>
-          <w:rtl w:val="0"/>
-        </w:rPr>
-      </w:r>
-    </w:p>
-    <w:p>
-      <w:pPr>
-        <w:rPr/>
-      </w:pPr>
-      <w:r>
-        <w:rPr>
-          <w:rtl w:val="0"/>
-        </w:rPr>
-        <w:t xml:space="preserve">Note that highlighted cells do not necessarily imply an issue. Rather they are intended to draw attention to areas worthy of closer inspection.  For example, cells that are highlighted may indicate that:</w:t>
-      </w:r>
-    </w:p>
-    <w:p>
-      <w:pPr>
-        <w:numPr>
-          <w:ilvl w:val="0"/>
-          <w:numId w:val="10"/>
-        </w:numPr>
-        <w:ind w:left="720" w:hanging="360"/>
-      </w:pPr>
-      <w:r>
-        <w:rPr>
-          <w:rtl w:val="0"/>
-        </w:rPr>
-        <w:t xml:space="preserve">additional or fewer CS Core or KA Core hours should be included to support the desired emphasis for a KA.</w:t>
-      </w:r>
-    </w:p>
-    <w:p>
-      <w:pPr>
-        <w:numPr>
-          <w:ilvl w:val="0"/>
-          <w:numId w:val="10"/>
-        </w:numPr>
-        <w:ind w:left="720" w:hanging="360"/>
-      </w:pPr>
-      <w:r>
-        <w:rPr>
-          <w:rtl w:val="0"/>
-        </w:rPr>
-        <w:t xml:space="preserve">the emphasis for a KA should be increased or decreased (on the “KA Emphases” sheet) or an “Allocation Adjustment” (column T) should be made to align with the CS Core and KA Core hours that are included.</w:t>
-      </w:r>
-    </w:p>
-    <w:p>
-      <w:pPr>
-        <w:numPr>
-          <w:ilvl w:val="0"/>
-          <w:numId w:val="10"/>
-        </w:numPr>
-        <w:ind w:left="720" w:hanging="360"/>
-      </w:pPr>
-      <w:r>
-        <w:rPr>
-          <w:rtl w:val="0"/>
-        </w:rPr>
-        <w:t xml:space="preserve">a difference exists but is justifiable based on mission and identity, design principles, learning goals and/or competency area(s) and thus is acceptable. In these cases Notes (column W) may be added to document the justification.</w:t>
-      </w:r>
-      <w:r>
-        <w:rPr>
-          <w:rtl w:val="0"/>
-        </w:rPr>
-      </w:r>
-    </w:p>
-    <w:p>
-      <w:pPr>
-        <w:pStyle w:val="Heading4"/>
-        <w:rPr/>
-      </w:pPr>
-      <w:bookmarkStart w:colFirst="0" w:colLast="0" w:name="_hhs9iolfjb9e" w:id="32"/>
-      <w:bookmarkEnd w:id="32"/>
-      <w:r>
-        <w:rPr>
-          <w:rtl w:val="0"/>
-        </w:rPr>
-        <w:t xml:space="preserve">Designing Your Curriculum</w:t>
-      </w:r>
-    </w:p>
-    <w:p>
-      <w:pPr>
-        <w:rPr>
-          <w:highlight w:val="white"/>
-        </w:rPr>
-      </w:pPr>
-      <w:r>
-        <w:rPr>
-          <w:rtl w:val="0"/>
-        </w:rPr>
-        <w:t xml:space="preserve">Use the “KA/KU Hours” worksheet to specify the CS Core and KA Core content that you wish to include in your curriculum.  Refer to the CS2023 Recommendations for additional details about the specific topics that are included in the CS Core and KA Core for each KA.</w:t>
-      </w:r>
-      <w:r>
+          <w:rtl w:val="0"/>
+        </w:rPr>
+        <w:t xml:space="preserve">4.5. Estimate the average number of instructional hours in a course.  Note that CS2023 defines this to be 40 hours.  However, a typical course that meets for 50 minutes, 3 times per week for 15 weeks will contain a maximum of 37.5 hours of in class instructional time.</w:t>
+      </w:r>
+      <w:r>
+        <w:rPr>
+          <w:rtl w:val="0"/>
+        </w:rPr>
+      </w:r>
+    </w:p>
+    <w:p>
+      <w:pPr>
+        <w:rPr/>
+      </w:pPr>
+      <w:r>
+        <w:rPr>
+          <w:rtl w:val="0"/>
+        </w:rPr>
+      </w:r>
+    </w:p>
+    <w:p>
+      <w:pPr>
         <w:rPr>
           <w:b w:val="1"/>
           <w:bCs w:val="1"/>
           <w:highlight w:val="white"/>
-          <w:rtl w:val="0"/>
-        </w:rPr>
-        <w:t xml:space="preserve"> </w:t>
-      </w:r>
-      <w:r>
-        <w:rPr>
-          <w:highlight w:val="white"/>
-          <w:rtl w:val="0"/>
-        </w:rPr>
-        <w:t xml:space="preserve">The CS2023 Recommendations can be found here:</w:t>
-      </w:r>
-    </w:p>
-    <w:p>
-      <w:pPr>
-        <w:rPr>
-          <w:highlight w:val="white"/>
-        </w:rPr>
-      </w:pPr>
-      <w:r>
-        <w:rPr>
-          <w:rtl w:val="0"/>
-        </w:rPr>
-      </w:r>
-    </w:p>
-    <w:p>
-      <w:pPr>
-        <w:rPr>
-          <w:highlight w:val="white"/>
-        </w:rPr>
-      </w:pPr>
-      <w:r>
-        <w:rPr>
-          <w:highlight w:val="white"/>
-          <w:rtl w:val="0"/>
-        </w:rPr>
-        <w:tab/>
-      </w:r>
-      <w:hyperlink r:id="rId15">
-        <w:r>
-          <w:rPr>
-            <w:color w:val="1155cc"/>
-            <w:highlight w:val="white"/>
-            <w:u w:val="single"/>
-            <w:rtl w:val="0"/>
-          </w:rPr>
-          <w:t xml:space="preserve">https://csed.acm.org/</w:t>
-        </w:r>
-      </w:hyperlink>
-      <w:r>
-        <w:rPr>
-          <w:rtl w:val="0"/>
-        </w:rPr>
-      </w:r>
-    </w:p>
-    <w:p>
-      <w:pPr>
-        <w:rPr/>
-      </w:pPr>
-      <w:r>
-        <w:rPr>
-          <w:rtl w:val="0"/>
-        </w:rPr>
-        <w:br w:type="textWrapping"/>
-        <w:t xml:space="preserve">Use the cell highlighting to identify and address mismatches between the emphasis that you have placed on KAs and the CS Core and KA Core content that you have included.</w:t>
-      </w:r>
-      <w:r>
-        <w:rPr>
-          <w:rtl w:val="0"/>
-        </w:rPr>
-      </w:r>
-    </w:p>
-    <w:p>
-      <w:pPr>
-        <w:rPr/>
-      </w:pPr>
-      <w:r>
-        <w:rPr>
-          <w:rtl w:val="0"/>
-        </w:rPr>
-      </w:r>
-    </w:p>
-    <w:p>
-      <w:pPr>
+        </w:rPr>
+      </w:pPr>
+      <w:r>
         <w:rPr>
           <w:b w:val="1"/>
           <w:bCs w:val="1"/>
-        </w:rPr>
-      </w:pPr>
-      <w:r>
+          <w:rtl w:val="0"/>
+        </w:rPr>
+        <w:t xml:space="preserve">Document how you made your estimation here and enter the resulting value cell E5 on the KA/KU Hours sheet.</w:t>
+      </w:r>
+      <w:r>
+        <w:rPr>
+          <w:rtl w:val="0"/>
+        </w:rPr>
+      </w:r>
+    </w:p>
+    <w:p>
+      <w:pPr>
         <w:rPr>
           <w:b w:val="1"/>
           <w:bCs w:val="1"/>
-          <w:rtl w:val="0"/>
-        </w:rPr>
-        <w:t xml:space="preserve">4.6. Identify any KAs for which the “CS2023 CS Core” (column E) has a red highlight. For each KA identified, use your outputs from steps 1-3 and your program’s competency area(s) to document the rationale for allocating fewer instructional hours to the KA than are required by the CS2023 CS Core.</w:t>
-      </w:r>
-    </w:p>
-    <w:p>
-      <w:pPr>
-        <w:rPr>
-          <w:b w:val="1"/>
-          <w:bCs w:val="1"/>
+          <w:highlight w:val="white"/>
         </w:rPr>
       </w:pPr>
       <w:r>
@@ -7299,18 +6538,895 @@
     </w:p>
     <w:p>
       <w:pPr>
+        <w:rPr/>
+      </w:pPr>
+      <w:r>
+        <w:rPr>
+          <w:rtl w:val="0"/>
+        </w:rPr>
+        <w:t xml:space="preserve">The values that you entered in E4 and E5 are used compute the “Total hours required of all majors” (E6 = E4 * E5).  The final two cells (E7, E8) in this section will be described later.</w:t>
+      </w:r>
+    </w:p>
+    <w:p>
+      <w:pPr>
+        <w:pStyle w:val="Heading4"/>
         <w:rPr>
           <w:b w:val="1"/>
           <w:bCs w:val="1"/>
         </w:rPr>
       </w:pPr>
+      <w:bookmarkStart w:colFirst="0" w:colLast="0" w:name="_3lmwutyaa1n2" w:id="28"/>
+      <w:bookmarkEnd w:id="28"/>
+      <w:r>
+        <w:rPr>
+          <w:rtl w:val="0"/>
+        </w:rPr>
+        <w:t xml:space="preserve">A</w:t>
+      </w:r>
+      <w:r>
+        <w:rPr>
+          <w:rtl w:val="0"/>
+        </w:rPr>
+        <w:t xml:space="preserve">llocated Hours vs Included Hours</w:t>
+      </w:r>
+      <w:r>
+        <w:rPr>
+          <w:rtl w:val="0"/>
+        </w:rPr>
+      </w:r>
+    </w:p>
+    <w:p>
+      <w:pPr>
+        <w:rPr/>
+      </w:pPr>
+      <w:r>
+        <w:rPr>
+          <w:rtl w:val="0"/>
+        </w:rPr>
+        <w:t xml:space="preserve">The</w:t>
+      </w:r>
+      <w:r>
+        <w:rPr>
+          <w:rtl w:val="0"/>
+        </w:rPr>
+        <w:t xml:space="preserve"> “KA Hours” sheet uses the notions of allocated hours and included hours to help align the desired emphases of a curriculum with the content that it contains. This section explains these terms and where they appear in the “KA/KU Hours” worksheet.</w:t>
+      </w:r>
+    </w:p>
+    <w:p>
+      <w:pPr>
+        <w:pStyle w:val="Heading5"/>
+        <w:rPr/>
+      </w:pPr>
+      <w:bookmarkStart w:colFirst="0" w:colLast="0" w:name="_9h51cc4312ql" w:id="29"/>
+      <w:bookmarkEnd w:id="29"/>
+      <w:r>
+        <w:rPr>
+          <w:rtl w:val="0"/>
+        </w:rPr>
+        <w:t xml:space="preserve">Allocated Hours</w:t>
+      </w:r>
+    </w:p>
+    <w:p>
+      <w:pPr>
+        <w:ind w:left="0" w:firstLine="0"/>
+        <w:rPr/>
+      </w:pPr>
       <w:r>
         <w:rPr>
           <w:b w:val="1"/>
           <w:bCs w:val="1"/>
-          <w:rtl w:val="0"/>
-        </w:rPr>
-        <w:t xml:space="preserve">4.7. Identify any KAs for which the “Included CS+KA Core” (column N) is mismatched with “My Allocation” (column U). For each KA identified, use your outputs from steps 1-3 and your program’s competency area(s) to document the rationale for the differences.</w:t>
+          <w:i w:val="1"/>
+          <w:iCs w:val="1"/>
+          <w:rtl w:val="0"/>
+        </w:rPr>
+        <w:t xml:space="preserve">Allocated hours</w:t>
+      </w:r>
+      <w:r>
+        <w:rPr>
+          <w:b w:val="1"/>
+          <w:bCs w:val="1"/>
+          <w:rtl w:val="0"/>
+        </w:rPr>
+        <w:t xml:space="preserve"> </w:t>
+      </w:r>
+      <w:r>
+        <w:rPr>
+          <w:rtl w:val="0"/>
+        </w:rPr>
+        <w:t xml:space="preserve">indicate the hours that will actually be available for classroom instruction in your program when it is delivered to students. </w:t>
+        <w:br w:type="textWrapping"/>
+        <w:br w:type="textWrapping"/>
+        <w:t xml:space="preserve">The “</w:t>
+      </w:r>
+      <w:r>
+        <w:rPr>
+          <w:b w:val="1"/>
+          <w:bCs w:val="1"/>
+          <w:rtl w:val="0"/>
+        </w:rPr>
+        <w:t xml:space="preserve">Instructional Hour Allocations” </w:t>
+      </w:r>
+      <w:r>
+        <w:rPr>
+          <w:rtl w:val="0"/>
+        </w:rPr>
+        <w:t xml:space="preserve">section (columns Q-U</w:t>
+      </w:r>
+      <w:r>
+        <w:rPr>
+          <w:vertAlign w:val="superscript"/>
+        </w:rPr>
+        <w:footnoteReference w:customMarkFollows="0" w:id="6"/>
+      </w:r>
+      <w:r>
+        <w:rPr>
+          <w:rtl w:val="0"/>
+        </w:rPr>
+        <w:t xml:space="preserve">) of the “KA Hours” sheet is used to generate an estimate of the number of hours that your program should allocate to each KA.</w:t>
+      </w:r>
+    </w:p>
+    <w:p>
+      <w:pPr>
+        <w:numPr>
+          <w:ilvl w:val="0"/>
+          <w:numId w:val="7"/>
+        </w:numPr>
+        <w:ind w:left="720" w:hanging="360"/>
+        <w:rPr>
+          <w:u w:val="none"/>
+        </w:rPr>
+      </w:pPr>
+      <w:r>
+        <w:rPr>
+          <w:rtl w:val="0"/>
+        </w:rPr>
+        <w:t xml:space="preserve">The “Estimated Allocation” (column Q) gives an automatic estimate by distributing (i.e. allocating) your estimated “Total hours required of all majors” (E6) across the KAs based on the relative emphases that you assigned to each of the KAs on the “KA Emphases” sheet.</w:t>
+      </w:r>
+      <w:r>
+        <w:rPr>
+          <w:vertAlign w:val="superscript"/>
+        </w:rPr>
+        <w:footnoteReference w:customMarkFollows="0" w:id="7"/>
+      </w:r>
+      <w:r>
+        <w:rPr>
+          <w:rtl w:val="0"/>
+        </w:rPr>
+      </w:r>
+    </w:p>
+    <w:p>
+      <w:pPr>
+        <w:numPr>
+          <w:ilvl w:val="0"/>
+          <w:numId w:val="7"/>
+        </w:numPr>
+        <w:ind w:left="720" w:hanging="360"/>
+        <w:rPr>
+          <w:u w:val="none"/>
+        </w:rPr>
+      </w:pPr>
+      <w:r>
+        <w:rPr>
+          <w:rtl w:val="0"/>
+        </w:rPr>
+        <w:t xml:space="preserve">“Allocation Adjustment(s)” (column T) allows you to fine tune the allocations by subtracting hours from one KU and adding them to another.  The “Hours Available for Manual Adjustments” (T7) indicates any difference between hours that have been subtracted and hours that have been added.  Negative values here indicate that more hours have been allocated than are required for all majors (E6). Positive values indicate hours that can be added to KUs without exceeding the total required hours.</w:t>
+      </w:r>
+    </w:p>
+    <w:p>
+      <w:pPr>
+        <w:numPr>
+          <w:ilvl w:val="0"/>
+          <w:numId w:val="7"/>
+        </w:numPr>
+        <w:ind w:left="720" w:hanging="360"/>
+        <w:rPr>
+          <w:u w:val="none"/>
+        </w:rPr>
+      </w:pPr>
+      <w:r>
+        <w:rPr>
+          <w:b w:val="1"/>
+          <w:bCs w:val="1"/>
+          <w:rtl w:val="0"/>
+        </w:rPr>
+        <w:t xml:space="preserve">The “My Allocation” (column U) gives your refined estimate of the hours to be allocated to each KA (and KU) and should reflect the desired emphases of the KAs within the curriculum</w:t>
+      </w:r>
+      <w:r>
+        <w:rPr>
+          <w:rtl w:val="0"/>
+        </w:rPr>
+        <w:t xml:space="preserve">.</w:t>
+      </w:r>
+    </w:p>
+    <w:p>
+      <w:pPr>
+        <w:pStyle w:val="Heading5"/>
+        <w:rPr/>
+      </w:pPr>
+      <w:bookmarkStart w:colFirst="0" w:colLast="0" w:name="_a0bv48v59pnr" w:id="30"/>
+      <w:bookmarkEnd w:id="30"/>
+      <w:r>
+        <w:rPr>
+          <w:rtl w:val="0"/>
+        </w:rPr>
+        <w:t xml:space="preserve">Included Hours</w:t>
+      </w:r>
+    </w:p>
+    <w:p>
+      <w:pPr>
+        <w:ind w:left="0" w:firstLine="0"/>
+        <w:rPr/>
+      </w:pPr>
+      <w:r>
+        <w:rPr>
+          <w:b w:val="1"/>
+          <w:bCs w:val="1"/>
+          <w:i w:val="1"/>
+          <w:iCs w:val="1"/>
+          <w:rtl w:val="0"/>
+        </w:rPr>
+        <w:t xml:space="preserve">Included hours</w:t>
+      </w:r>
+      <w:r>
+        <w:rPr>
+          <w:b w:val="1"/>
+          <w:bCs w:val="1"/>
+          <w:rtl w:val="0"/>
+        </w:rPr>
+        <w:t xml:space="preserve"> </w:t>
+      </w:r>
+      <w:r>
+        <w:rPr>
+          <w:rtl w:val="0"/>
+        </w:rPr>
+        <w:t xml:space="preserve">indicate the number of instructional hours that CS2023 recommends for teaching the KUs that you indicate will be included in your program.</w:t>
+        <w:br w:type="textWrapping"/>
+        <w:br w:type="textWrapping"/>
+        <w:t xml:space="preserve">The “</w:t>
+      </w:r>
+      <w:r>
+        <w:rPr>
+          <w:b w:val="1"/>
+          <w:bCs w:val="1"/>
+          <w:rtl w:val="0"/>
+        </w:rPr>
+        <w:t xml:space="preserve">Included CS2023 Instructional Hours”</w:t>
+      </w:r>
+      <w:r>
+        <w:rPr>
+          <w:rtl w:val="0"/>
+        </w:rPr>
+        <w:t xml:space="preserve"> section (columns E-N</w:t>
+      </w:r>
+      <w:r>
+        <w:rPr>
+          <w:vertAlign w:val="superscript"/>
+        </w:rPr>
+        <w:footnoteReference w:customMarkFollows="0" w:id="8"/>
+      </w:r>
+      <w:r>
+        <w:rPr>
+          <w:rtl w:val="0"/>
+        </w:rPr>
+        <w:t xml:space="preserve">) of the “KA Hours” sheet allows you to select and adapt the CS2023 CS Core and KA Core KUs that will be  </w:t>
+      </w:r>
+      <w:r>
+        <w:rPr>
+          <w:rtl w:val="0"/>
+        </w:rPr>
+        <w:t xml:space="preserve">included</w:t>
+      </w:r>
+      <w:r>
+        <w:rPr>
+          <w:rtl w:val="0"/>
+        </w:rPr>
+        <w:t xml:space="preserve"> in your program.</w:t>
+      </w:r>
+    </w:p>
+    <w:p>
+      <w:pPr>
+        <w:numPr>
+          <w:ilvl w:val="0"/>
+          <w:numId w:val="31"/>
+        </w:numPr>
+        <w:ind w:left="720" w:hanging="360"/>
+        <w:rPr>
+          <w:u w:val="none"/>
+        </w:rPr>
+      </w:pPr>
+      <w:r>
+        <w:rPr>
+          <w:rtl w:val="0"/>
+        </w:rPr>
+        <w:t xml:space="preserve">The “CS2023 CS Core” values (column E) indicate the number of instructional hours that CS2023 requires for all students for each KA (and KU).</w:t>
+      </w:r>
+    </w:p>
+    <w:p>
+      <w:pPr>
+        <w:numPr>
+          <w:ilvl w:val="0"/>
+          <w:numId w:val="31"/>
+        </w:numPr>
+        <w:ind w:left="720" w:hanging="360"/>
+        <w:rPr>
+          <w:u w:val="none"/>
+        </w:rPr>
+      </w:pPr>
+      <w:r>
+        <w:rPr>
+          <w:rtl w:val="0"/>
+        </w:rPr>
+        <w:t xml:space="preserve">“CS Core Adjustments” (column G) can be entered to indicate that you plan to increase or decrease the number of hours spent on the CS Core topics in a KU. You should refer to the CS2023 Recommendations for the specific topics that are included in each CS Core KU. </w:t>
+      </w:r>
+      <w:r>
+        <w:rPr>
+          <w:b w:val="1"/>
+          <w:bCs w:val="1"/>
+          <w:rtl w:val="0"/>
+        </w:rPr>
+        <w:t xml:space="preserve">Emphasizing or deemphasizing CS Core KUs is one mechanism by which your program can tailor the CS2023 content to its competency area(s).</w:t>
+      </w:r>
+      <w:r>
+        <w:rPr>
+          <w:vertAlign w:val="superscript"/>
+        </w:rPr>
+        <w:footnoteReference w:customMarkFollows="0" w:id="9"/>
+      </w:r>
+      <w:r>
+        <w:rPr>
+          <w:rtl w:val="0"/>
+        </w:rPr>
+      </w:r>
+    </w:p>
+    <w:p>
+      <w:pPr>
+        <w:numPr>
+          <w:ilvl w:val="0"/>
+          <w:numId w:val="31"/>
+        </w:numPr>
+        <w:ind w:left="720" w:hanging="360"/>
+        <w:rPr>
+          <w:u w:val="none"/>
+        </w:rPr>
+      </w:pPr>
+      <w:r>
+        <w:rPr>
+          <w:rtl w:val="0"/>
+        </w:rPr>
+        <w:t xml:space="preserve">The “CS2023 KA Core” values (column I) indicate the number of instructional hours that CS2023 recommends for teaching the topics in a KA Core KU if they are included in a program.</w:t>
+      </w:r>
+    </w:p>
+    <w:p>
+      <w:pPr>
+        <w:numPr>
+          <w:ilvl w:val="0"/>
+          <w:numId w:val="31"/>
+        </w:numPr>
+        <w:ind w:left="720" w:hanging="360"/>
+        <w:rPr>
+          <w:u w:val="none"/>
+        </w:rPr>
+      </w:pPr>
+      <w:r>
+        <w:rPr>
+          <w:rtl w:val="0"/>
+        </w:rPr>
+        <w:t xml:space="preserve">The checkboxes under “Include KA Core KU” (column J) allow you to indicate if a KA Core KU will be included in your program. </w:t>
+      </w:r>
+      <w:r>
+        <w:rPr>
+          <w:b w:val="1"/>
+          <w:bCs w:val="1"/>
+          <w:rtl w:val="0"/>
+        </w:rPr>
+        <w:t xml:space="preserve">Selecting KA Core KUs to include is the primary mechanism by which your program tailors the CS2023 content to its competency area(s).</w:t>
+      </w:r>
+    </w:p>
+    <w:p>
+      <w:pPr>
+        <w:numPr>
+          <w:ilvl w:val="0"/>
+          <w:numId w:val="31"/>
+        </w:numPr>
+        <w:ind w:left="720" w:hanging="360"/>
+        <w:rPr>
+          <w:u w:val="none"/>
+        </w:rPr>
+      </w:pPr>
+      <w:r>
+        <w:rPr>
+          <w:rtl w:val="0"/>
+        </w:rPr>
+        <w:t xml:space="preserve">“KA Core Adjustments” (column K) can be entered to indicate that you plan to increase or decrease the number of hours spent on an included KA Core topics in a KU. You should refer to the CS2023 Recommendations for the specific topics that are included in each KA Core KU.</w:t>
+      </w:r>
+    </w:p>
+    <w:p>
+      <w:pPr>
+        <w:numPr>
+          <w:ilvl w:val="0"/>
+          <w:numId w:val="31"/>
+        </w:numPr>
+        <w:ind w:left="720" w:hanging="360"/>
+      </w:pPr>
+      <w:r>
+        <w:rPr>
+          <w:rtl w:val="0"/>
+        </w:rPr>
+        <w:t xml:space="preserve">The “Included CS+KA Core” (column N) sums the “CS2023 CS Core” hours plus or minus any “CS Core Adjustments” and the selected “CS2023 KA Core” hours plus or minus any “KA Core Adjustments.” </w:t>
+      </w:r>
+      <w:r>
+        <w:rPr>
+          <w:b w:val="1"/>
+          <w:bCs w:val="1"/>
+          <w:rtl w:val="0"/>
+        </w:rPr>
+        <w:t xml:space="preserve">Thus, the “Included CS+KA Core” for a KA (or KU) indicates the time that will be required to teach the included content.</w:t>
+      </w:r>
+      <w:r>
+        <w:rPr>
+          <w:rtl w:val="0"/>
+        </w:rPr>
+      </w:r>
+    </w:p>
+    <w:p>
+      <w:pPr>
+        <w:pStyle w:val="Heading4"/>
+        <w:rPr/>
+      </w:pPr>
+      <w:bookmarkStart w:colFirst="0" w:colLast="0" w:name="_zi524vk0qzvj" w:id="31"/>
+      <w:bookmarkEnd w:id="31"/>
+      <w:r>
+        <w:rPr>
+          <w:rtl w:val="0"/>
+        </w:rPr>
+        <w:t xml:space="preserve">Aligning</w:t>
+      </w:r>
+      <w:r>
+        <w:rPr>
+          <w:rtl w:val="0"/>
+        </w:rPr>
+        <w:t xml:space="preserve"> Included Hours and Allocated Hours</w:t>
+      </w:r>
+      <w:r>
+        <w:rPr>
+          <w:rtl w:val="0"/>
+        </w:rPr>
+      </w:r>
+    </w:p>
+    <w:p>
+      <w:pPr>
+        <w:rPr/>
+      </w:pPr>
+      <w:r>
+        <w:rPr>
+          <w:rtl w:val="0"/>
+        </w:rPr>
+        <w:t xml:space="preserve">Much of the work that you do with the “KA/KU Hours” sheet will be in selecting (and adjusting) the CS Core and KA Core KUs to be included in the curriculum and adjusting the KA emphases (or tweaking allocated hours) such that the included hours and the allocated hours align.</w:t>
+      </w:r>
+    </w:p>
+    <w:p>
+      <w:pPr>
+        <w:rPr/>
+      </w:pPr>
+      <w:r>
+        <w:rPr>
+          <w:rtl w:val="0"/>
+        </w:rPr>
+      </w:r>
+    </w:p>
+    <w:p>
+      <w:pPr>
+        <w:rPr/>
+      </w:pPr>
+      <w:r>
+        <w:rPr>
+          <w:rtl w:val="0"/>
+        </w:rPr>
+        <w:t xml:space="preserve">When the included hours for a KA align with the hours that are allocated to it (within some epsilon</w:t>
+      </w:r>
+      <w:r>
+        <w:rPr>
+          <w:vertAlign w:val="superscript"/>
+        </w:rPr>
+        <w:footnoteReference w:customMarkFollows="0" w:id="10"/>
+      </w:r>
+      <w:r>
+        <w:rPr>
+          <w:rtl w:val="0"/>
+        </w:rPr>
+        <w:t xml:space="preserve">) it suggests that the amount of CS2023 content that is included aligns with the desired emphasis of the KA. However, if the included hours are less than the allocated hours for a KA, it suggests that either too little content has been included or that the desired emphasis of KA should be decreased. Conversely, the included hours exceeding the allocated hours is indicative that either the emphasis of the KA should be increased or that content should be removed.</w:t>
+      </w:r>
+    </w:p>
+    <w:p>
+      <w:pPr>
+        <w:rPr/>
+      </w:pPr>
+      <w:r>
+        <w:rPr>
+          <w:rtl w:val="0"/>
+        </w:rPr>
+      </w:r>
+    </w:p>
+    <w:p>
+      <w:pPr>
+        <w:rPr/>
+      </w:pPr>
+      <w:r>
+        <w:rPr>
+          <w:b w:val="1"/>
+          <w:bCs w:val="1"/>
+          <w:rtl w:val="0"/>
+        </w:rPr>
+        <w:t xml:space="preserve">Ultimately, when the included and allocated hours match for all of the KAs it suggests that the curriculum aligns with its defined competency area(s).</w:t>
+      </w:r>
+      <w:r>
+        <w:rPr>
+          <w:b w:val="1"/>
+          <w:bCs w:val="1"/>
+          <w:vertAlign w:val="superscript"/>
+        </w:rPr>
+        <w:footnoteReference w:customMarkFollows="0" w:id="11"/>
+      </w:r>
+      <w:r>
+        <w:rPr>
+          <w:rtl w:val="0"/>
+        </w:rPr>
+      </w:r>
+    </w:p>
+    <w:p>
+      <w:pPr>
+        <w:pStyle w:val="Heading5"/>
+        <w:rPr/>
+      </w:pPr>
+      <w:bookmarkStart w:colFirst="0" w:colLast="0" w:name="_d8c9twnuf97u" w:id="32"/>
+      <w:bookmarkEnd w:id="32"/>
+      <w:r>
+        <w:rPr>
+          <w:rtl w:val="0"/>
+        </w:rPr>
+        <w:t xml:space="preserve">Cell Highlighting</w:t>
+      </w:r>
+    </w:p>
+    <w:p>
+      <w:pPr>
+        <w:rPr/>
+      </w:pPr>
+      <w:r>
+        <w:rPr>
+          <w:rtl w:val="0"/>
+        </w:rPr>
+        <w:t xml:space="preserve">The “KA/KU Hours” sheet uses cell highlighting to call attention to mismatches between included and allocated hours. </w:t>
+      </w:r>
+    </w:p>
+    <w:p>
+      <w:pPr>
+        <w:rPr/>
+      </w:pPr>
+      <w:r>
+        <w:rPr>
+          <w:rtl w:val="0"/>
+        </w:rPr>
+      </w:r>
+    </w:p>
+    <w:p>
+      <w:pPr>
+        <w:rPr/>
+      </w:pPr>
+      <w:r>
+        <w:rPr>
+          <w:rtl w:val="0"/>
+        </w:rPr>
+        <w:t xml:space="preserve">The “Hour Tolerances” cells (N3-N7) specify the percent differences that are indicated by each highlight color that is used.  For example, a cell highlighted yellow will indicate that its value is at least 20% more than the cell to which it is being compared. </w:t>
+      </w:r>
+    </w:p>
+    <w:p>
+      <w:pPr>
+        <w:rPr/>
+      </w:pPr>
+      <w:r>
+        <w:rPr>
+          <w:rtl w:val="0"/>
+        </w:rPr>
+      </w:r>
+    </w:p>
+    <w:p>
+      <w:pPr>
+        <w:rPr/>
+      </w:pPr>
+      <w:r>
+        <w:rPr>
+          <w:rtl w:val="0"/>
+        </w:rPr>
+        <w:t xml:space="preserve">These highlights are applied to the following cells:</w:t>
+      </w:r>
+    </w:p>
+    <w:p>
+      <w:pPr>
+        <w:numPr>
+          <w:ilvl w:val="0"/>
+          <w:numId w:val="17"/>
+        </w:numPr>
+        <w:ind w:left="720" w:hanging="360"/>
+        <w:rPr>
+          <w:u w:val="none"/>
+        </w:rPr>
+      </w:pPr>
+      <w:r>
+        <w:rPr>
+          <w:rtl w:val="0"/>
+        </w:rPr>
+        <w:t xml:space="preserve">“My Allocation” (e.g. U12 for MSF) is compared to the “Included CS+KA Core” hours (e.g. N12 for MSF).</w:t>
+      </w:r>
+    </w:p>
+    <w:p>
+      <w:pPr>
+        <w:numPr>
+          <w:ilvl w:val="0"/>
+          <w:numId w:val="17"/>
+        </w:numPr>
+        <w:ind w:left="720" w:hanging="360"/>
+        <w:rPr>
+          <w:u w:val="none"/>
+        </w:rPr>
+      </w:pPr>
+      <w:r>
+        <w:rPr>
+          <w:rtl w:val="0"/>
+        </w:rPr>
+        <w:t xml:space="preserve">“Included CS+KA Core” (e.g. N12 for MSF) is compared to the “My Allocation” (e.g. U12 for MSF).</w:t>
+      </w:r>
+    </w:p>
+    <w:p>
+      <w:pPr>
+        <w:numPr>
+          <w:ilvl w:val="0"/>
+          <w:numId w:val="17"/>
+        </w:numPr>
+        <w:ind w:left="720" w:hanging="360"/>
+        <w:rPr>
+          <w:u w:val="none"/>
+        </w:rPr>
+      </w:pPr>
+      <w:r>
+        <w:rPr>
+          <w:rtl w:val="0"/>
+        </w:rPr>
+        <w:t xml:space="preserve">“CS2023 CS Core” (e.g. E12 for MSF) is compared to the “My Allocation” (e.g. U12 for MSF). </w:t>
+      </w:r>
+    </w:p>
+    <w:p>
+      <w:pPr>
+        <w:numPr>
+          <w:ilvl w:val="0"/>
+          <w:numId w:val="17"/>
+        </w:numPr>
+        <w:ind w:left="720" w:hanging="360"/>
+        <w:rPr>
+          <w:u w:val="none"/>
+        </w:rPr>
+      </w:pPr>
+      <w:r>
+        <w:rPr>
+          <w:rtl w:val="0"/>
+        </w:rPr>
+        <w:t xml:space="preserve">“Total hours included in CS+KA Core” (E7) is compared to the “Total hours required of all Majors” (E6).</w:t>
+      </w:r>
+    </w:p>
+    <w:p>
+      <w:pPr>
+        <w:numPr>
+          <w:ilvl w:val="0"/>
+          <w:numId w:val="17"/>
+        </w:numPr>
+        <w:ind w:left="720" w:hanging="360"/>
+        <w:rPr>
+          <w:u w:val="none"/>
+        </w:rPr>
+      </w:pPr>
+      <w:r>
+        <w:rPr>
+          <w:rtl w:val="0"/>
+        </w:rPr>
+        <w:t xml:space="preserve">“Total hours in My Allocation” (E8) is compared to the “Total hours required of all majors” (E6).</w:t>
+      </w:r>
+    </w:p>
+    <w:p>
+      <w:pPr>
+        <w:rPr/>
+      </w:pPr>
+      <w:r>
+        <w:rPr>
+          <w:rtl w:val="0"/>
+        </w:rPr>
+      </w:r>
+    </w:p>
+    <w:p>
+      <w:pPr>
+        <w:rPr/>
+      </w:pPr>
+      <w:r>
+        <w:rPr>
+          <w:rtl w:val="0"/>
+        </w:rPr>
+        <w:t xml:space="preserve">Note that highlighted cells do not necessarily imply an issue. Rather they are intended to draw attention to areas worthy of closer inspection.  For example, cells that are highlighted may indicate that:</w:t>
+      </w:r>
+    </w:p>
+    <w:p>
+      <w:pPr>
+        <w:numPr>
+          <w:ilvl w:val="0"/>
+          <w:numId w:val="10"/>
+        </w:numPr>
+        <w:ind w:left="720" w:hanging="360"/>
+      </w:pPr>
+      <w:r>
+        <w:rPr>
+          <w:rtl w:val="0"/>
+        </w:rPr>
+        <w:t xml:space="preserve">additional or fewer CS Core or KA Core hours should be included to support the desired emphasis for a KA.</w:t>
+      </w:r>
+    </w:p>
+    <w:p>
+      <w:pPr>
+        <w:numPr>
+          <w:ilvl w:val="0"/>
+          <w:numId w:val="10"/>
+        </w:numPr>
+        <w:ind w:left="720" w:hanging="360"/>
+      </w:pPr>
+      <w:r>
+        <w:rPr>
+          <w:rtl w:val="0"/>
+        </w:rPr>
+        <w:t xml:space="preserve">the emphasis for a KA should be increased or decreased (on the “KA Emphases” sheet) or an “Allocation Adjustment” (column T) should be made to align with the CS Core and KA Core hours that are included.</w:t>
+      </w:r>
+    </w:p>
+    <w:p>
+      <w:pPr>
+        <w:numPr>
+          <w:ilvl w:val="0"/>
+          <w:numId w:val="10"/>
+        </w:numPr>
+        <w:ind w:left="720" w:hanging="360"/>
+      </w:pPr>
+      <w:r>
+        <w:rPr>
+          <w:rtl w:val="0"/>
+        </w:rPr>
+        <w:t xml:space="preserve">a difference exists but is justifiable based on mission and identity, design principles, learning goals and/or competency area(s) and thus is acceptable. In these cases Notes (column W) may be added to document the justification.</w:t>
+      </w:r>
+      <w:r>
+        <w:rPr>
+          <w:rtl w:val="0"/>
+        </w:rPr>
+      </w:r>
+    </w:p>
+    <w:p>
+      <w:pPr>
+        <w:pStyle w:val="Heading4"/>
+        <w:rPr/>
+      </w:pPr>
+      <w:bookmarkStart w:colFirst="0" w:colLast="0" w:name="_hhs9iolfjb9e" w:id="33"/>
+      <w:bookmarkEnd w:id="33"/>
+      <w:r>
+        <w:rPr>
+          <w:rtl w:val="0"/>
+        </w:rPr>
+        <w:t xml:space="preserve">Designing Your Curriculum</w:t>
+      </w:r>
+    </w:p>
+    <w:p>
+      <w:pPr>
+        <w:rPr>
+          <w:highlight w:val="white"/>
+        </w:rPr>
+      </w:pPr>
+      <w:r>
+        <w:rPr>
+          <w:rtl w:val="0"/>
+        </w:rPr>
+        <w:t xml:space="preserve">Use the “KA/KU Hours” worksheet to specify the CS Core and KA Core content that you wish to include in your curriculum.  Refer to the CS2023 Recommendations for additional details about the specific topics that are included in the CS Core and KA Core for each KA.</w:t>
+      </w:r>
+      <w:r>
+        <w:rPr>
+          <w:b w:val="1"/>
+          <w:bCs w:val="1"/>
+          <w:highlight w:val="white"/>
+          <w:rtl w:val="0"/>
+        </w:rPr>
+        <w:t xml:space="preserve"> </w:t>
+      </w:r>
+      <w:r>
+        <w:rPr>
+          <w:highlight w:val="white"/>
+          <w:rtl w:val="0"/>
+        </w:rPr>
+        <w:t xml:space="preserve">The CS2023 Recommendations can be found here:</w:t>
+      </w:r>
+    </w:p>
+    <w:p>
+      <w:pPr>
+        <w:rPr>
+          <w:highlight w:val="white"/>
+        </w:rPr>
+      </w:pPr>
+      <w:r>
+        <w:rPr>
+          <w:rtl w:val="0"/>
+        </w:rPr>
+      </w:r>
+    </w:p>
+    <w:p>
+      <w:pPr>
+        <w:rPr>
+          <w:highlight w:val="white"/>
+        </w:rPr>
+      </w:pPr>
+      <w:r>
+        <w:rPr>
+          <w:highlight w:val="white"/>
+          <w:rtl w:val="0"/>
+        </w:rPr>
+        <w:tab/>
+      </w:r>
+      <w:hyperlink r:id="rId15">
+        <w:r>
+          <w:rPr>
+            <w:color w:val="1155cc"/>
+            <w:highlight w:val="white"/>
+            <w:u w:val="single"/>
+            <w:rtl w:val="0"/>
+          </w:rPr>
+          <w:t xml:space="preserve">https://csed.acm.org/</w:t>
+        </w:r>
+      </w:hyperlink>
+      <w:r>
+        <w:rPr>
+          <w:rtl w:val="0"/>
+        </w:rPr>
+      </w:r>
+    </w:p>
+    <w:p>
+      <w:pPr>
+        <w:rPr/>
+      </w:pPr>
+      <w:r>
+        <w:rPr>
+          <w:rtl w:val="0"/>
+        </w:rPr>
+        <w:br w:type="textWrapping"/>
+        <w:t xml:space="preserve">Use the cell highlighting to identify and address mismatches between the emphasis that you have placed on KAs and the CS Core and KA Core content that you have included.</w:t>
+      </w:r>
+      <w:r>
+        <w:rPr>
+          <w:rtl w:val="0"/>
+        </w:rPr>
+      </w:r>
+    </w:p>
+    <w:p>
+      <w:pPr>
+        <w:rPr/>
+      </w:pPr>
+      <w:r>
+        <w:rPr>
+          <w:rtl w:val="0"/>
+        </w:rPr>
+      </w:r>
+    </w:p>
+    <w:p>
+      <w:pPr>
+        <w:rPr>
+          <w:b w:val="1"/>
+          <w:bCs w:val="1"/>
+        </w:rPr>
+      </w:pPr>
+      <w:r>
+        <w:rPr>
+          <w:b w:val="1"/>
+          <w:bCs w:val="1"/>
+          <w:rtl w:val="0"/>
+        </w:rPr>
+        <w:t xml:space="preserve">4.6. Identify any KAs for which the “CS2023 CS Core” (column E) has a red highlight. For each KA identified, use your outputs from steps 1-3 and your program’s competency area(s) to document the rationale for allocating fewer instructional hours to the KA than are required by the CS2023 CS Core.</w:t>
       </w:r>
     </w:p>
     <w:p>
@@ -7426,6 +7542,133 @@
     </w:p>
     <w:p>
       <w:pPr>
+        <w:rPr>
+          <w:b w:val="1"/>
+          <w:bCs w:val="1"/>
+        </w:rPr>
+      </w:pPr>
+      <w:r>
+        <w:rPr>
+          <w:b w:val="1"/>
+          <w:bCs w:val="1"/>
+          <w:rtl w:val="0"/>
+        </w:rPr>
+        <w:t xml:space="preserve">4.7. Identify any KAs for which the “Included CS+KA Core” (column N) is mismatched with “My Allocation” (column U). For each KA identified, use your outputs from steps 1-3 and your program’s competency area(s) to document the rationale for the differences.</w:t>
+      </w:r>
+    </w:p>
+    <w:p>
+      <w:pPr>
+        <w:rPr>
+          <w:b w:val="1"/>
+          <w:bCs w:val="1"/>
+        </w:rPr>
+      </w:pPr>
+      <w:r>
+        <w:rPr>
+          <w:rtl w:val="0"/>
+        </w:rPr>
+      </w:r>
+    </w:p>
+    <w:tbl>
+      <w:tblPr>
+        <w:tblStyle w:val="Table21"/>
+        <w:tblW w:w="9360.0" w:type="dxa"/>
+        <w:jc w:val="left"/>
+        <w:tblBorders>
+          <w:top w:color="000000" w:space="0" w:sz="8" w:val="single"/>
+          <w:left w:color="000000" w:space="0" w:sz="8" w:val="single"/>
+          <w:bottom w:color="000000" w:space="0" w:sz="8" w:val="single"/>
+          <w:right w:color="000000" w:space="0" w:sz="8" w:val="single"/>
+          <w:insideH w:color="000000" w:space="0" w:sz="8" w:val="single"/>
+          <w:insideV w:color="000000" w:space="0" w:sz="8" w:val="single"/>
+        </w:tblBorders>
+        <w:tblLayout w:type="fixed"/>
+        <w:tblLook w:val="0600"/>
+      </w:tblPr>
+      <w:tblGrid>
+        <w:gridCol w:w="9360"/>
+        <w:tblGridChange w:id="0">
+          <w:tblGrid>
+            <w:gridCol w:w="9360"/>
+          </w:tblGrid>
+        </w:tblGridChange>
+      </w:tblGrid>
+      <w:tr>
+        <w:trPr>
+          <w:cantSplit w:val="0"/>
+          <w:tblHeader w:val="0"/>
+        </w:trPr>
+        <w:tc>
+          <w:tcPr>
+            <w:shd w:fill="auto" w:val="clear"/>
+            <w:tcMar>
+              <w:top w:w="100.0" w:type="dxa"/>
+              <w:left w:w="100.0" w:type="dxa"/>
+              <w:bottom w:w="100.0" w:type="dxa"/>
+              <w:right w:w="100.0" w:type="dxa"/>
+            </w:tcMar>
+            <w:vAlign w:val="top"/>
+          </w:tcPr>
+          <w:p>
+            <w:pPr>
+              <w:widowControl w:val="0"/>
+              <w:spacing w:line="240" w:lineRule="auto"/>
+              <w:rPr>
+                <w:b w:val="1"/>
+                <w:bCs w:val="1"/>
+              </w:rPr>
+            </w:pPr>
+            <w:r>
+              <w:rPr>
+                <w:rtl w:val="0"/>
+              </w:rPr>
+            </w:r>
+          </w:p>
+          <w:p>
+            <w:pPr>
+              <w:widowControl w:val="0"/>
+              <w:spacing w:line="240" w:lineRule="auto"/>
+              <w:rPr>
+                <w:b w:val="1"/>
+                <w:bCs w:val="1"/>
+              </w:rPr>
+            </w:pPr>
+            <w:r>
+              <w:rPr>
+                <w:rtl w:val="0"/>
+              </w:rPr>
+            </w:r>
+          </w:p>
+          <w:p>
+            <w:pPr>
+              <w:widowControl w:val="0"/>
+              <w:spacing w:line="240" w:lineRule="auto"/>
+              <w:rPr>
+                <w:b w:val="1"/>
+                <w:bCs w:val="1"/>
+              </w:rPr>
+            </w:pPr>
+            <w:r>
+              <w:rPr>
+                <w:rtl w:val="0"/>
+              </w:rPr>
+            </w:r>
+          </w:p>
+        </w:tc>
+      </w:tr>
+    </w:tbl>
+    <w:p>
+      <w:pPr>
+        <w:rPr/>
+      </w:pPr>
+      <w:r>
+        <w:rPr>
+          <w:rtl w:val="0"/>
+        </w:rPr>
+      </w:r>
+    </w:p>
+    <w:p>
+      <w:pPr>
         <w:rPr/>
       </w:pPr>
       <w:r>
@@ -7439,8 +7682,8 @@
         <w:pStyle w:val="Heading2"/>
         <w:rPr/>
       </w:pPr>
-      <w:bookmarkStart w:colFirst="0" w:colLast="0" w:name="_w4hp2zix95ot" w:id="33"/>
-      <w:bookmarkEnd w:id="33"/>
+      <w:bookmarkStart w:colFirst="0" w:colLast="0" w:name="_w4hp2zix95ot" w:id="34"/>
+      <w:bookmarkEnd w:id="34"/>
       <w:r>
         <w:rPr>
           <w:rtl w:val="0"/>
@@ -7452,8 +7695,8 @@
         <w:pStyle w:val="Heading1"/>
         <w:rPr/>
       </w:pPr>
-      <w:bookmarkStart w:colFirst="0" w:colLast="0" w:name="_u4cufk1ggmpt" w:id="34"/>
-      <w:bookmarkEnd w:id="34"/>
+      <w:bookmarkStart w:colFirst="0" w:colLast="0" w:name="_u4cufk1ggmpt" w:id="35"/>
+      <w:bookmarkEnd w:id="35"/>
       <w:r>
         <w:rPr>
           <w:rtl w:val="0"/>
@@ -7544,7 +7787,7 @@
         <w:rPr>
           <w:rtl w:val="0"/>
         </w:rPr>
-        <w:t xml:space="preserve">How does your current curriculum address the design principles you described in 2.1, 2.2, and 2.3?</w:t>
+        <w:t xml:space="preserve">How does your current curriculum address the design principles you described in 2.2, 2.3, and 2.4?</w:t>
       </w:r>
     </w:p>
     <w:p>
@@ -7593,6 +7836,133 @@
           <w:rtl w:val="0"/>
         </w:rPr>
         <w:t xml:space="preserve">How does your current curriculum provide opportunities, or not, for addressing the priorities for curriculum revision you set in 4.7 and 4.8?</w:t>
+      </w:r>
+    </w:p>
+    <w:p>
+      <w:pPr>
+        <w:ind w:left="720" w:firstLine="0"/>
+        <w:rPr/>
+      </w:pPr>
+      <w:r>
+        <w:rPr>
+          <w:rtl w:val="0"/>
+        </w:rPr>
+      </w:r>
+    </w:p>
+    <w:p>
+      <w:pPr>
+        <w:rPr>
+          <w:b w:val="1"/>
+          <w:bCs w:val="1"/>
+        </w:rPr>
+      </w:pPr>
+      <w:r>
+        <w:rPr>
+          <w:b w:val="1"/>
+          <w:bCs w:val="1"/>
+          <w:rtl w:val="0"/>
+        </w:rPr>
+        <w:t xml:space="preserve">5.1. Document the ways that you are already achieving your identity statement, design principles, and programmatic outcomes. How is your curriculum already addressing your priorities?</w:t>
+      </w:r>
+    </w:p>
+    <w:p>
+      <w:pPr>
+        <w:rPr/>
+      </w:pPr>
+      <w:r>
+        <w:rPr>
+          <w:rtl w:val="0"/>
+        </w:rPr>
+      </w:r>
+    </w:p>
+    <w:tbl>
+      <w:tblPr>
+        <w:tblStyle w:val="Table22"/>
+        <w:tblW w:w="9360.0" w:type="dxa"/>
+        <w:jc w:val="left"/>
+        <w:tblBorders>
+          <w:top w:color="000000" w:space="0" w:sz="8" w:val="single"/>
+          <w:left w:color="000000" w:space="0" w:sz="8" w:val="single"/>
+          <w:bottom w:color="000000" w:space="0" w:sz="8" w:val="single"/>
+          <w:right w:color="000000" w:space="0" w:sz="8" w:val="single"/>
+          <w:insideH w:color="000000" w:space="0" w:sz="8" w:val="single"/>
+          <w:insideV w:color="000000" w:space="0" w:sz="8" w:val="single"/>
+        </w:tblBorders>
+        <w:tblLayout w:type="fixed"/>
+        <w:tblLook w:val="0600"/>
+      </w:tblPr>
+      <w:tblGrid>
+        <w:gridCol w:w="9360"/>
+        <w:tblGridChange w:id="0">
+          <w:tblGrid>
+            <w:gridCol w:w="9360"/>
+          </w:tblGrid>
+        </w:tblGridChange>
+      </w:tblGrid>
+      <w:tr>
+        <w:trPr>
+          <w:cantSplit w:val="0"/>
+          <w:tblHeader w:val="0"/>
+        </w:trPr>
+        <w:tc>
+          <w:tcPr>
+            <w:shd w:fill="auto" w:val="clear"/>
+            <w:tcMar>
+              <w:top w:w="100.0" w:type="dxa"/>
+              <w:left w:w="100.0" w:type="dxa"/>
+              <w:bottom w:w="100.0" w:type="dxa"/>
+              <w:right w:w="100.0" w:type="dxa"/>
+            </w:tcMar>
+            <w:vAlign w:val="top"/>
+          </w:tcPr>
+          <w:p>
+            <w:pPr>
+              <w:widowControl w:val="0"/>
+              <w:spacing w:line="240" w:lineRule="auto"/>
+              <w:rPr/>
+            </w:pPr>
+            <w:r>
+              <w:rPr>
+                <w:rtl w:val="0"/>
+              </w:rPr>
+            </w:r>
+          </w:p>
+          <w:p>
+            <w:pPr>
+              <w:widowControl w:val="0"/>
+              <w:spacing w:line="240" w:lineRule="auto"/>
+              <w:rPr/>
+            </w:pPr>
+            <w:r>
+              <w:rPr>
+                <w:rtl w:val="0"/>
+              </w:rPr>
+            </w:r>
+          </w:p>
+          <w:p>
+            <w:pPr>
+              <w:widowControl w:val="0"/>
+              <w:spacing w:line="240" w:lineRule="auto"/>
+              <w:rPr/>
+            </w:pPr>
+            <w:r>
+              <w:rPr>
+                <w:rtl w:val="0"/>
+              </w:rPr>
+            </w:r>
+          </w:p>
+        </w:tc>
+      </w:tr>
+    </w:tbl>
+    <w:p>
+      <w:pPr>
+        <w:ind w:left="0" w:firstLine="0"/>
+        <w:rPr/>
+      </w:pPr>
+      <w:r>
+        <w:rPr>
+          <w:rtl w:val="0"/>
+        </w:rPr>
       </w:r>
     </w:p>
     <w:p>
@@ -7847,14 +8217,30 @@
             <w:u w:val="single"/>
             <w:rtl w:val="0"/>
           </w:rPr>
-          <w:t xml:space="preserve">https://www.colorado.edu/oda/sites/default/files/attached-files/curriculum_mapping_v2.pdf</w:t>
+          <w:t xml:space="preserve">https://opair.psu.edu/assessment/loa-handbook/curriculum-map/</w:t>
         </w:r>
       </w:hyperlink>
       <w:r>
         <w:rPr>
           <w:rtl w:val="0"/>
         </w:rPr>
-        <w:t xml:space="preserve"> for information and examples)</w:t>
+        <w:t xml:space="preserve"> or </w:t>
+      </w:r>
+      <w:hyperlink r:id="rId19">
+        <w:r>
+          <w:rPr>
+            <w:color w:val="1155cc"/>
+            <w:u w:val="single"/>
+            <w:rtl w:val="0"/>
+          </w:rPr>
+          <w:t xml:space="preserve">https://ace.wsu.edu/documents/2015/03/curriculum-mapping.pdf/</w:t>
+        </w:r>
+      </w:hyperlink>
+      <w:r>
+        <w:rPr>
+          <w:rtl w:val="0"/>
+        </w:rPr>
+        <w:t xml:space="preserve">  for information and examples)</w:t>
       </w:r>
       <w:r>
         <w:rPr>
@@ -7984,7 +8370,7 @@
         </w:rPr>
         <w:t xml:space="preserve">If your program does not already have an assessment cycle, particularly a process that includes senior exit interviews and engagement with standardized surveys or institutional data, you may want to plan a separate time to examine and implement something like the National Center for Women and Information Technology’s (NCWIT) Student-Evaluation of the Major  (</w:t>
       </w:r>
-      <w:hyperlink r:id="rId19">
+      <w:hyperlink r:id="rId20">
         <w:r>
           <w:rPr>
             <w:color w:val="1155cc"/>
@@ -8006,7 +8392,7 @@
         </w:rPr>
         <w:t xml:space="preserve"> or their more general Evaluation tools  (</w:t>
       </w:r>
-      <w:hyperlink r:id="rId20">
+      <w:hyperlink r:id="rId21">
         <w:r>
           <w:rPr>
             <w:color w:val="1155cc"/>
@@ -8073,7 +8459,7 @@
           <w:bCs w:val="1"/>
           <w:rtl w:val="0"/>
         </w:rPr>
-        <w:t xml:space="preserve">5.1. Based on your discussion of your </w:t>
+        <w:t xml:space="preserve">5.2. Based on your discussion of your </w:t>
       </w:r>
       <w:r>
         <w:rPr>
@@ -8128,7 +8514,7 @@
     </w:p>
     <w:tbl>
       <w:tblPr>
-        <w:tblStyle w:val="Table21"/>
+        <w:tblStyle w:val="Table23"/>
         <w:tblW w:w="9360.0" w:type="dxa"/>
         <w:jc w:val="left"/>
         <w:tblBorders>
@@ -8267,7 +8653,7 @@
           <w:bCs w:val="1"/>
           <w:rtl w:val="0"/>
         </w:rPr>
-        <w:t xml:space="preserve">5.2. Based on your discussion of your identity, design principles, learning outcomes, and desired alignment with CS2023, combined with your data review,</w:t>
+        <w:t xml:space="preserve">5.3. Based on your discussion of your identity, design principles, learning outcomes, and desired alignment with CS2023, combined with your data review,</w:t>
       </w:r>
       <w:r>
         <w:rPr>
@@ -8312,7 +8698,7 @@
     </w:p>
     <w:tbl>
       <w:tblPr>
-        <w:tblStyle w:val="Table22"/>
+        <w:tblStyle w:val="Table24"/>
         <w:tblW w:w="9360.0" w:type="dxa"/>
         <w:jc w:val="left"/>
         <w:tblBorders>
@@ -8448,7 +8834,7 @@
           <w:bCs w:val="1"/>
           <w:rtl w:val="0"/>
         </w:rPr>
-        <w:t xml:space="preserve">5.3 Based on your discussion of your identity, design principles, learning outcomes, and desired alignment with CS2023, combined with your data review, </w:t>
+        <w:t xml:space="preserve">5.4 Based on your discussion of your identity, design principles, learning outcomes, and desired alignment with CS2023, combined with your data review, </w:t>
       </w:r>
       <w:r>
         <w:rPr>
@@ -8487,7 +8873,7 @@
     </w:p>
     <w:tbl>
       <w:tblPr>
-        <w:tblStyle w:val="Table23"/>
+        <w:tblStyle w:val="Table25"/>
         <w:tblW w:w="9360.0" w:type="dxa"/>
         <w:jc w:val="left"/>
         <w:tblBorders>
@@ -8651,7 +9037,7 @@
         <w:rPr>
           <w:vertAlign w:val="superscript"/>
         </w:rPr>
-        <w:footnoteReference w:customMarkFollows="0" w:id="13"/>
+        <w:footnoteReference w:customMarkFollows="0" w:id="12"/>
       </w:r>
       <w:r>
         <w:rPr>
@@ -8691,7 +9077,7 @@
           <w:bCs w:val="1"/>
           <w:rtl w:val="0"/>
         </w:rPr>
-        <w:t xml:space="preserve">.4. What specific goals do you want to achieve in your curriculum revision?</w:t>
+        <w:t xml:space="preserve">.5. What specific goals do you want to achieve in your curriculum revision?</w:t>
       </w:r>
       <w:r>
         <w:rPr>
@@ -8714,7 +9100,7 @@
     </w:p>
     <w:tbl>
       <w:tblPr>
-        <w:tblStyle w:val="Table24"/>
+        <w:tblStyle w:val="Table26"/>
         <w:tblW w:w="9360.0" w:type="dxa"/>
         <w:jc w:val="left"/>
         <w:tblBorders>
@@ -8844,8 +9230,8 @@
         <w:pStyle w:val="Heading1"/>
         <w:rPr/>
       </w:pPr>
-      <w:bookmarkStart w:colFirst="0" w:colLast="0" w:name="_h2om4v4lnehf" w:id="35"/>
-      <w:bookmarkEnd w:id="35"/>
+      <w:bookmarkStart w:colFirst="0" w:colLast="0" w:name="_h2om4v4lnehf" w:id="36"/>
+      <w:bookmarkEnd w:id="36"/>
       <w:r>
         <w:rPr>
           <w:rtl w:val="0"/>
@@ -8857,8 +9243,8 @@
         <w:pStyle w:val="Heading1"/>
         <w:rPr/>
       </w:pPr>
-      <w:bookmarkStart w:colFirst="0" w:colLast="0" w:name="_ewmgpzx5nyxa" w:id="36"/>
-      <w:bookmarkEnd w:id="36"/>
+      <w:bookmarkStart w:colFirst="0" w:colLast="0" w:name="_ewmgpzx5nyxa" w:id="37"/>
+      <w:bookmarkEnd w:id="37"/>
       <w:r>
         <w:rPr>
           <w:rtl w:val="0"/>
@@ -8898,19 +9284,19 @@
         <w:rPr>
           <w:vertAlign w:val="superscript"/>
         </w:rPr>
+        <w:footnoteReference w:customMarkFollows="0" w:id="13"/>
+      </w:r>
+      <w:r>
+        <w:rPr>
+          <w:rtl w:val="0"/>
+        </w:rPr>
+        <w:t xml:space="preserve">, with a focus on liberal arts identity and CS curriculum recommendations. We now combine implementation and assessment into one step - albeit a very large step. The process now aligns with traditional curriculum review</w:t>
+      </w:r>
+      <w:r>
+        <w:rPr>
+          <w:vertAlign w:val="superscript"/>
+        </w:rPr>
         <w:footnoteReference w:customMarkFollows="0" w:id="14"/>
-      </w:r>
-      <w:r>
-        <w:rPr>
-          <w:rtl w:val="0"/>
-        </w:rPr>
-        <w:t xml:space="preserve">, with a focus on liberal arts identity and CS curriculum recommendations. We now combine implementation and assessment into one step - albeit a very large step. The process now aligns with traditional curriculum review</w:t>
-      </w:r>
-      <w:r>
-        <w:rPr>
-          <w:vertAlign w:val="superscript"/>
-        </w:rPr>
-        <w:footnoteReference w:customMarkFollows="0" w:id="15"/>
       </w:r>
       <w:r>
         <w:rPr>
@@ -9055,7 +9441,7 @@
         <w:rPr>
           <w:rtl w:val="0"/>
         </w:rPr>
-        <w:t xml:space="preserve">Implementation of your curriculum (re-)design will necessitate iteration over Steps 1-5, and perhaps even a multi-year plan that sequentially addresses different program learning outcomes or course creation/revision. Consider creating a timeline for implementing curriculum changes. Be sure new and revised aspects of your curriculum always consider your identity (1.3), design principles (2.1, 2.2 &amp; 2.3), and program outcome goals (3.2).  Revisit the goals of your curriculum (5.4) (re-)design frequently.</w:t>
+        <w:t xml:space="preserve">Implementation of your curriculum (re-)design will necessitate iteration over Steps 1-5, and perhaps even a multi-year plan that sequentially addresses different program learning outcomes or course creation/revision. Consider creating a timeline for implementing curriculum changes. Be sure new and revised aspects of your curriculum always consider your identity (1.3), design principles (2.2, 2.3 &amp; 2.4), and program outcome goals (3.2).  Revisit the goals of your curriculum (5.5) (re-)design frequently.</w:t>
       </w:r>
     </w:p>
     <w:p>
@@ -9115,7 +9501,7 @@
     </w:p>
     <w:tbl>
       <w:tblPr>
-        <w:tblStyle w:val="Table25"/>
+        <w:tblStyle w:val="Table27"/>
         <w:tblW w:w="9360.0" w:type="dxa"/>
         <w:jc w:val="left"/>
         <w:tblBorders>
@@ -9230,8 +9616,8 @@
         <w:pStyle w:val="Heading2"/>
         <w:rPr/>
       </w:pPr>
-      <w:bookmarkStart w:colFirst="0" w:colLast="0" w:name="_vzkuw0xg1p9r" w:id="37"/>
-      <w:bookmarkEnd w:id="37"/>
+      <w:bookmarkStart w:colFirst="0" w:colLast="0" w:name="_vzkuw0xg1p9r" w:id="38"/>
+      <w:bookmarkEnd w:id="38"/>
       <w:r>
         <w:rPr>
           <w:rtl w:val="0"/>
@@ -9293,7 +9679,7 @@
     </w:p>
     <w:tbl>
       <w:tblPr>
-        <w:tblStyle w:val="Table26"/>
+        <w:tblStyle w:val="Table28"/>
         <w:tblW w:w="9360.0" w:type="dxa"/>
         <w:jc w:val="left"/>
         <w:tblBorders>
@@ -9515,7 +9901,7 @@
     </w:p>
     <w:tbl>
       <w:tblPr>
-        <w:tblStyle w:val="Table27"/>
+        <w:tblStyle w:val="Table29"/>
         <w:tblW w:w="9360.0" w:type="dxa"/>
         <w:jc w:val="left"/>
         <w:tblBorders>
@@ -9705,7 +10091,7 @@
     </w:p>
     <w:tbl>
       <w:tblPr>
-        <w:tblStyle w:val="Table28"/>
+        <w:tblStyle w:val="Table30"/>
         <w:tblW w:w="9360.0" w:type="dxa"/>
         <w:jc w:val="left"/>
         <w:tblBorders>
@@ -9842,8 +10228,8 @@
         <w:pStyle w:val="Heading2"/>
         <w:rPr/>
       </w:pPr>
-      <w:bookmarkStart w:colFirst="0" w:colLast="0" w:name="_qskuf4o44lbk" w:id="38"/>
-      <w:bookmarkEnd w:id="38"/>
+      <w:bookmarkStart w:colFirst="0" w:colLast="0" w:name="_qskuf4o44lbk" w:id="39"/>
+      <w:bookmarkEnd w:id="39"/>
       <w:r>
         <w:rPr>
           <w:rtl w:val="0"/>
@@ -9895,36 +10281,6 @@
           <w:rtl w:val="0"/>
         </w:rPr>
         <w:t xml:space="preserve">Patti Dyjur, Kim Grant, and Frances Kalu, 2019,  Introduction to Curriculum Review: </w:t>
-      </w:r>
-      <w:hyperlink r:id="rId21">
-        <w:r>
-          <w:rPr>
-            <w:color w:val="1155cc"/>
-            <w:u w:val="single"/>
-            <w:rtl w:val="0"/>
-          </w:rPr>
-          <w:t xml:space="preserve">https://docs.google.com/document/d/15LRmo2j8L-w21ZIVZTCAN22W795s4c-ZIUD72qfEz6o/edit#</w:t>
-        </w:r>
-      </w:hyperlink>
-      <w:r>
-        <w:rPr>
-          <w:rtl w:val="0"/>
-        </w:rPr>
-      </w:r>
-    </w:p>
-    <w:p>
-      <w:pPr>
-        <w:numPr>
-          <w:ilvl w:val="0"/>
-          <w:numId w:val="21"/>
-        </w:numPr>
-        <w:ind w:left="720" w:hanging="360"/>
-      </w:pPr>
-      <w:r>
-        <w:rPr>
-          <w:rtl w:val="0"/>
-        </w:rPr>
-        <w:t xml:space="preserve">CU Boulder, 2019, Aligning Program Outcomes and Curricula through Curriculum Mapping: </w:t>
       </w:r>
       <w:hyperlink r:id="rId22">
         <w:r>
@@ -9933,9 +10289,15 @@
             <w:u w:val="single"/>
             <w:rtl w:val="0"/>
           </w:rPr>
-          <w:t xml:space="preserve">https://www.colorado.edu/oda/sites/default/files/attached-files/curriculum_mapping_v2.pdf</w:t>
+          <w:t xml:space="preserve">https://taylorinstitute.ucalgary.ca/sites/default/files/Introduction%20to%20CR%20UPDATED%202019.pdf</w:t>
         </w:r>
       </w:hyperlink>
+      <w:r>
+        <w:rPr>
+          <w:rtl w:val="0"/>
+        </w:rPr>
+        <w:t xml:space="preserve"> </w:t>
+      </w:r>
       <w:r>
         <w:rPr>
           <w:rtl w:val="0"/>
@@ -9954,9 +10316,112 @@
         <w:rPr>
           <w:rtl w:val="0"/>
         </w:rPr>
+        <w:t xml:space="preserve">Furman University, How to Write Program Objectives/Outcomes</w:t>
+      </w:r>
+      <w:r>
+        <w:rPr>
+          <w:rtl w:val="0"/>
+        </w:rPr>
+        <w:t xml:space="preserve">:  </w:t>
+      </w:r>
+      <w:hyperlink r:id="rId23">
+        <w:r>
+          <w:rPr>
+            <w:color w:val="1155cc"/>
+            <w:u w:val="single"/>
+            <w:rtl w:val="0"/>
+          </w:rPr>
+          <w:t xml:space="preserve">https://furman.app.box.com/s/nieevny53hm0xx5500yroorip3hgcav9</w:t>
+        </w:r>
+      </w:hyperlink>
+      <w:r>
+        <w:rPr>
+          <w:rtl w:val="0"/>
+        </w:rPr>
+        <w:t xml:space="preserve"> </w:t>
+      </w:r>
+    </w:p>
+    <w:p>
+      <w:pPr>
+        <w:numPr>
+          <w:ilvl w:val="0"/>
+          <w:numId w:val="21"/>
+        </w:numPr>
+        <w:ind w:left="720" w:hanging="360"/>
+      </w:pPr>
+      <w:r>
+        <w:rPr>
+          <w:rtl w:val="0"/>
+        </w:rPr>
+        <w:t xml:space="preserve">Penn State Office of Planning, Assessment, and Institutional Research, Map your Curriculum guide: </w:t>
+      </w:r>
+      <w:hyperlink r:id="rId24">
+        <w:r>
+          <w:rPr>
+            <w:color w:val="1155cc"/>
+            <w:u w:val="single"/>
+            <w:rtl w:val="0"/>
+          </w:rPr>
+          <w:t xml:space="preserve">https://opair.psu.edu/assessment/loa-handbook/curriculum-map/</w:t>
+        </w:r>
+      </w:hyperlink>
+      <w:r>
+        <w:rPr>
+          <w:rtl w:val="0"/>
+        </w:rPr>
+      </w:r>
+    </w:p>
+    <w:p>
+      <w:pPr>
+        <w:numPr>
+          <w:ilvl w:val="0"/>
+          <w:numId w:val="21"/>
+        </w:numPr>
+        <w:ind w:left="720" w:hanging="360"/>
+      </w:pPr>
+      <w:r>
+        <w:rPr>
+          <w:rtl w:val="0"/>
+        </w:rPr>
+        <w:t xml:space="preserve">WSU Office of Assessment for Curricular Effectiveness, Quick Guide to Curriculum Maps: </w:t>
+      </w:r>
+      <w:hyperlink r:id="rId25">
+        <w:r>
+          <w:rPr>
+            <w:color w:val="1155cc"/>
+            <w:u w:val="single"/>
+            <w:rtl w:val="0"/>
+          </w:rPr>
+          <w:t xml:space="preserve">https://ace.wsu.edu/documents/2015/03/curriculum-mapping.pdf/</w:t>
+        </w:r>
+      </w:hyperlink>
+      <w:r>
+        <w:rPr>
+          <w:rtl w:val="0"/>
+        </w:rPr>
+        <w:t xml:space="preserve">  </w:t>
+      </w:r>
+      <w:r>
+        <w:rPr>
+          <w:rtl w:val="0"/>
+        </w:rPr>
+      </w:r>
+    </w:p>
+    <w:p>
+      <w:pPr>
+        <w:numPr>
+          <w:ilvl w:val="0"/>
+          <w:numId w:val="21"/>
+        </w:numPr>
+        <w:ind w:left="720" w:hanging="360"/>
+      </w:pPr>
+      <w:r>
+        <w:rPr>
+          <w:rtl w:val="0"/>
+        </w:rPr>
         <w:t xml:space="preserve">L. Dee Fink, n.d.,  A Self-Directed Guide to Designing Courses for Significant Learning: </w:t>
       </w:r>
-      <w:hyperlink r:id="rId23">
+      <w:hyperlink r:id="rId26">
         <w:r>
           <w:rPr>
             <w:color w:val="1155cc"/>
@@ -10013,8 +10478,8 @@
         <w:pStyle w:val="Heading2"/>
         <w:rPr/>
       </w:pPr>
-      <w:bookmarkStart w:colFirst="0" w:colLast="0" w:name="_3lwr84k3ga1h" w:id="39"/>
-      <w:bookmarkEnd w:id="39"/>
+      <w:bookmarkStart w:colFirst="0" w:colLast="0" w:name="_3lwr84k3ga1h" w:id="40"/>
+      <w:bookmarkEnd w:id="40"/>
       <w:r>
         <w:rPr>
           <w:rtl w:val="0"/>
@@ -10044,7 +10509,7 @@
         </w:rPr>
         <w:t xml:space="preserve">to inform how well they are aligning with their identity, adhering to design principles, and achieving program outcome goals as well as for external evaluation and accreditation. A curriculum revision is not complete without a plan in place for assessment. Existing program assessment may require revision in light of your progress, and new programs will need a plan in place. Stakeholders to consider in your assessment include: introductory students, continuing students, graduating students, alumni, and faculty. Assessment methods include: standardized or customized surveys, focus groups, and standardized or customized skills assessment (such as </w:t>
       </w:r>
-      <w:hyperlink r:id="rId24">
+      <w:hyperlink r:id="rId27">
         <w:r>
           <w:rPr>
             <w:color w:val="1155cc"/>
@@ -10096,288 +10561,6 @@
           <w:rtl w:val="0"/>
         </w:rPr>
         <w:t xml:space="preserve">6.5. How will you assess alignment with your identity? What outcomes suggest success and opportunities for improvement?</w:t>
-      </w:r>
-    </w:p>
-    <w:p>
-      <w:pPr>
-        <w:rPr>
-          <w:b w:val="1"/>
-          <w:bCs w:val="1"/>
-        </w:rPr>
-      </w:pPr>
-      <w:r>
-        <w:rPr>
-          <w:rtl w:val="0"/>
-        </w:rPr>
-      </w:r>
-    </w:p>
-    <w:tbl>
-      <w:tblPr>
-        <w:tblStyle w:val="Table29"/>
-        <w:tblW w:w="9360.0" w:type="dxa"/>
-        <w:jc w:val="left"/>
-        <w:tblBorders>
-          <w:top w:color="000000" w:space="0" w:sz="8" w:val="single"/>
-          <w:left w:color="000000" w:space="0" w:sz="8" w:val="single"/>
-          <w:bottom w:color="000000" w:space="0" w:sz="8" w:val="single"/>
-          <w:right w:color="000000" w:space="0" w:sz="8" w:val="single"/>
-          <w:insideH w:color="000000" w:space="0" w:sz="8" w:val="single"/>
-          <w:insideV w:color="000000" w:space="0" w:sz="8" w:val="single"/>
-        </w:tblBorders>
-        <w:tblLayout w:type="fixed"/>
-        <w:tblLook w:val="0600"/>
-      </w:tblPr>
-      <w:tblGrid>
-        <w:gridCol w:w="9360"/>
-        <w:tblGridChange w:id="0">
-          <w:tblGrid>
-            <w:gridCol w:w="9360"/>
-          </w:tblGrid>
-        </w:tblGridChange>
-      </w:tblGrid>
-      <w:tr>
-        <w:trPr>
-          <w:cantSplit w:val="0"/>
-          <w:tblHeader w:val="0"/>
-        </w:trPr>
-        <w:tc>
-          <w:tcPr>
-            <w:shd w:fill="auto" w:val="clear"/>
-            <w:tcMar>
-              <w:top w:w="100.0" w:type="dxa"/>
-              <w:left w:w="100.0" w:type="dxa"/>
-              <w:bottom w:w="100.0" w:type="dxa"/>
-              <w:right w:w="100.0" w:type="dxa"/>
-            </w:tcMar>
-            <w:vAlign w:val="top"/>
-          </w:tcPr>
-          <w:p>
-            <w:pPr>
-              <w:keepNext w:val="0"/>
-              <w:keepLines w:val="0"/>
-              <w:pageBreakBefore w:val="0"/>
-              <w:widowControl w:val="0"/>
-              <w:pBdr>
-                <w:top w:space="0" w:sz="0" w:val="nil"/>
-                <w:left w:space="0" w:sz="0" w:val="nil"/>
-                <w:bottom w:space="0" w:sz="0" w:val="nil"/>
-                <w:right w:space="0" w:sz="0" w:val="nil"/>
-                <w:between w:space="0" w:sz="0" w:val="nil"/>
-              </w:pBdr>
-              <w:shd w:fill="auto" w:val="clear"/>
-              <w:spacing w:after="0" w:before="0" w:line="240" w:lineRule="auto"/>
-              <w:ind w:left="0" w:right="0" w:firstLine="0"/>
-              <w:jc w:val="left"/>
-              <w:rPr>
-                <w:b w:val="1"/>
-                <w:bCs w:val="1"/>
-              </w:rPr>
-            </w:pPr>
-            <w:r>
-              <w:rPr>
-                <w:rtl w:val="0"/>
-              </w:rPr>
-            </w:r>
-          </w:p>
-          <w:p>
-            <w:pPr>
-              <w:keepNext w:val="0"/>
-              <w:keepLines w:val="0"/>
-              <w:pageBreakBefore w:val="0"/>
-              <w:widowControl w:val="0"/>
-              <w:pBdr>
-                <w:top w:space="0" w:sz="0" w:val="nil"/>
-                <w:left w:space="0" w:sz="0" w:val="nil"/>
-                <w:bottom w:space="0" w:sz="0" w:val="nil"/>
-                <w:right w:space="0" w:sz="0" w:val="nil"/>
-                <w:between w:space="0" w:sz="0" w:val="nil"/>
-              </w:pBdr>
-              <w:shd w:fill="auto" w:val="clear"/>
-              <w:spacing w:after="0" w:before="0" w:line="240" w:lineRule="auto"/>
-              <w:ind w:left="0" w:right="0" w:firstLine="0"/>
-              <w:jc w:val="left"/>
-              <w:rPr>
-                <w:b w:val="1"/>
-                <w:bCs w:val="1"/>
-              </w:rPr>
-            </w:pPr>
-            <w:r>
-              <w:rPr>
-                <w:rtl w:val="0"/>
-              </w:rPr>
-            </w:r>
-          </w:p>
-        </w:tc>
-      </w:tr>
-    </w:tbl>
-    <w:p>
-      <w:pPr>
-        <w:rPr>
-          <w:b w:val="1"/>
-          <w:bCs w:val="1"/>
-        </w:rPr>
-      </w:pPr>
-      <w:r>
-        <w:rPr>
-          <w:rtl w:val="0"/>
-        </w:rPr>
-      </w:r>
-    </w:p>
-    <w:p>
-      <w:pPr>
-        <w:rPr>
-          <w:b w:val="1"/>
-          <w:bCs w:val="1"/>
-        </w:rPr>
-      </w:pPr>
-      <w:r>
-        <w:rPr>
-          <w:b w:val="1"/>
-          <w:bCs w:val="1"/>
-          <w:rtl w:val="0"/>
-        </w:rPr>
-        <w:t xml:space="preserve">6.6. How will you assess adherence to design principles? What outcomes suggest success and opportunities for improvement?</w:t>
-      </w:r>
-    </w:p>
-    <w:p>
-      <w:pPr>
-        <w:rPr>
-          <w:b w:val="1"/>
-          <w:bCs w:val="1"/>
-        </w:rPr>
-      </w:pPr>
-      <w:r>
-        <w:rPr>
-          <w:rtl w:val="0"/>
-        </w:rPr>
-      </w:r>
-    </w:p>
-    <w:tbl>
-      <w:tblPr>
-        <w:tblStyle w:val="Table30"/>
-        <w:tblW w:w="9360.0" w:type="dxa"/>
-        <w:jc w:val="left"/>
-        <w:tblBorders>
-          <w:top w:color="000000" w:space="0" w:sz="8" w:val="single"/>
-          <w:left w:color="000000" w:space="0" w:sz="8" w:val="single"/>
-          <w:bottom w:color="000000" w:space="0" w:sz="8" w:val="single"/>
-          <w:right w:color="000000" w:space="0" w:sz="8" w:val="single"/>
-          <w:insideH w:color="000000" w:space="0" w:sz="8" w:val="single"/>
-          <w:insideV w:color="000000" w:space="0" w:sz="8" w:val="single"/>
-        </w:tblBorders>
-        <w:tblLayout w:type="fixed"/>
-        <w:tblLook w:val="0600"/>
-      </w:tblPr>
-      <w:tblGrid>
-        <w:gridCol w:w="9360"/>
-        <w:tblGridChange w:id="0">
-          <w:tblGrid>
-            <w:gridCol w:w="9360"/>
-          </w:tblGrid>
-        </w:tblGridChange>
-      </w:tblGrid>
-      <w:tr>
-        <w:trPr>
-          <w:cantSplit w:val="0"/>
-          <w:tblHeader w:val="0"/>
-        </w:trPr>
-        <w:tc>
-          <w:tcPr>
-            <w:shd w:fill="auto" w:val="clear"/>
-            <w:tcMar>
-              <w:top w:w="100.0" w:type="dxa"/>
-              <w:left w:w="100.0" w:type="dxa"/>
-              <w:bottom w:w="100.0" w:type="dxa"/>
-              <w:right w:w="100.0" w:type="dxa"/>
-            </w:tcMar>
-            <w:vAlign w:val="top"/>
-          </w:tcPr>
-          <w:p>
-            <w:pPr>
-              <w:keepNext w:val="0"/>
-              <w:keepLines w:val="0"/>
-              <w:pageBreakBefore w:val="0"/>
-              <w:widowControl w:val="0"/>
-              <w:pBdr>
-                <w:top w:space="0" w:sz="0" w:val="nil"/>
-                <w:left w:space="0" w:sz="0" w:val="nil"/>
-                <w:bottom w:space="0" w:sz="0" w:val="nil"/>
-                <w:right w:space="0" w:sz="0" w:val="nil"/>
-                <w:between w:space="0" w:sz="0" w:val="nil"/>
-              </w:pBdr>
-              <w:shd w:fill="auto" w:val="clear"/>
-              <w:spacing w:after="0" w:before="0" w:line="240" w:lineRule="auto"/>
-              <w:ind w:left="0" w:right="0" w:firstLine="0"/>
-              <w:jc w:val="left"/>
-              <w:rPr>
-                <w:b w:val="1"/>
-                <w:bCs w:val="1"/>
-              </w:rPr>
-            </w:pPr>
-            <w:r>
-              <w:rPr>
-                <w:rtl w:val="0"/>
-              </w:rPr>
-            </w:r>
-          </w:p>
-          <w:p>
-            <w:pPr>
-              <w:keepNext w:val="0"/>
-              <w:keepLines w:val="0"/>
-              <w:pageBreakBefore w:val="0"/>
-              <w:widowControl w:val="0"/>
-              <w:pBdr>
-                <w:top w:space="0" w:sz="0" w:val="nil"/>
-                <w:left w:space="0" w:sz="0" w:val="nil"/>
-                <w:bottom w:space="0" w:sz="0" w:val="nil"/>
-                <w:right w:space="0" w:sz="0" w:val="nil"/>
-                <w:between w:space="0" w:sz="0" w:val="nil"/>
-              </w:pBdr>
-              <w:shd w:fill="auto" w:val="clear"/>
-              <w:spacing w:after="0" w:before="0" w:line="240" w:lineRule="auto"/>
-              <w:ind w:left="0" w:right="0" w:firstLine="0"/>
-              <w:jc w:val="left"/>
-              <w:rPr>
-                <w:b w:val="1"/>
-                <w:bCs w:val="1"/>
-              </w:rPr>
-            </w:pPr>
-            <w:r>
-              <w:rPr>
-                <w:rtl w:val="0"/>
-              </w:rPr>
-            </w:r>
-          </w:p>
-        </w:tc>
-      </w:tr>
-    </w:tbl>
-    <w:p>
-      <w:pPr>
-        <w:rPr>
-          <w:b w:val="1"/>
-          <w:bCs w:val="1"/>
-        </w:rPr>
-      </w:pPr>
-      <w:r>
-        <w:rPr>
-          <w:rtl w:val="0"/>
-        </w:rPr>
-      </w:r>
-    </w:p>
-    <w:p>
-      <w:pPr>
-        <w:rPr>
-          <w:b w:val="1"/>
-          <w:bCs w:val="1"/>
-        </w:rPr>
-      </w:pPr>
-      <w:r>
-        <w:rPr>
-          <w:b w:val="1"/>
-          <w:bCs w:val="1"/>
-          <w:rtl w:val="0"/>
-        </w:rPr>
-        <w:t xml:space="preserve">6.4. How will you assess program learning outcomes? What outcomes suggest success and opportunities for improvement? Consider each learning outcome separately.</w:t>
       </w:r>
     </w:p>
     <w:p>
@@ -10518,7 +10701,7 @@
           <w:bCs w:val="1"/>
           <w:rtl w:val="0"/>
         </w:rPr>
-        <w:t xml:space="preserve">6.5. How will your assessment plan be used for external evaluation and accreditation?</w:t>
+        <w:t xml:space="preserve">6.6. How will you assess adherence to design principles? What outcomes suggest success and opportunities for improvement?</w:t>
       </w:r>
     </w:p>
     <w:p>
@@ -10648,13 +10831,295 @@
     </w:p>
     <w:p>
       <w:pPr>
+        <w:rPr>
+          <w:b w:val="1"/>
+          <w:bCs w:val="1"/>
+        </w:rPr>
+      </w:pPr>
+      <w:r>
+        <w:rPr>
+          <w:b w:val="1"/>
+          <w:bCs w:val="1"/>
+          <w:rtl w:val="0"/>
+        </w:rPr>
+        <w:t xml:space="preserve">6.4. How will you assess program learning outcomes? What outcomes suggest success and opportunities for improvement? Consider each learning outcome separately.</w:t>
+      </w:r>
+    </w:p>
+    <w:p>
+      <w:pPr>
+        <w:rPr>
+          <w:b w:val="1"/>
+          <w:bCs w:val="1"/>
+        </w:rPr>
+      </w:pPr>
+      <w:r>
+        <w:rPr>
+          <w:rtl w:val="0"/>
+        </w:rPr>
+      </w:r>
+    </w:p>
+    <w:tbl>
+      <w:tblPr>
+        <w:tblStyle w:val="Table33"/>
+        <w:tblW w:w="9360.0" w:type="dxa"/>
+        <w:jc w:val="left"/>
+        <w:tblBorders>
+          <w:top w:color="000000" w:space="0" w:sz="8" w:val="single"/>
+          <w:left w:color="000000" w:space="0" w:sz="8" w:val="single"/>
+          <w:bottom w:color="000000" w:space="0" w:sz="8" w:val="single"/>
+          <w:right w:color="000000" w:space="0" w:sz="8" w:val="single"/>
+          <w:insideH w:color="000000" w:space="0" w:sz="8" w:val="single"/>
+          <w:insideV w:color="000000" w:space="0" w:sz="8" w:val="single"/>
+        </w:tblBorders>
+        <w:tblLayout w:type="fixed"/>
+        <w:tblLook w:val="0600"/>
+      </w:tblPr>
+      <w:tblGrid>
+        <w:gridCol w:w="9360"/>
+        <w:tblGridChange w:id="0">
+          <w:tblGrid>
+            <w:gridCol w:w="9360"/>
+          </w:tblGrid>
+        </w:tblGridChange>
+      </w:tblGrid>
+      <w:tr>
+        <w:trPr>
+          <w:cantSplit w:val="0"/>
+          <w:tblHeader w:val="0"/>
+        </w:trPr>
+        <w:tc>
+          <w:tcPr>
+            <w:shd w:fill="auto" w:val="clear"/>
+            <w:tcMar>
+              <w:top w:w="100.0" w:type="dxa"/>
+              <w:left w:w="100.0" w:type="dxa"/>
+              <w:bottom w:w="100.0" w:type="dxa"/>
+              <w:right w:w="100.0" w:type="dxa"/>
+            </w:tcMar>
+            <w:vAlign w:val="top"/>
+          </w:tcPr>
+          <w:p>
+            <w:pPr>
+              <w:keepNext w:val="0"/>
+              <w:keepLines w:val="0"/>
+              <w:pageBreakBefore w:val="0"/>
+              <w:widowControl w:val="0"/>
+              <w:pBdr>
+                <w:top w:space="0" w:sz="0" w:val="nil"/>
+                <w:left w:space="0" w:sz="0" w:val="nil"/>
+                <w:bottom w:space="0" w:sz="0" w:val="nil"/>
+                <w:right w:space="0" w:sz="0" w:val="nil"/>
+                <w:between w:space="0" w:sz="0" w:val="nil"/>
+              </w:pBdr>
+              <w:shd w:fill="auto" w:val="clear"/>
+              <w:spacing w:after="0" w:before="0" w:line="240" w:lineRule="auto"/>
+              <w:ind w:left="0" w:right="0" w:firstLine="0"/>
+              <w:jc w:val="left"/>
+              <w:rPr>
+                <w:b w:val="1"/>
+                <w:bCs w:val="1"/>
+              </w:rPr>
+            </w:pPr>
+            <w:r>
+              <w:rPr>
+                <w:rtl w:val="0"/>
+              </w:rPr>
+            </w:r>
+          </w:p>
+          <w:p>
+            <w:pPr>
+              <w:keepNext w:val="0"/>
+              <w:keepLines w:val="0"/>
+              <w:pageBreakBefore w:val="0"/>
+              <w:widowControl w:val="0"/>
+              <w:pBdr>
+                <w:top w:space="0" w:sz="0" w:val="nil"/>
+                <w:left w:space="0" w:sz="0" w:val="nil"/>
+                <w:bottom w:space="0" w:sz="0" w:val="nil"/>
+                <w:right w:space="0" w:sz="0" w:val="nil"/>
+                <w:between w:space="0" w:sz="0" w:val="nil"/>
+              </w:pBdr>
+              <w:shd w:fill="auto" w:val="clear"/>
+              <w:spacing w:after="0" w:before="0" w:line="240" w:lineRule="auto"/>
+              <w:ind w:left="0" w:right="0" w:firstLine="0"/>
+              <w:jc w:val="left"/>
+              <w:rPr>
+                <w:b w:val="1"/>
+                <w:bCs w:val="1"/>
+              </w:rPr>
+            </w:pPr>
+            <w:r>
+              <w:rPr>
+                <w:rtl w:val="0"/>
+              </w:rPr>
+            </w:r>
+          </w:p>
+        </w:tc>
+      </w:tr>
+    </w:tbl>
+    <w:p>
+      <w:pPr>
+        <w:rPr>
+          <w:b w:val="1"/>
+          <w:bCs w:val="1"/>
+        </w:rPr>
+      </w:pPr>
+      <w:r>
+        <w:rPr>
+          <w:rtl w:val="0"/>
+        </w:rPr>
+      </w:r>
+    </w:p>
+    <w:p>
+      <w:pPr>
+        <w:rPr>
+          <w:b w:val="1"/>
+          <w:bCs w:val="1"/>
+        </w:rPr>
+      </w:pPr>
+      <w:r>
+        <w:rPr>
+          <w:b w:val="1"/>
+          <w:bCs w:val="1"/>
+          <w:rtl w:val="0"/>
+        </w:rPr>
+        <w:t xml:space="preserve">6.5. How will your assessment plan be used for external evaluation and accreditation?</w:t>
+      </w:r>
+    </w:p>
+    <w:p>
+      <w:pPr>
+        <w:rPr>
+          <w:b w:val="1"/>
+          <w:bCs w:val="1"/>
+        </w:rPr>
+      </w:pPr>
+      <w:r>
+        <w:rPr>
+          <w:rtl w:val="0"/>
+        </w:rPr>
+      </w:r>
+    </w:p>
+    <w:tbl>
+      <w:tblPr>
+        <w:tblStyle w:val="Table34"/>
+        <w:tblW w:w="9360.0" w:type="dxa"/>
+        <w:jc w:val="left"/>
+        <w:tblBorders>
+          <w:top w:color="000000" w:space="0" w:sz="8" w:val="single"/>
+          <w:left w:color="000000" w:space="0" w:sz="8" w:val="single"/>
+          <w:bottom w:color="000000" w:space="0" w:sz="8" w:val="single"/>
+          <w:right w:color="000000" w:space="0" w:sz="8" w:val="single"/>
+          <w:insideH w:color="000000" w:space="0" w:sz="8" w:val="single"/>
+          <w:insideV w:color="000000" w:space="0" w:sz="8" w:val="single"/>
+        </w:tblBorders>
+        <w:tblLayout w:type="fixed"/>
+        <w:tblLook w:val="0600"/>
+      </w:tblPr>
+      <w:tblGrid>
+        <w:gridCol w:w="9360"/>
+        <w:tblGridChange w:id="0">
+          <w:tblGrid>
+            <w:gridCol w:w="9360"/>
+          </w:tblGrid>
+        </w:tblGridChange>
+      </w:tblGrid>
+      <w:tr>
+        <w:trPr>
+          <w:cantSplit w:val="0"/>
+          <w:tblHeader w:val="0"/>
+        </w:trPr>
+        <w:tc>
+          <w:tcPr>
+            <w:shd w:fill="auto" w:val="clear"/>
+            <w:tcMar>
+              <w:top w:w="100.0" w:type="dxa"/>
+              <w:left w:w="100.0" w:type="dxa"/>
+              <w:bottom w:w="100.0" w:type="dxa"/>
+              <w:right w:w="100.0" w:type="dxa"/>
+            </w:tcMar>
+            <w:vAlign w:val="top"/>
+          </w:tcPr>
+          <w:p>
+            <w:pPr>
+              <w:keepNext w:val="0"/>
+              <w:keepLines w:val="0"/>
+              <w:pageBreakBefore w:val="0"/>
+              <w:widowControl w:val="0"/>
+              <w:pBdr>
+                <w:top w:space="0" w:sz="0" w:val="nil"/>
+                <w:left w:space="0" w:sz="0" w:val="nil"/>
+                <w:bottom w:space="0" w:sz="0" w:val="nil"/>
+                <w:right w:space="0" w:sz="0" w:val="nil"/>
+                <w:between w:space="0" w:sz="0" w:val="nil"/>
+              </w:pBdr>
+              <w:shd w:fill="auto" w:val="clear"/>
+              <w:spacing w:after="0" w:before="0" w:line="240" w:lineRule="auto"/>
+              <w:ind w:left="0" w:right="0" w:firstLine="0"/>
+              <w:jc w:val="left"/>
+              <w:rPr>
+                <w:b w:val="1"/>
+                <w:bCs w:val="1"/>
+              </w:rPr>
+            </w:pPr>
+            <w:r>
+              <w:rPr>
+                <w:rtl w:val="0"/>
+              </w:rPr>
+            </w:r>
+          </w:p>
+          <w:p>
+            <w:pPr>
+              <w:keepNext w:val="0"/>
+              <w:keepLines w:val="0"/>
+              <w:pageBreakBefore w:val="0"/>
+              <w:widowControl w:val="0"/>
+              <w:pBdr>
+                <w:top w:space="0" w:sz="0" w:val="nil"/>
+                <w:left w:space="0" w:sz="0" w:val="nil"/>
+                <w:bottom w:space="0" w:sz="0" w:val="nil"/>
+                <w:right w:space="0" w:sz="0" w:val="nil"/>
+                <w:between w:space="0" w:sz="0" w:val="nil"/>
+              </w:pBdr>
+              <w:shd w:fill="auto" w:val="clear"/>
+              <w:spacing w:after="0" w:before="0" w:line="240" w:lineRule="auto"/>
+              <w:ind w:left="0" w:right="0" w:firstLine="0"/>
+              <w:jc w:val="left"/>
+              <w:rPr>
+                <w:b w:val="1"/>
+                <w:bCs w:val="1"/>
+              </w:rPr>
+            </w:pPr>
+            <w:r>
+              <w:rPr>
+                <w:rtl w:val="0"/>
+              </w:rPr>
+            </w:r>
+          </w:p>
+        </w:tc>
+      </w:tr>
+    </w:tbl>
+    <w:p>
+      <w:pPr>
+        <w:rPr>
+          <w:b w:val="1"/>
+          <w:bCs w:val="1"/>
+        </w:rPr>
+      </w:pPr>
+      <w:r>
+        <w:rPr>
+          <w:rtl w:val="0"/>
+        </w:rPr>
+      </w:r>
+    </w:p>
+    <w:p>
+      <w:pPr>
         <w:pStyle w:val="Heading1"/>
         <w:rPr>
           <w:highlight w:val="yellow"/>
         </w:rPr>
       </w:pPr>
-      <w:bookmarkStart w:colFirst="0" w:colLast="0" w:name="_wvux601iscn5" w:id="40"/>
-      <w:bookmarkEnd w:id="40"/>
+      <w:bookmarkStart w:colFirst="0" w:colLast="0" w:name="_wvux601iscn5" w:id="41"/>
+      <w:bookmarkEnd w:id="41"/>
       <w:r>
         <w:rPr>
           <w:rtl w:val="0"/>
@@ -10861,7 +11326,7 @@
         </w:rPr>
         <w:t xml:space="preserve">The authors of this document welcome feedback on this process and suggestions for how to improve it. We would also welcome any examples of artifacts from this process that you would like to share with the broader liberal arts community. The authors can be contacted through Amanda Holland-Minkley (</w:t>
       </w:r>
-      <w:hyperlink r:id="rId25">
+      <w:hyperlink r:id="rId28">
         <w:r>
           <w:rPr>
             <w:color w:val="1155cc"/>
@@ -10888,8 +11353,8 @@
         <w:pStyle w:val="Heading1"/>
         <w:rPr/>
       </w:pPr>
-      <w:bookmarkStart w:colFirst="0" w:colLast="0" w:name="_gsr3u8y7do4u" w:id="41"/>
-      <w:bookmarkEnd w:id="41"/>
+      <w:bookmarkStart w:colFirst="0" w:colLast="0" w:name="_gsr3u8y7do4u" w:id="42"/>
+      <w:bookmarkEnd w:id="42"/>
       <w:r>
         <w:rPr>
           <w:rtl w:val="0"/>
@@ -10907,8 +11372,8 @@
         <w:pStyle w:val="Heading2"/>
         <w:rPr/>
       </w:pPr>
-      <w:bookmarkStart w:colFirst="0" w:colLast="0" w:name="_yol1byb3zkxe" w:id="42"/>
-      <w:bookmarkEnd w:id="42"/>
+      <w:bookmarkStart w:colFirst="0" w:colLast="0" w:name="_yol1byb3zkxe" w:id="43"/>
+      <w:bookmarkEnd w:id="43"/>
       <w:r>
         <w:rPr>
           <w:rtl w:val="0"/>
@@ -11359,8 +11824,8 @@
         <w:pStyle w:val="Heading2"/>
         <w:rPr/>
       </w:pPr>
-      <w:bookmarkStart w:colFirst="0" w:colLast="0" w:name="_q37j9n45ne5g" w:id="43"/>
-      <w:bookmarkEnd w:id="43"/>
+      <w:bookmarkStart w:colFirst="0" w:colLast="0" w:name="_q37j9n45ne5g" w:id="44"/>
+      <w:bookmarkEnd w:id="44"/>
       <w:r>
         <w:rPr>
           <w:rtl w:val="0"/>
@@ -11880,8 +12345,8 @@
         <w:pStyle w:val="Heading1"/>
         <w:rPr/>
       </w:pPr>
-      <w:bookmarkStart w:colFirst="0" w:colLast="0" w:name="_dx8eq3a3fvvq" w:id="44"/>
-      <w:bookmarkEnd w:id="44"/>
+      <w:bookmarkStart w:colFirst="0" w:colLast="0" w:name="_dx8eq3a3fvvq" w:id="45"/>
+      <w:bookmarkEnd w:id="45"/>
       <w:r>
         <w:rPr>
           <w:rtl w:val="0"/>
@@ -12139,8 +12604,8 @@
           <w:highlight w:val="white"/>
         </w:rPr>
       </w:pPr>
-      <w:bookmarkStart w:colFirst="0" w:colLast="0" w:name="_lne2f5ugaho6" w:id="45"/>
-      <w:bookmarkEnd w:id="45"/>
+      <w:bookmarkStart w:colFirst="0" w:colLast="0" w:name="_lne2f5ugaho6" w:id="46"/>
+      <w:bookmarkEnd w:id="46"/>
       <w:r>
         <w:rPr>
           <w:rtl w:val="0"/>
@@ -12232,7 +12697,7 @@
                     <pic:cNvPicPr preferRelativeResize="0"/>
                   </pic:nvPicPr>
                   <pic:blipFill>
-                    <a:blip r:embed="rId26"/>
+                    <a:blip r:embed="rId29"/>
                     <a:srcRect b="0" l="0" r="0" t="0"/>
                     <a:stretch>
                       <a:fillRect/>
@@ -12337,7 +12802,7 @@
                     <pic:cNvPicPr preferRelativeResize="0"/>
                   </pic:nvPicPr>
                   <pic:blipFill>
-                    <a:blip r:embed="rId27"/>
+                    <a:blip r:embed="rId30"/>
                     <a:srcRect b="0" l="0" r="0" t="0"/>
                     <a:stretch>
                       <a:fillRect/>
@@ -12388,8 +12853,8 @@
           <w:highlight w:val="white"/>
         </w:rPr>
       </w:pPr>
-      <w:bookmarkStart w:colFirst="0" w:colLast="0" w:name="_ruzaule2jb38" w:id="46"/>
-      <w:bookmarkEnd w:id="46"/>
+      <w:bookmarkStart w:colFirst="0" w:colLast="0" w:name="_ruzaule2jb38" w:id="47"/>
+      <w:bookmarkEnd w:id="47"/>
       <w:r>
         <w:rPr>
           <w:rtl w:val="0"/>
@@ -13158,8 +13623,8 @@
           <w:highlight w:val="white"/>
         </w:rPr>
       </w:pPr>
-      <w:bookmarkStart w:colFirst="0" w:colLast="0" w:name="_3k68jhh5smoi" w:id="47"/>
-      <w:bookmarkEnd w:id="47"/>
+      <w:bookmarkStart w:colFirst="0" w:colLast="0" w:name="_3k68jhh5smoi" w:id="48"/>
+      <w:bookmarkEnd w:id="48"/>
       <w:r>
         <w:rPr>
           <w:rtl w:val="0"/>
@@ -13189,6 +13654,87 @@
           <w:rtl w:val="0"/>
         </w:rPr>
         <w:t xml:space="preserve">As discussed in the How to Use This Workbook of the Introduction of this document, there are a variety of different ways that a department might use these materials. The amount of time that a department will spend on each step of this process, and on the process overall, will vary depending on its goals and prior curricular work. Below, we present two scenarios for how a department has made use of this process and their timeline for work.</w:t>
+      </w:r>
+    </w:p>
+    <w:p>
+      <w:pPr>
+        <w:spacing w:after="240" w:before="240" w:lineRule="auto"/>
+        <w:rPr>
+          <w:rFonts w:ascii="Roboto" w:cs="Roboto" w:eastAsia="Roboto" w:hAnsi="Roboto"/>
+          <w:sz w:val="21"/>
+          <w:szCs w:val="21"/>
+        </w:rPr>
+      </w:pPr>
+      <w:r>
+        <w:rPr>
+          <w:rFonts w:ascii="Roboto" w:cs="Roboto" w:eastAsia="Roboto" w:hAnsi="Roboto"/>
+          <w:sz w:val="21"/>
+          <w:szCs w:val="21"/>
+          <w:rtl w:val="0"/>
+        </w:rPr>
+        <w:t xml:space="preserve">You will</w:t>
+      </w:r>
+      <w:r>
+        <w:rPr>
+          <w:rFonts w:ascii="Roboto" w:cs="Roboto" w:eastAsia="Roboto" w:hAnsi="Roboto"/>
+          <w:sz w:val="21"/>
+          <w:szCs w:val="21"/>
+          <w:rtl w:val="0"/>
+        </w:rPr>
+        <w:t xml:space="preserve"> see that both timelines emphasize time spent collaborating and building consensus amongst the department’s faculty. Before starting, we strongly recommend that you have all members of your department read the introduction to the workbook and skim the steps to ensure that you have buy-in on the planned work. This can also help you agree on your intended timeline.</w:t>
+      </w:r>
+    </w:p>
+    <w:p>
+      <w:pPr>
+        <w:spacing w:after="240" w:before="240" w:lineRule="auto"/>
+        <w:rPr>
+          <w:rFonts w:ascii="Roboto" w:cs="Roboto" w:eastAsia="Roboto" w:hAnsi="Roboto"/>
+          <w:sz w:val="21"/>
+          <w:szCs w:val="21"/>
+        </w:rPr>
+      </w:pPr>
+      <w:r>
+        <w:rPr>
+          <w:rFonts w:ascii="Roboto" w:cs="Roboto" w:eastAsia="Roboto" w:hAnsi="Roboto"/>
+          <w:sz w:val="21"/>
+          <w:szCs w:val="21"/>
+          <w:rtl w:val="0"/>
+        </w:rPr>
+        <w:t xml:space="preserve">Many departments find it useful to discuss their decision making processes before starting as well. How does your department tend to reach decisions? How important is consensus versus agreement on different types of issues you may be addressing in a curriculum review? You may find it helpful to identify a friend-of-the-department who can act as a facilitator for challenging conversations.</w:t>
+      </w:r>
+    </w:p>
+    <w:p>
+      <w:pPr>
+        <w:spacing w:after="240" w:before="240" w:lineRule="auto"/>
+        <w:rPr>
+          <w:rFonts w:ascii="Roboto" w:cs="Roboto" w:eastAsia="Roboto" w:hAnsi="Roboto"/>
+          <w:sz w:val="21"/>
+          <w:szCs w:val="21"/>
+        </w:rPr>
+      </w:pPr>
+      <w:r>
+        <w:rPr>
+          <w:rFonts w:ascii="Roboto" w:cs="Roboto" w:eastAsia="Roboto" w:hAnsi="Roboto"/>
+          <w:sz w:val="21"/>
+          <w:szCs w:val="21"/>
+          <w:rtl w:val="0"/>
+        </w:rPr>
+        <w:t xml:space="preserve">Some departments also find it useful to do some shared readings about issues in CS curriculum development and have a discussion of what insights and ideas these readings suggest. Several possible readings are cited in the footnotes throughout this workbook.</w:t>
+      </w:r>
+    </w:p>
+    <w:p>
+      <w:pPr>
+        <w:pStyle w:val="Heading3"/>
+        <w:spacing w:after="240" w:before="240" w:lineRule="auto"/>
+        <w:rPr/>
+      </w:pPr>
+      <w:bookmarkStart w:colFirst="0" w:colLast="0" w:name="_yd75ff95ucla" w:id="49"/>
+      <w:bookmarkEnd w:id="49"/>
+      <w:r>
+        <w:rPr>
+          <w:rtl w:val="0"/>
+        </w:rPr>
+        <w:t xml:space="preserve">Scenario One</w:t>
       </w:r>
     </w:p>
     <w:p>
@@ -13211,7 +13757,7 @@
           <w:szCs w:val="21"/>
           <w:rtl w:val="0"/>
         </w:rPr>
-        <w:t xml:space="preserve">Scenario: At the University of Jamestown, faculty hire request was due within 2 months of the start of the semester. The administration wanted to see proposed curricular revisions incorporated into the hire request. As such the timeline for implementation was 2 months, to also then facilitate creation of any required curricular council changes, which needed to be filed by the end of the calendar year in order to come into effect the following catalog year.</w:t>
+        <w:t xml:space="preserve">At the University of Jamestown, a faculty hire request was due within 2 months of the start of the semester. The administration wanted to see proposed curricular revisions incorporated into the hire request. As such the timeline for implementation was 2 months, to also then facilitate creation of any required curricular council changes, which needed to be filed by the end of the calendar year in order to come into effect the following catalog year.</w:t>
       </w:r>
       <w:r>
         <w:rPr>
@@ -13751,18 +14297,24 @@
     </w:p>
     <w:p>
       <w:pPr>
+        <w:pStyle w:val="Heading3"/>
         <w:spacing w:after="240" w:before="240" w:lineRule="auto"/>
-        <w:ind w:left="2160" w:firstLine="0"/>
-        <w:rPr>
-          <w:rFonts w:ascii="Roboto" w:cs="Roboto" w:eastAsia="Roboto" w:hAnsi="Roboto"/>
-          <w:sz w:val="21"/>
-          <w:szCs w:val="21"/>
-        </w:rPr>
-      </w:pPr>
-      <w:r>
-        <w:rPr>
-          <w:rtl w:val="0"/>
-        </w:rPr>
+        <w:rPr>
+          <w:rFonts w:ascii="Roboto" w:cs="Roboto" w:eastAsia="Roboto" w:hAnsi="Roboto"/>
+          <w:b w:val="1"/>
+          <w:bCs w:val="1"/>
+        </w:rPr>
+      </w:pPr>
+      <w:bookmarkStart w:colFirst="0" w:colLast="0" w:name="_rf5m7xvr7bur" w:id="50"/>
+      <w:bookmarkEnd w:id="50"/>
+      <w:r>
+        <w:rPr>
+          <w:rFonts w:ascii="Roboto" w:cs="Roboto" w:eastAsia="Roboto" w:hAnsi="Roboto"/>
+          <w:b w:val="1"/>
+          <w:bCs w:val="1"/>
+          <w:rtl w:val="0"/>
+        </w:rPr>
+        <w:t xml:space="preserve">Scenario Two</w:t>
       </w:r>
     </w:p>
     <w:p>
@@ -13786,7 +14338,7 @@
           <w:szCs w:val="21"/>
           <w:rtl w:val="0"/>
         </w:rPr>
-        <w:t xml:space="preserve">Scenario: At Trinity Christian College, we were tasked with creating a new Data Analytics major. As part of implementation, we drafted new PLOs for that program which motivated revisiting our Computing related outcomes. Furthermore, faculty turnover has eliminated most of the institutional ‘memory’ of how, and why, core courses in our program are taught. This provided an opportunity – and necessity – to revise our outcomes, courses, and goals to be more achievable with different staff. As we were (re)designing courses and assessments, we wanted to have a more cohesive alignment.</w:t>
+        <w:t xml:space="preserve">At Trinity Christian College, we were tasked with creating a new Data Analytics major. As part of implementation, we drafted new PLOs for that program which motivated revisiting our Computing related outcomes. Furthermore, faculty turnover has eliminated most of the institutional ‘memory’ of how, and why, core courses in our program are taught. This provided an opportunity – and necessity – to revise our outcomes, courses, and goals to be more achievable with different staff. As we were (re)designing courses and assessments, we wanted to have a more cohesive alignment.</w:t>
       </w:r>
     </w:p>
     <w:p>
@@ -14513,7 +15065,7 @@
           <w:szCs w:val="20"/>
           <w:rtl w:val="0"/>
         </w:rPr>
-        <w:t xml:space="preserve">Amanda Holland-Minkley, Jakob Barnard, Valerie Barr, Grant Braught, Janet Davis, David Reed, Karl Schmitt, Andrea Tartaro, and James D. Teresco. 2023. Computer Science Curriculum Guidelines: A New Liberal Arts Perspective. In Proceedings of the 54th ACM Technical Symposium on Computer Science Education V. 1 (SIGCSE 2023). Association for Computing Machinery, New York, NY, USA, 617–623. </w:t>
+        <w:t xml:space="preserve">Amanda Holland-Minkley, Jakob Barnard, Valerie Barr, Grant Braught, Janet Davis, David Reed, Karl Schmitt, Andrea Tartaro, and James D. Teresco. 2025. CS2023: Computer Science Curriculum Guidelines: A New Liberal Arts Perspective. ACM Inroads 16, 1 (March 2025), 40-52. </w:t>
       </w:r>
       <w:hyperlink r:id="rId2">
         <w:r>
@@ -14524,11 +15076,13 @@
             <w:u w:val="single"/>
             <w:rtl w:val="0"/>
           </w:rPr>
-          <w:t xml:space="preserve">https://doi.org/10.1145/3545945.3569793</w:t>
+          <w:t xml:space="preserve">https://dl.acm.org/doi/10.1145/3700773</w:t>
         </w:r>
       </w:hyperlink>
       <w:r>
         <w:rPr>
+          <w:sz w:val="20"/>
+          <w:szCs w:val="20"/>
           <w:rtl w:val="0"/>
         </w:rPr>
         <w:t xml:space="preserve"> </w:t>
@@ -14706,7 +15260,7 @@
       </w:r>
     </w:p>
   </w:footnote>
-  <w:footnote w:id="13">
+  <w:footnote w:id="12">
     <w:p>
       <w:pPr>
         <w:spacing w:line="240" w:lineRule="auto"/>
@@ -14732,7 +15286,7 @@
       </w:r>
     </w:p>
   </w:footnote>
-  <w:footnote w:id="14">
+  <w:footnote w:id="13">
     <w:p>
       <w:pPr>
         <w:spacing w:line="240" w:lineRule="auto"/>
@@ -14778,7 +15332,7 @@
       </w:r>
     </w:p>
   </w:footnote>
-  <w:footnote w:id="15">
+  <w:footnote w:id="14">
     <w:p>
       <w:pPr>
         <w:spacing w:line="240" w:lineRule="auto"/>
@@ -14826,7 +15380,33 @@
           <w:szCs w:val="20"/>
           <w:rtl w:val="0"/>
         </w:rPr>
-        <w:t xml:space="preserve"> All quoted material in this section is from the Computer Science Curricula 2023, Version Gamma, August 2023. It will be updated and revised as appropriate when future versions are released.</w:t>
+        <w:t xml:space="preserve"> This is a bit of a simplification. When a KA in CS2023 includes topics that relate to more than one KA those topics can appear in both. However, their instructional hours are only counted in one. For example, if MSF and AL (or AI) have a number of topics in common, CS2023 only counts the associated instructional hours in one KA or the other.</w:t>
+      </w:r>
+    </w:p>
+  </w:footnote>
+  <w:footnote w:id="8">
+    <w:p>
+      <w:pPr>
+        <w:spacing w:line="240" w:lineRule="auto"/>
+        <w:rPr>
+          <w:sz w:val="20"/>
+          <w:szCs w:val="20"/>
+        </w:rPr>
+      </w:pPr>
+      <w:r>
+        <w:rPr>
+          <w:rStyle w:val="FootnoteReference"/>
+          <w:vertAlign w:val="superscript"/>
+        </w:rPr>
+        <w:footnoteRef/>
+      </w:r>
+      <w:r>
+        <w:rPr>
+          <w:sz w:val="20"/>
+          <w:szCs w:val="20"/>
+          <w:rtl w:val="0"/>
+        </w:rPr>
+        <w:t xml:space="preserve"> See previous footnote.</w:t>
       </w:r>
     </w:p>
   </w:footnote>
@@ -14852,141 +15432,89 @@
           <w:szCs w:val="20"/>
           <w:rtl w:val="0"/>
         </w:rPr>
-        <w:t xml:space="preserve"> This is a bit of a simplification. When a KA in CS2023 includes topics that relate to more than one KA those topics can appear in both. However, their instructional hours are only counted in one. For example, if MSF and AL (or AI) have a number of topics in common, CS2023 only counts the associated instructional hours in one KA or the other.</w:t>
+        <w:t xml:space="preserve"> Not all column letters in this range are visible. Hidden columns in this range are used for the computation of intermediate values and information used for cell highlighting.</w:t>
+      </w:r>
+    </w:p>
+  </w:footnote>
+  <w:footnote w:id="10">
+    <w:p>
+      <w:pPr>
+        <w:spacing w:line="240" w:lineRule="auto"/>
+        <w:rPr>
+          <w:sz w:val="20"/>
+          <w:szCs w:val="20"/>
+        </w:rPr>
+      </w:pPr>
+      <w:r>
+        <w:rPr>
+          <w:rStyle w:val="FootnoteReference"/>
+          <w:vertAlign w:val="superscript"/>
+        </w:rPr>
+        <w:footnoteRef/>
+      </w:r>
+      <w:r>
+        <w:rPr>
+          <w:sz w:val="20"/>
+          <w:szCs w:val="20"/>
+          <w:rtl w:val="0"/>
+        </w:rPr>
+        <w:t xml:space="preserve"> The hours allocated and included here are not intended to be hard targets, though with enough diligence they could become so. Instead, they should typically be used as a coherence check on the curriculum design to identify and address areas where there are significant mismatches between emphasis and content. </w:t>
+      </w:r>
+    </w:p>
+  </w:footnote>
+  <w:footnote w:id="11">
+    <w:p>
+      <w:pPr>
+        <w:spacing w:line="240" w:lineRule="auto"/>
+        <w:rPr>
+          <w:sz w:val="20"/>
+          <w:szCs w:val="20"/>
+        </w:rPr>
+      </w:pPr>
+      <w:r>
+        <w:rPr>
+          <w:rStyle w:val="FootnoteReference"/>
+          <w:vertAlign w:val="superscript"/>
+        </w:rPr>
+        <w:footnoteRef/>
+      </w:r>
+      <w:r>
+        <w:rPr>
+          <w:sz w:val="20"/>
+          <w:szCs w:val="20"/>
+          <w:rtl w:val="0"/>
+        </w:rPr>
+        <w:t xml:space="preserve"> See previous footnote.</w:t>
+      </w:r>
+    </w:p>
+  </w:footnote>
+  <w:footnote w:id="7">
+    <w:p>
+      <w:pPr>
+        <w:spacing w:line="240" w:lineRule="auto"/>
+        <w:rPr>
+          <w:sz w:val="20"/>
+          <w:szCs w:val="20"/>
+        </w:rPr>
+      </w:pPr>
+      <w:r>
+        <w:rPr>
+          <w:rStyle w:val="FootnoteReference"/>
+          <w:vertAlign w:val="superscript"/>
+        </w:rPr>
+        <w:footnoteRef/>
+      </w:r>
+      <w:r>
+        <w:rPr>
+          <w:sz w:val="20"/>
+          <w:szCs w:val="20"/>
+          <w:rtl w:val="0"/>
+        </w:rPr>
+        <w:t xml:space="preserve"> The hour estimates for the KUs within each KA are initially distributed among the KUs in the same ratios as they are in the CS Core (column E). However, this distribution will adapt as you begin to adjust the content that is included in your curriculum.</w:t>
       </w:r>
     </w:p>
   </w:footnote>
   <w:footnote w:id="9">
-    <w:p>
-      <w:pPr>
-        <w:spacing w:line="240" w:lineRule="auto"/>
-        <w:rPr>
-          <w:sz w:val="20"/>
-          <w:szCs w:val="20"/>
-        </w:rPr>
-      </w:pPr>
-      <w:r>
-        <w:rPr>
-          <w:rStyle w:val="FootnoteReference"/>
-          <w:vertAlign w:val="superscript"/>
-        </w:rPr>
-        <w:footnoteRef/>
-      </w:r>
-      <w:r>
-        <w:rPr>
-          <w:sz w:val="20"/>
-          <w:szCs w:val="20"/>
-          <w:rtl w:val="0"/>
-        </w:rPr>
-        <w:t xml:space="preserve"> See previous footnote.</w:t>
-      </w:r>
-    </w:p>
-  </w:footnote>
-  <w:footnote w:id="7">
-    <w:p>
-      <w:pPr>
-        <w:spacing w:line="240" w:lineRule="auto"/>
-        <w:rPr>
-          <w:sz w:val="20"/>
-          <w:szCs w:val="20"/>
-        </w:rPr>
-      </w:pPr>
-      <w:r>
-        <w:rPr>
-          <w:rStyle w:val="FootnoteReference"/>
-          <w:vertAlign w:val="superscript"/>
-        </w:rPr>
-        <w:footnoteRef/>
-      </w:r>
-      <w:r>
-        <w:rPr>
-          <w:sz w:val="20"/>
-          <w:szCs w:val="20"/>
-          <w:rtl w:val="0"/>
-        </w:rPr>
-        <w:t xml:space="preserve"> Not all column letters in this range are visible. Hidden columns in this range are used for the computation of intermediate values and information used for cell highlighting.</w:t>
-      </w:r>
-    </w:p>
-  </w:footnote>
-  <w:footnote w:id="11">
-    <w:p>
-      <w:pPr>
-        <w:spacing w:line="240" w:lineRule="auto"/>
-        <w:rPr>
-          <w:sz w:val="20"/>
-          <w:szCs w:val="20"/>
-        </w:rPr>
-      </w:pPr>
-      <w:r>
-        <w:rPr>
-          <w:rStyle w:val="FootnoteReference"/>
-          <w:vertAlign w:val="superscript"/>
-        </w:rPr>
-        <w:footnoteRef/>
-      </w:r>
-      <w:r>
-        <w:rPr>
-          <w:sz w:val="20"/>
-          <w:szCs w:val="20"/>
-          <w:rtl w:val="0"/>
-        </w:rPr>
-        <w:t xml:space="preserve"> The hours allocated and included here are not intended to be hard targets, though with enough diligence they could become so. Instead, they should typically be used as a coherence check on the curriculum design to identify and address areas where there are significant mismatches between emphasis and content. </w:t>
-      </w:r>
-    </w:p>
-  </w:footnote>
-  <w:footnote w:id="12">
-    <w:p>
-      <w:pPr>
-        <w:spacing w:line="240" w:lineRule="auto"/>
-        <w:rPr>
-          <w:sz w:val="20"/>
-          <w:szCs w:val="20"/>
-        </w:rPr>
-      </w:pPr>
-      <w:r>
-        <w:rPr>
-          <w:rStyle w:val="FootnoteReference"/>
-          <w:vertAlign w:val="superscript"/>
-        </w:rPr>
-        <w:footnoteRef/>
-      </w:r>
-      <w:r>
-        <w:rPr>
-          <w:sz w:val="20"/>
-          <w:szCs w:val="20"/>
-          <w:rtl w:val="0"/>
-        </w:rPr>
-        <w:t xml:space="preserve"> See previous footnote.</w:t>
-      </w:r>
-    </w:p>
-  </w:footnote>
-  <w:footnote w:id="8">
-    <w:p>
-      <w:pPr>
-        <w:spacing w:line="240" w:lineRule="auto"/>
-        <w:rPr>
-          <w:sz w:val="20"/>
-          <w:szCs w:val="20"/>
-        </w:rPr>
-      </w:pPr>
-      <w:r>
-        <w:rPr>
-          <w:rStyle w:val="FootnoteReference"/>
-          <w:vertAlign w:val="superscript"/>
-        </w:rPr>
-        <w:footnoteRef/>
-      </w:r>
-      <w:r>
-        <w:rPr>
-          <w:sz w:val="20"/>
-          <w:szCs w:val="20"/>
-          <w:rtl w:val="0"/>
-        </w:rPr>
-        <w:t xml:space="preserve"> The hour estimates for the KUs within each KA are initially distributed among the KUs in the same ratios as they are in the CS Core (column E). However, this distribution will adapt as you begin to adjust the content that is included in your curriculum.</w:t>
-      </w:r>
-    </w:p>
-  </w:footnote>
-  <w:footnote w:id="10">
     <w:p>
       <w:pPr>
         <w:spacing w:line="240" w:lineRule="auto"/>
@@ -19302,6 +19830,20 @@
       <w:tblStyleColBandSize w:val="1"/>
     </w:tblPr>
   </w:style>
+  <w:style w:type="table" w:styleId="Table33">
+    <w:basedOn w:val="TableNormal"/>
+    <w:tblPr>
+      <w:tblStyleRowBandSize w:val="1"/>
+      <w:tblStyleColBandSize w:val="1"/>
+    </w:tblPr>
+  </w:style>
+  <w:style w:type="table" w:styleId="Table34">
+    <w:basedOn w:val="TableNormal"/>
+    <w:tblPr>
+      <w:tblStyleRowBandSize w:val="1"/>
+      <w:tblStyleColBandSize w:val="1"/>
+    </w:tblPr>
+  </w:style>
 </w:styles>
 </file>
 
